--- a/13.misc concepts/1.sql/1.oracle sql.docx
+++ b/13.misc concepts/1.sql/1.oracle sql.docx
@@ -227,6 +227,11 @@
         <w:t xml:space="preserve">= this is same like docker container, 1 hardware multiple isolated os, here also same 1 oracle instance inside it we have many isolated dbs inside it </w:t>
       </w:r>
     </w:p>
+    <w:p>
+      <w:r>
+        <w:t>ANSI standard= american national standards institute</w:t>
+      </w:r>
+    </w:p>
     <w:tbl>
       <w:tblPr>
         <w:tblStyle w:val="TableGrid"/>
@@ -666,6 +671,7 @@
                 <w:szCs w:val="24"/>
                 <w:lang w:eastAsia="en-IN"/>
               </w:rPr>
+              <w:lastRenderedPageBreak/>
               <w:t>Similarly:</w:t>
             </w:r>
           </w:p>
@@ -692,7 +698,6 @@
                 <w:szCs w:val="24"/>
                 <w:lang w:eastAsia="en-IN"/>
               </w:rPr>
-              <w:lastRenderedPageBreak/>
               <w:t>CDB</w:t>
             </w:r>
             <w:r>
@@ -1089,6 +1094,7 @@
               <w:rPr>
                 <w:rStyle w:val="HTMLCode"/>
               </w:rPr>
+              <w:lastRenderedPageBreak/>
               <w:t xml:space="preserve"> --------------------------</w:t>
             </w:r>
           </w:p>
@@ -1114,7 +1120,6 @@
               <w:rPr>
                 <w:rStyle w:val="HTMLCode"/>
               </w:rPr>
-              <w:lastRenderedPageBreak/>
               <w:t>PDB1   PDB2   PDB3   PDB4</w:t>
             </w:r>
           </w:p>
@@ -1333,6 +1338,7 @@
               <w:pStyle w:val="NormalWeb"/>
             </w:pPr>
             <w:r>
+              <w:lastRenderedPageBreak/>
               <w:t>Each bank gets its own isolated database, while Oracle runs only one database instance.</w:t>
             </w:r>
           </w:p>
@@ -1699,16 +1705,46 @@
           <w:tcPr>
             <w:tcW w:w="11515" w:type="dxa"/>
           </w:tcPr>
+          <w:p>
+            <w:r>
+              <w:t xml:space="preserve">ER diagram means entitiy relationship between tables </w:t>
+            </w:r>
+          </w:p>
+          <w:p>
+            <w:r>
+              <w:t>entity means java classes, table is real</w:t>
+            </w:r>
+          </w:p>
+        </w:tc>
+      </w:tr>
+      <w:tr>
+        <w:tc>
+          <w:tcPr>
+            <w:tcW w:w="11515" w:type="dxa"/>
+          </w:tcPr>
+          <w:p>
+            <w:r>
+              <w:t>table space is nothing but a folder where all data files are stored</w:t>
+            </w:r>
+          </w:p>
+        </w:tc>
+        <w:tc>
+          <w:tcPr>
+            <w:tcW w:w="11515" w:type="dxa"/>
+          </w:tcPr>
           <w:p/>
         </w:tc>
       </w:tr>
     </w:tbl>
+    <w:p/>
+    <w:p/>
     <w:p/>
     <w:p>
       <w:pPr>
         <w:pStyle w:val="h3-blue"/>
       </w:pPr>
       <w:r>
+        <w:lastRenderedPageBreak/>
         <w:t>Datatypes</w:t>
       </w:r>
     </w:p>
@@ -1739,15 +1775,3863 @@
     </w:p>
     <w:p>
       <w:r>
-        <w:lastRenderedPageBreak/>
         <w:t xml:space="preserve">ROWID = this is a data type, stores hexa decimal data like used to store rownum </w:t>
       </w:r>
     </w:p>
     <w:p>
       <w:pPr>
+        <w:pStyle w:val="h3-blue1"/>
+      </w:pPr>
+      <w:r>
+        <w:t>Database concepts</w:t>
+      </w:r>
+    </w:p>
+    <w:tbl>
+      <w:tblPr>
+        <w:tblStyle w:val="TableGrid"/>
+        <w:tblW w:w="0" w:type="auto"/>
+        <w:tblLook w:val="04A0" w:firstRow="1" w:lastRow="0" w:firstColumn="1" w:lastColumn="0" w:noHBand="0" w:noVBand="1"/>
+      </w:tblPr>
+      <w:tblGrid>
+        <w:gridCol w:w="9445"/>
+        <w:gridCol w:w="13585"/>
+      </w:tblGrid>
+      <w:tr>
+        <w:tc>
+          <w:tcPr>
+            <w:tcW w:w="9445" w:type="dxa"/>
+          </w:tcPr>
+          <w:p>
+            <w:pPr>
+              <w:tabs>
+                <w:tab w:val="left" w:pos="4185"/>
+              </w:tabs>
+            </w:pPr>
+            <w:r>
+              <w:t xml:space="preserve">ACID properties  of a transaction </w:t>
+            </w:r>
+          </w:p>
+          <w:p>
+            <w:pPr>
+              <w:tabs>
+                <w:tab w:val="left" w:pos="4185"/>
+              </w:tabs>
+            </w:pPr>
+            <w:r>
+              <w:t xml:space="preserve">atomicity – means all or none – means in a transaction when all the steps in </w:t>
+            </w:r>
+            <w:r>
+              <w:t>a</w:t>
+            </w:r>
+            <w:r>
+              <w:t xml:space="preserve"> transaction get completed it </w:t>
+            </w:r>
+            <w:r>
+              <w:t xml:space="preserve">should </w:t>
+            </w:r>
+            <w:r>
+              <w:t xml:space="preserve">be reflected in db, if any step failed in txn all the previous steps should be rolled back </w:t>
+            </w:r>
+            <w:r>
+              <w:t xml:space="preserve">, in a txn either all steps should be success or all should be reverted </w:t>
+            </w:r>
+          </w:p>
+          <w:p>
+            <w:pPr>
+              <w:tabs>
+                <w:tab w:val="left" w:pos="4185"/>
+              </w:tabs>
+            </w:pPr>
+            <w:r>
+              <w:t>Consistency:</w:t>
+            </w:r>
+            <w:r>
+              <w:t xml:space="preserve">means before and after txn db should be in valid stat, </w:t>
+            </w:r>
+            <w:r>
+              <w:t xml:space="preserve"> Ensures that a transaction brings the database from one valid state to another, strictly adhering to all defined rules, constraints, foreign keys, and triggers.</w:t>
+            </w:r>
+          </w:p>
+          <w:p>
+            <w:pPr>
+              <w:pStyle w:val="pdq2pgselectionanchorcontainer"/>
+            </w:pPr>
+            <w:r>
+              <w:t xml:space="preserve">In other words, </w:t>
+            </w:r>
+            <w:r>
+              <w:rPr>
+                <w:rStyle w:val="Strong"/>
+              </w:rPr>
+              <w:t>all database rules/constraints must remain satisfied before and after the transaction.</w:t>
+            </w:r>
+          </w:p>
+          <w:p>
+            <w:pPr>
+              <w:pStyle w:val="Heading4"/>
+              <w:outlineLvl w:val="3"/>
+            </w:pPr>
+            <w:r>
+              <w:t>Example: Bank transfer</w:t>
+            </w:r>
+          </w:p>
+          <w:p>
+            <w:pPr>
+              <w:pStyle w:val="NormalWeb"/>
+            </w:pPr>
+            <w:r>
+              <w:t>Suppose:</w:t>
+            </w:r>
+          </w:p>
+          <w:p>
+            <w:pPr>
+              <w:numPr>
+                <w:ilvl w:val="0"/>
+                <w:numId w:val="28"/>
+              </w:numPr>
+              <w:spacing w:before="100" w:beforeAutospacing="1" w:after="100" w:afterAutospacing="1"/>
+            </w:pPr>
+            <w:r>
+              <w:t xml:space="preserve">Account A = ₹10,000 </w:t>
+            </w:r>
+          </w:p>
+          <w:p>
+            <w:pPr>
+              <w:numPr>
+                <w:ilvl w:val="0"/>
+                <w:numId w:val="28"/>
+              </w:numPr>
+              <w:spacing w:before="100" w:beforeAutospacing="1" w:after="100" w:afterAutospacing="1"/>
+            </w:pPr>
+            <w:r>
+              <w:t xml:space="preserve">Account B = ₹5,000 </w:t>
+            </w:r>
+          </w:p>
+          <w:p>
+            <w:pPr>
+              <w:numPr>
+                <w:ilvl w:val="0"/>
+                <w:numId w:val="28"/>
+              </w:numPr>
+              <w:spacing w:before="100" w:beforeAutospacing="1" w:after="100" w:afterAutospacing="1"/>
+            </w:pPr>
+            <w:r>
+              <w:t xml:space="preserve">Transfer = ₹2,000 </w:t>
+            </w:r>
+          </w:p>
+          <w:p>
+            <w:pPr>
+              <w:pStyle w:val="NormalWeb"/>
+            </w:pPr>
+            <w:r>
+              <w:t>Transaction:</w:t>
+            </w:r>
+          </w:p>
+          <w:p>
+            <w:pPr>
+              <w:pStyle w:val="HTMLPreformatted"/>
+              <w:rPr>
+                <w:rStyle w:val="HTMLCode"/>
+              </w:rPr>
+            </w:pPr>
+            <w:r>
+              <w:rPr>
+                <w:rStyle w:val="HTMLCode"/>
+              </w:rPr>
+              <w:t>A: ₹10,000 → ₹8,000</w:t>
+            </w:r>
+          </w:p>
+          <w:p>
+            <w:pPr>
+              <w:pStyle w:val="HTMLPreformatted"/>
+            </w:pPr>
+            <w:r>
+              <w:rPr>
+                <w:rStyle w:val="HTMLCode"/>
+              </w:rPr>
+              <w:t>B: ₹5,000  → ₹7,000</w:t>
+            </w:r>
+          </w:p>
+          <w:p>
+            <w:pPr>
+              <w:pStyle w:val="NormalWeb"/>
+            </w:pPr>
+            <w:r>
+              <w:t>Before transaction:</w:t>
+            </w:r>
+          </w:p>
+          <w:p>
+            <w:pPr>
+              <w:pStyle w:val="HTMLPreformatted"/>
+            </w:pPr>
+            <w:r>
+              <w:rPr>
+                <w:rStyle w:val="HTMLCode"/>
+              </w:rPr>
+              <w:t>Total = ₹15,000</w:t>
+            </w:r>
+          </w:p>
+          <w:p>
+            <w:pPr>
+              <w:pStyle w:val="NormalWeb"/>
+            </w:pPr>
+            <w:r>
+              <w:t>After transaction:</w:t>
+            </w:r>
+          </w:p>
+          <w:p>
+            <w:pPr>
+              <w:pStyle w:val="HTMLPreformatted"/>
+            </w:pPr>
+            <w:r>
+              <w:rPr>
+                <w:rStyle w:val="HTMLCode"/>
+              </w:rPr>
+              <w:t>Total = ₹15,000</w:t>
+            </w:r>
+          </w:p>
+          <w:p>
+            <w:pPr>
+              <w:pStyle w:val="NormalWeb"/>
+            </w:pPr>
+            <w:r>
+              <w:t>The database remains consistent.</w:t>
+            </w:r>
+          </w:p>
+          <w:p>
+            <w:pPr>
+              <w:pStyle w:val="NormalWeb"/>
+            </w:pPr>
+            <w:r>
+              <w:t>Every transaction takes the database from one valid state to another valid state while maintaining all defined constraints.</w:t>
+            </w:r>
+          </w:p>
+          <w:p>
+            <w:pPr>
+              <w:pStyle w:val="NormalWeb"/>
+            </w:pPr>
+            <w:r>
+              <w:lastRenderedPageBreak/>
+              <w:pict>
+                <v:rect id="_x0000_i1025" style="width:0;height:1.5pt" o:hralign="center" o:hrstd="t" o:hr="t" fillcolor="#a0a0a0" stroked="f"/>
+              </w:pict>
+            </w:r>
+          </w:p>
+          <w:p>
+            <w:pPr>
+              <w:tabs>
+                <w:tab w:val="left" w:pos="4185"/>
+              </w:tabs>
+            </w:pPr>
+            <w:r>
+              <w:t xml:space="preserve">ex:- use case of isolation which uses locking </w:t>
+            </w:r>
+          </w:p>
+          <w:p>
+            <w:pPr>
+              <w:tabs>
+                <w:tab w:val="left" w:pos="4185"/>
+              </w:tabs>
+            </w:pPr>
+            <w:r>
+              <w:t xml:space="preserve">assume user mohan is transfering money to aswin ,on mohan account money is debited, </w:t>
+            </w:r>
+            <w:r>
+              <w:t>before</w:t>
+            </w:r>
+            <w:r>
+              <w:t xml:space="preserve"> crediting the amounts to aswin, nobody should </w:t>
+            </w:r>
+            <w:r>
+              <w:t xml:space="preserve">read mohan acc balance as transaction is not completed, </w:t>
+            </w:r>
+          </w:p>
+          <w:p>
+            <w:pPr>
+              <w:tabs>
+                <w:tab w:val="left" w:pos="4185"/>
+              </w:tabs>
+            </w:pPr>
+            <w:r>
+              <w:t xml:space="preserve">so to stop everyone from reading mohan acc balance, this txn should lock the mohan record, so that no one should read the mohan balance, </w:t>
+            </w:r>
+          </w:p>
+          <w:p>
+            <w:pPr>
+              <w:tabs>
+                <w:tab w:val="left" w:pos="4185"/>
+              </w:tabs>
+            </w:pPr>
+            <w:r>
+              <w:rPr>
+                <w:shd w:val="clear" w:color="auto" w:fill="C5E0B3" w:themeFill="accent6" w:themeFillTint="66"/>
+              </w:rPr>
+              <w:t>so here this isolation is achieved using locks mechanism</w:t>
+            </w:r>
+          </w:p>
+        </w:tc>
+        <w:tc>
+          <w:tcPr>
+            <w:tcW w:w="13585" w:type="dxa"/>
+          </w:tcPr>
+          <w:p>
+            <w:pPr>
+              <w:pStyle w:val="pdq2pgselectionanchorcontainer"/>
+              <w:rPr>
+                <w:rFonts w:ascii="Comic Sans MS" w:eastAsiaTheme="minorHAnsi" w:hAnsi="Comic Sans MS" w:cs="Courier New"/>
+                <w:bCs/>
+                <w:color w:val="9966FF"/>
+                <w:szCs w:val="20"/>
+                <w:lang w:eastAsia="en-US"/>
+              </w:rPr>
+            </w:pPr>
+            <w:r>
+              <w:lastRenderedPageBreak/>
+              <w:t xml:space="preserve">Isolation: </w:t>
+            </w:r>
+            <w:r>
+              <w:t xml:space="preserve">all txn must run in isolation, </w:t>
+            </w:r>
+            <w:r>
+              <w:rPr>
+                <w:rFonts w:ascii="Comic Sans MS" w:eastAsiaTheme="minorHAnsi" w:hAnsi="Comic Sans MS" w:cs="Courier New"/>
+                <w:bCs/>
+                <w:color w:val="9966FF"/>
+                <w:szCs w:val="20"/>
+                <w:lang w:eastAsia="en-US"/>
+              </w:rPr>
+              <w:t xml:space="preserve">And also 1 txn should not read other un-comitted txn  data, each txn should read only comitted data </w:t>
+            </w:r>
+            <w:r>
+              <w:rPr>
+                <w:rFonts w:ascii="Comic Sans MS" w:eastAsiaTheme="minorHAnsi" w:hAnsi="Comic Sans MS" w:cs="Courier New"/>
+                <w:bCs/>
+                <w:color w:val="9966FF"/>
+                <w:szCs w:val="20"/>
+                <w:lang w:eastAsia="en-US"/>
+              </w:rPr>
+              <w:t>so it means each txn should run in isolation</w:t>
+            </w:r>
+          </w:p>
+          <w:p>
+            <w:pPr>
+              <w:tabs>
+                <w:tab w:val="left" w:pos="4185"/>
+              </w:tabs>
+            </w:pPr>
+            <w:r>
+              <w:t xml:space="preserve">Controls how changes made by one transaction are visible to other concurrent transactions. It prevents intermediate, uncommitted states of a transaction from affecting others, controlled via isolation levels (e.g., Read Committed, </w:t>
+            </w:r>
+            <w:r>
+              <w:t>Repeatable Read, Serializable).</w:t>
+            </w:r>
+          </w:p>
+          <w:p>
+            <w:pPr>
+              <w:tabs>
+                <w:tab w:val="left" w:pos="4185"/>
+              </w:tabs>
+            </w:pPr>
+          </w:p>
+          <w:p>
+            <w:pPr>
+              <w:tabs>
+                <w:tab w:val="left" w:pos="4185"/>
+              </w:tabs>
+            </w:pPr>
+            <w:r>
+              <w:t xml:space="preserve">Isolation means concurrent transactions should not interfere with each other in a way that produces incorrect results. </w:t>
+            </w:r>
+            <w:r>
+              <w:t>Isolation</w:t>
+            </w:r>
+            <w:r>
+              <w:t xml:space="preserve"> is the ACID property.</w:t>
+            </w:r>
+          </w:p>
+          <w:p>
+            <w:pPr>
+              <w:shd w:val="clear" w:color="auto" w:fill="C5E0B3" w:themeFill="accent6" w:themeFillTint="66"/>
+              <w:rPr>
+                <w:rFonts w:eastAsia="Times New Roman" w:cs="Times New Roman"/>
+                <w:color w:val="auto"/>
+                <w:szCs w:val="24"/>
+                <w:lang w:eastAsia="en-IN"/>
+              </w:rPr>
+            </w:pPr>
+            <w:r>
+              <w:rPr>
+                <w:rFonts w:eastAsia="Times New Roman" w:cs="Times New Roman"/>
+                <w:b/>
+                <w:bCs/>
+                <w:color w:val="auto"/>
+                <w:szCs w:val="24"/>
+                <w:lang w:eastAsia="en-IN"/>
+              </w:rPr>
+              <w:t>Locks are one mechanism databases use to achieve isolation.</w:t>
+            </w:r>
+          </w:p>
+          <w:p>
+            <w:pPr>
+              <w:pStyle w:val="NormalWeb"/>
+              <w:spacing w:before="0" w:beforeAutospacing="0" w:after="0" w:afterAutospacing="0"/>
+            </w:pPr>
+            <w:r>
+              <w:t>T</w:t>
+            </w:r>
+            <w:r>
+              <w:t xml:space="preserve">hink of multiple users accessing the database </w:t>
+            </w:r>
+            <w:r>
+              <w:rPr>
+                <w:rStyle w:val="Strong"/>
+              </w:rPr>
+              <w:t>at the same time</w:t>
+            </w:r>
+            <w:r>
+              <w:t>.</w:t>
+            </w:r>
+          </w:p>
+          <w:p>
+            <w:pPr>
+              <w:pStyle w:val="Heading3"/>
+              <w:outlineLvl w:val="2"/>
+            </w:pPr>
+            <w:r>
+              <w:t>Real-time example: Ticket booking</w:t>
+            </w:r>
+          </w:p>
+          <w:p>
+            <w:pPr>
+              <w:pStyle w:val="NormalWeb"/>
+            </w:pPr>
+            <w:r>
+              <w:t xml:space="preserve">Suppose there is </w:t>
+            </w:r>
+            <w:r>
+              <w:rPr>
+                <w:rStyle w:val="Strong"/>
+              </w:rPr>
+              <w:t>only 1 seat available</w:t>
+            </w:r>
+            <w:r>
+              <w:t>:</w:t>
+            </w:r>
+          </w:p>
+          <w:p>
+            <w:pPr>
+              <w:pStyle w:val="HTMLPreformatted"/>
+            </w:pPr>
+            <w:r>
+              <w:rPr>
+                <w:rStyle w:val="HTMLCode"/>
+              </w:rPr>
+              <w:t>Available seats = 1</w:t>
+            </w:r>
+          </w:p>
+          <w:p>
+            <w:pPr>
+              <w:pStyle w:val="NormalWeb"/>
+            </w:pPr>
+            <w:r>
+              <w:t>Two users try to book it simultaneously.</w:t>
+            </w:r>
+          </w:p>
+          <w:p>
+            <w:pPr>
+              <w:pStyle w:val="HTMLPreformatted"/>
+              <w:rPr>
+                <w:rStyle w:val="HTMLCode"/>
+              </w:rPr>
+            </w:pPr>
+            <w:r>
+              <w:rPr>
+                <w:rStyle w:val="HTMLCode"/>
+              </w:rPr>
+              <w:t>User A → Book seat</w:t>
+            </w:r>
+          </w:p>
+          <w:p>
+            <w:pPr>
+              <w:pStyle w:val="HTMLPreformatted"/>
+            </w:pPr>
+            <w:r>
+              <w:rPr>
+                <w:rStyle w:val="HTMLCode"/>
+              </w:rPr>
+              <w:t>User B → Book seat</w:t>
+            </w:r>
+          </w:p>
+          <w:p>
+            <w:pPr>
+              <w:pStyle w:val="NormalWeb"/>
+            </w:pPr>
+            <w:r>
+              <w:t>Without proper isolation:</w:t>
+            </w:r>
+          </w:p>
+          <w:p>
+            <w:pPr>
+              <w:pStyle w:val="HTMLPreformatted"/>
+              <w:rPr>
+                <w:rStyle w:val="HTMLCode"/>
+              </w:rPr>
+            </w:pPr>
+            <w:r>
+              <w:rPr>
+                <w:rStyle w:val="HTMLCode"/>
+              </w:rPr>
+              <w:t>User A reads → 1 seat available</w:t>
+            </w:r>
+          </w:p>
+          <w:p>
+            <w:pPr>
+              <w:pStyle w:val="HTMLPreformatted"/>
+              <w:rPr>
+                <w:rStyle w:val="HTMLCode"/>
+              </w:rPr>
+            </w:pPr>
+            <w:r>
+              <w:rPr>
+                <w:rStyle w:val="HTMLCode"/>
+              </w:rPr>
+              <w:t>User B reads → 1 seat available</w:t>
+            </w:r>
+          </w:p>
+          <w:p>
+            <w:pPr>
+              <w:pStyle w:val="HTMLPreformatted"/>
+              <w:rPr>
+                <w:rStyle w:val="HTMLCode"/>
+              </w:rPr>
+            </w:pPr>
+          </w:p>
+          <w:p>
+            <w:pPr>
+              <w:pStyle w:val="HTMLPreformatted"/>
+              <w:rPr>
+                <w:rStyle w:val="HTMLCode"/>
+              </w:rPr>
+            </w:pPr>
+            <w:r>
+              <w:rPr>
+                <w:rStyle w:val="HTMLCode"/>
+              </w:rPr>
+              <w:t>User A books → success</w:t>
+            </w:r>
+          </w:p>
+          <w:p>
+            <w:pPr>
+              <w:pStyle w:val="HTMLPreformatted"/>
+            </w:pPr>
+            <w:r>
+              <w:rPr>
+                <w:rStyle w:val="HTMLCode"/>
+              </w:rPr>
+              <w:t>User B books → success</w:t>
+            </w:r>
+          </w:p>
+          <w:p>
+            <w:pPr>
+              <w:pStyle w:val="NormalWeb"/>
+            </w:pPr>
+            <w:r>
+              <w:t>Now you have:</w:t>
+            </w:r>
+          </w:p>
+          <w:p>
+            <w:pPr>
+              <w:pStyle w:val="HTMLPreformatted"/>
+              <w:rPr>
+                <w:rStyle w:val="HTMLCode"/>
+              </w:rPr>
+            </w:pPr>
+            <w:r>
+              <w:rPr>
+                <w:rStyle w:val="HTMLCode"/>
+              </w:rPr>
+              <w:t>1 seat</w:t>
+            </w:r>
+          </w:p>
+          <w:p>
+            <w:pPr>
+              <w:pStyle w:val="HTMLPreformatted"/>
+            </w:pPr>
+            <w:r>
+              <w:rPr>
+                <w:rStyle w:val="HTMLCode"/>
+              </w:rPr>
+              <w:t xml:space="preserve">2 bookings </w:t>
+            </w:r>
+            <w:r>
+              <w:rPr>
+                <w:rStyle w:val="HTMLCode"/>
+                <w:rFonts w:ascii="Segoe UI Symbol" w:hAnsi="Segoe UI Symbol" w:cs="Segoe UI Symbol"/>
+              </w:rPr>
+              <w:t>❌</w:t>
+            </w:r>
+          </w:p>
+          <w:p>
+            <w:pPr>
+              <w:pStyle w:val="NormalWeb"/>
+            </w:pPr>
+            <w:r>
+              <w:t>This is a concurrency problem.</w:t>
+            </w:r>
+          </w:p>
+          <w:p>
+            <w:pPr>
+              <w:pStyle w:val="NormalWeb"/>
+            </w:pPr>
+            <w:r>
+              <w:lastRenderedPageBreak/>
+              <w:t>With proper isolation/locking, the database ensures that one transaction completes its relevant operation before the other can make an conflicting decision.</w:t>
+            </w:r>
+          </w:p>
+          <w:p>
+            <w:pPr>
+              <w:tabs>
+                <w:tab w:val="left" w:pos="4185"/>
+              </w:tabs>
+            </w:pPr>
+            <w:r>
+              <w:t>Concurrent transactions should behave as if they are executing independently, preventing one transaction from improperly affecting another.</w:t>
+            </w:r>
+          </w:p>
+          <w:p>
+            <w:pPr>
+              <w:spacing w:before="100" w:beforeAutospacing="1" w:after="100" w:afterAutospacing="1"/>
+              <w:rPr>
+                <w:rFonts w:ascii="Times New Roman" w:eastAsia="Times New Roman" w:hAnsi="Times New Roman" w:cs="Times New Roman"/>
+                <w:color w:val="auto"/>
+                <w:szCs w:val="24"/>
+                <w:lang w:eastAsia="en-IN"/>
+              </w:rPr>
+            </w:pPr>
+            <w:r>
+              <w:rPr>
+                <w:rFonts w:ascii="Times New Roman" w:eastAsia="Times New Roman" w:hAnsi="Times New Roman" w:cs="Times New Roman"/>
+                <w:color w:val="auto"/>
+                <w:szCs w:val="24"/>
+                <w:lang w:eastAsia="en-IN"/>
+              </w:rPr>
+              <w:t xml:space="preserve">Isolation has different </w:t>
+            </w:r>
+            <w:r>
+              <w:rPr>
+                <w:rFonts w:ascii="Times New Roman" w:eastAsia="Times New Roman" w:hAnsi="Times New Roman" w:cs="Times New Roman"/>
+                <w:b/>
+                <w:bCs/>
+                <w:color w:val="auto"/>
+                <w:szCs w:val="24"/>
+                <w:lang w:eastAsia="en-IN"/>
+              </w:rPr>
+              <w:t>isolation levels</w:t>
+            </w:r>
+            <w:r>
+              <w:rPr>
+                <w:rFonts w:ascii="Times New Roman" w:eastAsia="Times New Roman" w:hAnsi="Times New Roman" w:cs="Times New Roman"/>
+                <w:color w:val="auto"/>
+                <w:szCs w:val="24"/>
+                <w:lang w:eastAsia="en-IN"/>
+              </w:rPr>
+              <w:t>:</w:t>
+            </w:r>
+          </w:p>
+          <w:p>
+            <w:pPr>
+              <w:tabs>
+                <w:tab w:val="left" w:pos="916"/>
+                <w:tab w:val="left" w:pos="1832"/>
+                <w:tab w:val="left" w:pos="2748"/>
+                <w:tab w:val="left" w:pos="3664"/>
+                <w:tab w:val="left" w:pos="4580"/>
+                <w:tab w:val="left" w:pos="5496"/>
+                <w:tab w:val="left" w:pos="6412"/>
+                <w:tab w:val="left" w:pos="7328"/>
+                <w:tab w:val="left" w:pos="8244"/>
+                <w:tab w:val="left" w:pos="9160"/>
+                <w:tab w:val="left" w:pos="10076"/>
+                <w:tab w:val="left" w:pos="10992"/>
+                <w:tab w:val="left" w:pos="11908"/>
+                <w:tab w:val="left" w:pos="12824"/>
+                <w:tab w:val="left" w:pos="13740"/>
+                <w:tab w:val="left" w:pos="14656"/>
+              </w:tabs>
+              <w:rPr>
+                <w:rFonts w:ascii="Courier New" w:eastAsia="Times New Roman" w:hAnsi="Courier New"/>
+                <w:color w:val="auto"/>
+                <w:sz w:val="20"/>
+                <w:lang w:eastAsia="en-IN"/>
+              </w:rPr>
+            </w:pPr>
+            <w:r>
+              <w:rPr>
+                <w:rFonts w:ascii="Courier New" w:eastAsia="Times New Roman" w:hAnsi="Courier New"/>
+                <w:color w:val="auto"/>
+                <w:sz w:val="20"/>
+                <w:lang w:eastAsia="en-IN"/>
+              </w:rPr>
+              <w:t>Read Uncommitted</w:t>
+            </w:r>
+          </w:p>
+          <w:p>
+            <w:pPr>
+              <w:tabs>
+                <w:tab w:val="left" w:pos="916"/>
+                <w:tab w:val="left" w:pos="1832"/>
+                <w:tab w:val="left" w:pos="2748"/>
+                <w:tab w:val="left" w:pos="3664"/>
+                <w:tab w:val="left" w:pos="4580"/>
+                <w:tab w:val="left" w:pos="5496"/>
+                <w:tab w:val="left" w:pos="6412"/>
+                <w:tab w:val="left" w:pos="7328"/>
+                <w:tab w:val="left" w:pos="8244"/>
+                <w:tab w:val="left" w:pos="9160"/>
+                <w:tab w:val="left" w:pos="10076"/>
+                <w:tab w:val="left" w:pos="10992"/>
+                <w:tab w:val="left" w:pos="11908"/>
+                <w:tab w:val="left" w:pos="12824"/>
+                <w:tab w:val="left" w:pos="13740"/>
+                <w:tab w:val="left" w:pos="14656"/>
+              </w:tabs>
+              <w:rPr>
+                <w:rFonts w:ascii="Courier New" w:eastAsia="Times New Roman" w:hAnsi="Courier New"/>
+                <w:color w:val="auto"/>
+                <w:sz w:val="20"/>
+                <w:lang w:eastAsia="en-IN"/>
+              </w:rPr>
+            </w:pPr>
+            <w:r>
+              <w:rPr>
+                <w:rFonts w:ascii="Courier New" w:eastAsia="Times New Roman" w:hAnsi="Courier New"/>
+                <w:color w:val="auto"/>
+                <w:sz w:val="20"/>
+                <w:lang w:eastAsia="en-IN"/>
+              </w:rPr>
+              <w:t>Read Committed</w:t>
+            </w:r>
+          </w:p>
+          <w:p>
+            <w:pPr>
+              <w:tabs>
+                <w:tab w:val="left" w:pos="916"/>
+                <w:tab w:val="left" w:pos="1832"/>
+                <w:tab w:val="left" w:pos="2748"/>
+                <w:tab w:val="left" w:pos="3664"/>
+                <w:tab w:val="left" w:pos="4580"/>
+                <w:tab w:val="left" w:pos="5496"/>
+                <w:tab w:val="left" w:pos="6412"/>
+                <w:tab w:val="left" w:pos="7328"/>
+                <w:tab w:val="left" w:pos="8244"/>
+                <w:tab w:val="left" w:pos="9160"/>
+                <w:tab w:val="left" w:pos="10076"/>
+                <w:tab w:val="left" w:pos="10992"/>
+                <w:tab w:val="left" w:pos="11908"/>
+                <w:tab w:val="left" w:pos="12824"/>
+                <w:tab w:val="left" w:pos="13740"/>
+                <w:tab w:val="left" w:pos="14656"/>
+              </w:tabs>
+              <w:rPr>
+                <w:rFonts w:ascii="Courier New" w:eastAsia="Times New Roman" w:hAnsi="Courier New"/>
+                <w:color w:val="auto"/>
+                <w:sz w:val="20"/>
+                <w:lang w:eastAsia="en-IN"/>
+              </w:rPr>
+            </w:pPr>
+            <w:r>
+              <w:rPr>
+                <w:rFonts w:ascii="Courier New" w:eastAsia="Times New Roman" w:hAnsi="Courier New"/>
+                <w:color w:val="auto"/>
+                <w:sz w:val="20"/>
+                <w:lang w:eastAsia="en-IN"/>
+              </w:rPr>
+              <w:t>Repeatable Read</w:t>
+            </w:r>
+          </w:p>
+          <w:p>
+            <w:pPr>
+              <w:tabs>
+                <w:tab w:val="left" w:pos="916"/>
+                <w:tab w:val="left" w:pos="1832"/>
+                <w:tab w:val="left" w:pos="2748"/>
+                <w:tab w:val="left" w:pos="3664"/>
+                <w:tab w:val="left" w:pos="4580"/>
+                <w:tab w:val="left" w:pos="5496"/>
+                <w:tab w:val="left" w:pos="6412"/>
+                <w:tab w:val="left" w:pos="7328"/>
+                <w:tab w:val="left" w:pos="8244"/>
+                <w:tab w:val="left" w:pos="9160"/>
+                <w:tab w:val="left" w:pos="10076"/>
+                <w:tab w:val="left" w:pos="10992"/>
+                <w:tab w:val="left" w:pos="11908"/>
+                <w:tab w:val="left" w:pos="12824"/>
+                <w:tab w:val="left" w:pos="13740"/>
+                <w:tab w:val="left" w:pos="14656"/>
+              </w:tabs>
+              <w:rPr>
+                <w:rFonts w:ascii="Courier New" w:eastAsia="Times New Roman" w:hAnsi="Courier New"/>
+                <w:color w:val="auto"/>
+                <w:sz w:val="20"/>
+                <w:lang w:eastAsia="en-IN"/>
+              </w:rPr>
+            </w:pPr>
+            <w:r>
+              <w:rPr>
+                <w:rFonts w:ascii="Courier New" w:eastAsia="Times New Roman" w:hAnsi="Courier New"/>
+                <w:color w:val="auto"/>
+                <w:sz w:val="20"/>
+                <w:lang w:eastAsia="en-IN"/>
+              </w:rPr>
+              <w:t>Serializable</w:t>
+            </w:r>
+          </w:p>
+          <w:p>
+            <w:pPr>
+              <w:spacing w:before="100" w:beforeAutospacing="1" w:after="100" w:afterAutospacing="1"/>
+              <w:rPr>
+                <w:rFonts w:ascii="Times New Roman" w:eastAsia="Times New Roman" w:hAnsi="Times New Roman" w:cs="Times New Roman"/>
+                <w:color w:val="auto"/>
+                <w:szCs w:val="24"/>
+                <w:lang w:eastAsia="en-IN"/>
+              </w:rPr>
+            </w:pPr>
+            <w:r>
+              <w:rPr>
+                <w:rFonts w:ascii="Times New Roman" w:eastAsia="Times New Roman" w:hAnsi="Times New Roman" w:cs="Times New Roman"/>
+                <w:color w:val="auto"/>
+                <w:szCs w:val="24"/>
+                <w:lang w:eastAsia="en-IN"/>
+              </w:rPr>
+              <w:t xml:space="preserve">Higher isolation generally gives </w:t>
+            </w:r>
+            <w:r>
+              <w:rPr>
+                <w:rFonts w:ascii="Times New Roman" w:eastAsia="Times New Roman" w:hAnsi="Times New Roman" w:cs="Times New Roman"/>
+                <w:b/>
+                <w:bCs/>
+                <w:color w:val="auto"/>
+                <w:szCs w:val="24"/>
+                <w:lang w:eastAsia="en-IN"/>
+              </w:rPr>
+              <w:t>better consistency between concurrent reads/writes but can reduce concurrency/performance</w:t>
+            </w:r>
+            <w:r>
+              <w:rPr>
+                <w:rFonts w:ascii="Times New Roman" w:eastAsia="Times New Roman" w:hAnsi="Times New Roman" w:cs="Times New Roman"/>
+                <w:color w:val="auto"/>
+                <w:szCs w:val="24"/>
+                <w:lang w:eastAsia="en-IN"/>
+              </w:rPr>
+              <w:t>.</w:t>
+            </w:r>
+          </w:p>
+          <w:p>
+            <w:pPr>
+              <w:tabs>
+                <w:tab w:val="left" w:pos="4185"/>
+              </w:tabs>
+            </w:pPr>
+          </w:p>
+        </w:tc>
+      </w:tr>
+      <w:tr>
+        <w:tc>
+          <w:tcPr>
+            <w:tcW w:w="9445" w:type="dxa"/>
+          </w:tcPr>
+          <w:p>
+            <w:pPr>
+              <w:tabs>
+                <w:tab w:val="left" w:pos="4185"/>
+              </w:tabs>
+            </w:pPr>
+            <w:r>
+              <w:lastRenderedPageBreak/>
+              <w:t>Durability: Guarantees that once a transaction is committed, its updates are permanently recorded in non-volatile storage (via write-ahead logs or disk storage) and will persist even in the event of a crash or power failure.</w:t>
+            </w:r>
+          </w:p>
+        </w:tc>
+        <w:tc>
+          <w:tcPr>
+            <w:tcW w:w="13585" w:type="dxa"/>
+          </w:tcPr>
+          <w:p>
+            <w:pPr>
+              <w:tabs>
+                <w:tab w:val="left" w:pos="4185"/>
+              </w:tabs>
+            </w:pPr>
+            <w:r>
+              <w:t>Data dictionary is a set of read only tables that provides info about the database</w:t>
+            </w:r>
+            <w:r>
+              <w:t xml:space="preserve"> like </w:t>
+            </w:r>
+          </w:p>
+          <w:p>
+            <w:pPr>
+              <w:tabs>
+                <w:tab w:val="left" w:pos="4185"/>
+              </w:tabs>
+            </w:pPr>
+            <w:r>
+              <w:t>how much space has been allocated for current schema objects</w:t>
+            </w:r>
+          </w:p>
+          <w:p>
+            <w:pPr>
+              <w:tabs>
+                <w:tab w:val="left" w:pos="4185"/>
+              </w:tabs>
+            </w:pPr>
+            <w:r>
+              <w:t xml:space="preserve">privileges, roles each user has been granted </w:t>
+            </w:r>
+          </w:p>
+          <w:p>
+            <w:pPr>
+              <w:tabs>
+                <w:tab w:val="left" w:pos="4185"/>
+              </w:tabs>
+            </w:pPr>
+            <w:r>
+              <w:rPr>
+                <w:rStyle w:val="g"/>
+              </w:rPr>
+              <w:t>SELECT</w:t>
+            </w:r>
+            <w:r>
+              <w:t xml:space="preserve"> table_name </w:t>
+            </w:r>
+            <w:r>
+              <w:rPr>
+                <w:rStyle w:val="g"/>
+              </w:rPr>
+              <w:t>FROM</w:t>
+            </w:r>
+            <w:r>
+              <w:t xml:space="preserve"> user_tables; // to see all the tables owned by current user</w:t>
+            </w:r>
+            <w:r>
+              <w:t>, here this table_name is the view</w:t>
+            </w:r>
+          </w:p>
+        </w:tc>
+      </w:tr>
+    </w:tbl>
+    <w:p/>
+    <w:p/>
+    <w:p>
+      <w:pPr>
+        <w:pStyle w:val="h4-blue1"/>
+      </w:pPr>
+      <w:r>
+        <w:t>Database locks</w:t>
+      </w:r>
+    </w:p>
+    <w:tbl>
+      <w:tblPr>
+        <w:tblStyle w:val="TableGrid"/>
+        <w:tblW w:w="0" w:type="auto"/>
+        <w:tblLook w:val="04A0" w:firstRow="1" w:lastRow="0" w:firstColumn="1" w:lastColumn="0" w:noHBand="0" w:noVBand="1"/>
+      </w:tblPr>
+      <w:tblGrid>
+        <w:gridCol w:w="7091"/>
+        <w:gridCol w:w="6224"/>
+        <w:gridCol w:w="9715"/>
+      </w:tblGrid>
+      <w:tr>
+        <w:tc>
+          <w:tcPr>
+            <w:tcW w:w="7091" w:type="dxa"/>
+          </w:tcPr>
+          <w:p>
+            <w:pPr>
+              <w:pStyle w:val="pdq2pgselectionanchorcontainer"/>
+            </w:pPr>
+            <w:r>
+              <w:t xml:space="preserve">A </w:t>
+            </w:r>
+            <w:r>
+              <w:rPr>
+                <w:rStyle w:val="Strong"/>
+              </w:rPr>
+              <w:t>DB lock</w:t>
+            </w:r>
+            <w:r>
+              <w:t xml:space="preserve"> is a mechanism used by the database to control </w:t>
+            </w:r>
+            <w:r>
+              <w:rPr>
+                <w:rStyle w:val="Strong"/>
+              </w:rPr>
+              <w:t>concurrent access to the same data</w:t>
+            </w:r>
+            <w:r>
+              <w:t xml:space="preserve"> by multiple transactions.</w:t>
+            </w:r>
+          </w:p>
+          <w:p>
+            <w:pPr>
+              <w:pStyle w:val="NormalWeb"/>
+            </w:pPr>
+            <w:r>
+              <w:rPr>
+                <w:rStyle w:val="Strong"/>
+              </w:rPr>
+              <w:t>A lock prevents two transactions from modifying or reading data in a way that causes incorrect results.</w:t>
+            </w:r>
+          </w:p>
+          <w:p>
+            <w:pPr>
+              <w:pStyle w:val="Heading3"/>
+              <w:outlineLvl w:val="2"/>
+            </w:pPr>
+            <w:r>
+              <w:t>Real-time example: Bank account</w:t>
+            </w:r>
+          </w:p>
+          <w:p>
+            <w:pPr>
+              <w:pStyle w:val="NormalWeb"/>
+            </w:pPr>
+            <w:r>
+              <w:t>Suppose account balance is ₹10,000.</w:t>
+            </w:r>
+          </w:p>
+          <w:p>
+            <w:pPr>
+              <w:pStyle w:val="NormalWeb"/>
+            </w:pPr>
+            <w:r>
+              <w:t>Two transactions happen simultaneously:</w:t>
+            </w:r>
+          </w:p>
+          <w:p>
+            <w:pPr>
+              <w:pStyle w:val="HTMLPreformatted"/>
+              <w:rPr>
+                <w:rStyle w:val="HTMLCode"/>
+              </w:rPr>
+            </w:pPr>
+            <w:r>
+              <w:rPr>
+                <w:rStyle w:val="HTMLCode"/>
+              </w:rPr>
+              <w:t>Transaction A → Withdraw ₹7,000</w:t>
+            </w:r>
+          </w:p>
+          <w:p>
+            <w:pPr>
+              <w:pStyle w:val="HTMLPreformatted"/>
+            </w:pPr>
+            <w:r>
+              <w:rPr>
+                <w:rStyle w:val="HTMLCode"/>
+              </w:rPr>
+              <w:t>Transaction B → Withdraw ₹5,000</w:t>
+            </w:r>
+          </w:p>
+          <w:p>
+            <w:pPr>
+              <w:pStyle w:val="NormalWeb"/>
+            </w:pPr>
+            <w:r>
+              <w:t>Without proper locking:</w:t>
+            </w:r>
+          </w:p>
+          <w:p>
+            <w:pPr>
+              <w:pStyle w:val="HTMLPreformatted"/>
+              <w:rPr>
+                <w:rStyle w:val="HTMLCode"/>
+              </w:rPr>
+            </w:pPr>
+            <w:r>
+              <w:rPr>
+                <w:rStyle w:val="HTMLCode"/>
+              </w:rPr>
+              <w:t>A reads balance = ₹10,000</w:t>
+            </w:r>
+          </w:p>
+          <w:p>
+            <w:pPr>
+              <w:pStyle w:val="HTMLPreformatted"/>
+              <w:rPr>
+                <w:rStyle w:val="HTMLCode"/>
+              </w:rPr>
+            </w:pPr>
+            <w:r>
+              <w:rPr>
+                <w:rStyle w:val="HTMLCode"/>
+              </w:rPr>
+              <w:t>B reads balance = ₹10,000</w:t>
+            </w:r>
+          </w:p>
+          <w:p>
+            <w:pPr>
+              <w:pStyle w:val="HTMLPreformatted"/>
+              <w:rPr>
+                <w:rStyle w:val="HTMLCode"/>
+              </w:rPr>
+            </w:pPr>
+          </w:p>
+          <w:p>
+            <w:pPr>
+              <w:pStyle w:val="HTMLPreformatted"/>
+              <w:rPr>
+                <w:rStyle w:val="HTMLCode"/>
+              </w:rPr>
+            </w:pPr>
+            <w:r>
+              <w:rPr>
+                <w:rStyle w:val="HTMLCode"/>
+              </w:rPr>
+              <w:t>A calculates → ₹3,000</w:t>
+            </w:r>
+          </w:p>
+          <w:p>
+            <w:pPr>
+              <w:pStyle w:val="HTMLPreformatted"/>
+              <w:rPr>
+                <w:rStyle w:val="HTMLCode"/>
+              </w:rPr>
+            </w:pPr>
+            <w:r>
+              <w:rPr>
+                <w:rStyle w:val="HTMLCode"/>
+              </w:rPr>
+              <w:t>B calculates → ₹5,000</w:t>
+            </w:r>
+          </w:p>
+          <w:p>
+            <w:pPr>
+              <w:pStyle w:val="HTMLPreformatted"/>
+              <w:rPr>
+                <w:rStyle w:val="HTMLCode"/>
+              </w:rPr>
+            </w:pPr>
+          </w:p>
+          <w:p>
+            <w:pPr>
+              <w:pStyle w:val="HTMLPreformatted"/>
+              <w:rPr>
+                <w:rStyle w:val="HTMLCode"/>
+              </w:rPr>
+            </w:pPr>
+            <w:r>
+              <w:rPr>
+                <w:rStyle w:val="HTMLCode"/>
+              </w:rPr>
+              <w:t>A updates → ₹3,000</w:t>
+            </w:r>
+          </w:p>
+          <w:p>
+            <w:pPr>
+              <w:pStyle w:val="HTMLPreformatted"/>
+            </w:pPr>
+            <w:r>
+              <w:rPr>
+                <w:rStyle w:val="HTMLCode"/>
+              </w:rPr>
+              <w:lastRenderedPageBreak/>
+              <w:t>B updates → ₹5,000</w:t>
+            </w:r>
+          </w:p>
+          <w:p>
+            <w:pPr>
+              <w:spacing w:before="100" w:beforeAutospacing="1" w:after="100" w:afterAutospacing="1"/>
+            </w:pPr>
+            <w:r>
+              <w:t>The final balance could incorrectly become ₹5,000.</w:t>
+            </w:r>
+          </w:p>
+          <w:p>
+            <w:pPr>
+              <w:tabs>
+                <w:tab w:val="left" w:pos="4185"/>
+              </w:tabs>
+            </w:pPr>
+          </w:p>
+        </w:tc>
+        <w:tc>
+          <w:tcPr>
+            <w:tcW w:w="6224" w:type="dxa"/>
+          </w:tcPr>
+          <w:p>
+            <w:pPr>
+              <w:pStyle w:val="Heading3"/>
+              <w:outlineLvl w:val="2"/>
+              <w:rPr>
+                <w:color w:val="auto"/>
+                <w:sz w:val="27"/>
+              </w:rPr>
+            </w:pPr>
+            <w:r>
+              <w:lastRenderedPageBreak/>
+              <w:t>With a DB lock</w:t>
+            </w:r>
+          </w:p>
+          <w:p>
+            <w:pPr>
+              <w:pStyle w:val="2pink"/>
+            </w:pPr>
+            <w:r>
+              <w:t xml:space="preserve">In simple words: this is same like java, one thread will get a lock and go inside the method, only when that thread completes the task it will release the lock, here also same 1 txn will acquire a lock on a row it will read , update, withdraw commit after that it will release lock on that row </w:t>
+            </w:r>
+          </w:p>
+          <w:p>
+            <w:pPr>
+              <w:pStyle w:val="NormalWeb"/>
+            </w:pPr>
+            <w:r>
+              <w:t>Transaction A obtains a lock:</w:t>
+            </w:r>
+          </w:p>
+          <w:p>
+            <w:pPr>
+              <w:pStyle w:val="HTMLPreformatted"/>
+              <w:rPr>
+                <w:rStyle w:val="HTMLCode"/>
+              </w:rPr>
+            </w:pPr>
+            <w:r>
+              <w:rPr>
+                <w:rStyle w:val="HTMLCode"/>
+              </w:rPr>
+              <w:t>A → Lock account row</w:t>
+            </w:r>
+          </w:p>
+          <w:p>
+            <w:pPr>
+              <w:pStyle w:val="HTMLPreformatted"/>
+              <w:rPr>
+                <w:rStyle w:val="HTMLCode"/>
+              </w:rPr>
+            </w:pPr>
+            <w:r>
+              <w:rPr>
+                <w:rStyle w:val="HTMLCode"/>
+              </w:rPr>
+              <w:t>A → Read ₹10,000</w:t>
+            </w:r>
+          </w:p>
+          <w:p>
+            <w:pPr>
+              <w:pStyle w:val="HTMLPreformatted"/>
+              <w:rPr>
+                <w:rStyle w:val="HTMLCode"/>
+              </w:rPr>
+            </w:pPr>
+            <w:r>
+              <w:rPr>
+                <w:rStyle w:val="HTMLCode"/>
+              </w:rPr>
+              <w:t>A → Withdraw ₹7,000</w:t>
+            </w:r>
+          </w:p>
+          <w:p>
+            <w:pPr>
+              <w:pStyle w:val="HTMLPreformatted"/>
+              <w:rPr>
+                <w:rStyle w:val="HTMLCode"/>
+              </w:rPr>
+            </w:pPr>
+            <w:r>
+              <w:rPr>
+                <w:rStyle w:val="HTMLCode"/>
+              </w:rPr>
+              <w:t>A → Update ₹3,000</w:t>
+            </w:r>
+          </w:p>
+          <w:p>
+            <w:pPr>
+              <w:pStyle w:val="HTMLPreformatted"/>
+              <w:rPr>
+                <w:rStyle w:val="HTMLCode"/>
+              </w:rPr>
+            </w:pPr>
+            <w:r>
+              <w:rPr>
+                <w:rStyle w:val="HTMLCode"/>
+              </w:rPr>
+              <w:t>A → Commit</w:t>
+            </w:r>
+          </w:p>
+          <w:p>
+            <w:pPr>
+              <w:pStyle w:val="HTMLPreformatted"/>
+            </w:pPr>
+            <w:r>
+              <w:rPr>
+                <w:rStyle w:val="HTMLCode"/>
+              </w:rPr>
+              <w:t>A → Release lock</w:t>
+            </w:r>
+          </w:p>
+          <w:p>
+            <w:pPr>
+              <w:pStyle w:val="NormalWeb"/>
+            </w:pPr>
+            <w:r>
+              <w:t>Then B gets access:</w:t>
+            </w:r>
+          </w:p>
+          <w:p>
+            <w:pPr>
+              <w:pStyle w:val="HTMLPreformatted"/>
+              <w:rPr>
+                <w:rStyle w:val="HTMLCode"/>
+              </w:rPr>
+            </w:pPr>
+            <w:r>
+              <w:rPr>
+                <w:rStyle w:val="HTMLCode"/>
+              </w:rPr>
+              <w:t>B → Lock account row</w:t>
+            </w:r>
+          </w:p>
+          <w:p>
+            <w:pPr>
+              <w:pStyle w:val="HTMLPreformatted"/>
+              <w:rPr>
+                <w:rStyle w:val="HTMLCode"/>
+              </w:rPr>
+            </w:pPr>
+            <w:r>
+              <w:rPr>
+                <w:rStyle w:val="HTMLCode"/>
+              </w:rPr>
+              <w:t>B → Read ₹3,000</w:t>
+            </w:r>
+          </w:p>
+          <w:p>
+            <w:pPr>
+              <w:pStyle w:val="HTMLPreformatted"/>
+              <w:rPr>
+                <w:rStyle w:val="HTMLCode"/>
+              </w:rPr>
+            </w:pPr>
+            <w:r>
+              <w:rPr>
+                <w:rStyle w:val="HTMLCode"/>
+              </w:rPr>
+              <w:t>B → Try to withdraw ₹5,000</w:t>
+            </w:r>
+          </w:p>
+          <w:p>
+            <w:pPr>
+              <w:pStyle w:val="HTMLPreformatted"/>
+            </w:pPr>
+            <w:r>
+              <w:rPr>
+                <w:rStyle w:val="HTMLCode"/>
+              </w:rPr>
+              <w:lastRenderedPageBreak/>
+              <w:t xml:space="preserve">B → Insufficient balance </w:t>
+            </w:r>
+            <w:r>
+              <w:rPr>
+                <w:rStyle w:val="HTMLCode"/>
+                <w:rFonts w:ascii="Segoe UI Symbol" w:hAnsi="Segoe UI Symbol" w:cs="Segoe UI Symbol"/>
+              </w:rPr>
+              <w:t>❌</w:t>
+            </w:r>
+          </w:p>
+          <w:p>
+            <w:pPr>
+              <w:pStyle w:val="NormalWeb"/>
+            </w:pPr>
+            <w:r>
+              <w:t>So the database prevents the incorrect concurrent update.</w:t>
+            </w:r>
+          </w:p>
+          <w:p>
+            <w:pPr>
+              <w:tabs>
+                <w:tab w:val="left" w:pos="4185"/>
+              </w:tabs>
+            </w:pPr>
+          </w:p>
+        </w:tc>
+        <w:tc>
+          <w:tcPr>
+            <w:tcW w:w="9715" w:type="dxa"/>
+          </w:tcPr>
+          <w:p>
+            <w:pPr>
+              <w:pStyle w:val="Heading2"/>
+              <w:outlineLvl w:val="1"/>
+              <w:rPr>
+                <w:color w:val="auto"/>
+                <w:sz w:val="36"/>
+              </w:rPr>
+            </w:pPr>
+            <w:r>
+              <w:lastRenderedPageBreak/>
+              <w:t>Main types of locks</w:t>
+            </w:r>
+          </w:p>
+          <w:p>
+            <w:pPr>
+              <w:pStyle w:val="Heading3"/>
+              <w:outlineLvl w:val="2"/>
+            </w:pPr>
+            <w:r>
+              <w:t xml:space="preserve">1. Shared Lock — </w:t>
+            </w:r>
+            <w:r>
+              <w:rPr>
+                <w:rStyle w:val="HTMLCode"/>
+                <w:rFonts w:eastAsiaTheme="majorEastAsia"/>
+              </w:rPr>
+              <w:t>S</w:t>
+            </w:r>
+          </w:p>
+          <w:p>
+            <w:pPr>
+              <w:spacing w:before="100" w:beforeAutospacing="1" w:after="100" w:afterAutospacing="1"/>
+            </w:pPr>
+            <w:r>
+              <w:t xml:space="preserve">Used mainly when </w:t>
+            </w:r>
+            <w:r>
+              <w:rPr>
+                <w:rStyle w:val="Strong"/>
+              </w:rPr>
+              <w:t>reading</w:t>
+            </w:r>
+            <w:r>
+              <w:t xml:space="preserve"> data.</w:t>
+            </w:r>
+            <w:r>
+              <w:t>when shared lock is applied on data item other txns can only read the item but not write into it</w:t>
+            </w:r>
+          </w:p>
+          <w:p>
+            <w:pPr>
+              <w:spacing w:before="100" w:beforeAutospacing="1" w:after="100" w:afterAutospacing="1"/>
+            </w:pPr>
+            <w:r>
+              <w:t>Multiple transactions can hold a shared lock at the same time.</w:t>
+            </w:r>
+          </w:p>
+          <w:p>
+            <w:pPr>
+              <w:pStyle w:val="HTMLPreformatted"/>
+              <w:rPr>
+                <w:rStyle w:val="HTMLCode"/>
+                <w:rFonts w:eastAsiaTheme="majorEastAsia"/>
+              </w:rPr>
+            </w:pPr>
+            <w:r>
+              <w:rPr>
+                <w:rStyle w:val="HTMLCode"/>
+                <w:rFonts w:eastAsiaTheme="majorEastAsia"/>
+              </w:rPr>
+              <w:t>Transaction A → READ → Shared Lock</w:t>
+            </w:r>
+          </w:p>
+          <w:p>
+            <w:pPr>
+              <w:pStyle w:val="HTMLPreformatted"/>
+            </w:pPr>
+            <w:r>
+              <w:rPr>
+                <w:rStyle w:val="HTMLCode"/>
+                <w:rFonts w:eastAsiaTheme="majorEastAsia"/>
+              </w:rPr>
+              <w:t>Transaction B → READ → Shared Lock</w:t>
+            </w:r>
+          </w:p>
+          <w:p>
+            <w:pPr>
+              <w:pStyle w:val="NormalWeb"/>
+            </w:pPr>
+            <w:r>
+              <w:t>Both can read.</w:t>
+            </w:r>
+          </w:p>
+          <w:p>
+            <w:pPr>
+              <w:spacing w:before="100" w:beforeAutospacing="1" w:after="100" w:afterAutospacing="1"/>
+            </w:pPr>
+            <w:r>
+              <w:t>But another transaction generally cannot modify the locked data until the conflicting locks are released.</w:t>
+            </w:r>
+          </w:p>
+          <w:p>
+            <w:r>
+              <w:pict>
+                <v:rect id="_x0000_i1026" style="width:0;height:1.5pt" o:hralign="center" o:hrstd="t" o:hr="t" fillcolor="#a0a0a0" stroked="f"/>
+              </w:pict>
+            </w:r>
+          </w:p>
+          <w:p>
+            <w:pPr>
+              <w:pStyle w:val="Heading3"/>
+              <w:outlineLvl w:val="2"/>
+            </w:pPr>
+            <w:r>
+              <w:lastRenderedPageBreak/>
+              <w:t xml:space="preserve">2. Exclusive Lock — </w:t>
+            </w:r>
+            <w:r>
+              <w:rPr>
+                <w:rStyle w:val="HTMLCode"/>
+                <w:rFonts w:eastAsiaTheme="majorEastAsia"/>
+              </w:rPr>
+              <w:t>X</w:t>
+            </w:r>
+          </w:p>
+          <w:p>
+            <w:pPr>
+              <w:pStyle w:val="NormalWeb"/>
+              <w:rPr>
+                <w:rFonts w:ascii="Comic Sans MS" w:hAnsi="Comic Sans MS"/>
+                <w:color w:val="C45911" w:themeColor="accent2" w:themeShade="BF"/>
+              </w:rPr>
+            </w:pPr>
+            <w:r>
+              <w:t xml:space="preserve">Used when </w:t>
+            </w:r>
+            <w:r>
+              <w:rPr>
+                <w:rStyle w:val="Strong"/>
+                <w:rFonts w:eastAsiaTheme="majorEastAsia"/>
+              </w:rPr>
+              <w:t>modifying</w:t>
+            </w:r>
+            <w:r>
+              <w:t xml:space="preserve"> data.</w:t>
+            </w:r>
+            <w:r>
+              <w:t xml:space="preserve"> </w:t>
+            </w:r>
+            <w:r>
+              <w:rPr>
+                <w:rFonts w:ascii="Comic Sans MS" w:hAnsi="Comic Sans MS"/>
+                <w:color w:val="C45911" w:themeColor="accent2" w:themeShade="BF"/>
+              </w:rPr>
+              <w:t xml:space="preserve">When an exclusive </w:t>
+            </w:r>
+            <w:r>
+              <w:rPr>
+                <w:rFonts w:ascii="Comic Sans MS" w:hAnsi="Comic Sans MS"/>
+                <w:color w:val="C45911" w:themeColor="accent2" w:themeShade="BF"/>
+              </w:rPr>
+              <w:t xml:space="preserve">lock is applied on data item, others cant read </w:t>
+            </w:r>
+            <w:r>
+              <w:rPr>
+                <w:rFonts w:ascii="Comic Sans MS" w:hAnsi="Comic Sans MS"/>
+                <w:color w:val="C45911" w:themeColor="accent2" w:themeShade="BF"/>
+              </w:rPr>
+              <w:t>or write into the data item</w:t>
+            </w:r>
+          </w:p>
+          <w:p>
+            <w:pPr>
+              <w:pStyle w:val="HTMLPreformatted"/>
+            </w:pPr>
+            <w:r>
+              <w:rPr>
+                <w:rStyle w:val="HTMLCode"/>
+                <w:rFonts w:eastAsiaTheme="majorEastAsia"/>
+              </w:rPr>
+              <w:t>Transaction A → UPDATE → Exclusive Lock</w:t>
+            </w:r>
+          </w:p>
+          <w:p>
+            <w:pPr>
+              <w:pStyle w:val="NormalWeb"/>
+            </w:pPr>
+            <w:r>
+              <w:t>Example:</w:t>
+            </w:r>
+          </w:p>
+          <w:p>
+            <w:pPr>
+              <w:pStyle w:val="HTMLPreformatted"/>
+              <w:rPr>
+                <w:rStyle w:val="HTMLCode"/>
+                <w:rFonts w:eastAsiaTheme="majorEastAsia"/>
+              </w:rPr>
+            </w:pPr>
+            <w:r>
+              <w:rPr>
+                <w:rStyle w:val="g"/>
+                <w:rFonts w:eastAsiaTheme="majorEastAsia"/>
+              </w:rPr>
+              <w:t>UPDATE</w:t>
+            </w:r>
+            <w:r>
+              <w:rPr>
+                <w:rStyle w:val="HTMLCode"/>
+                <w:rFonts w:eastAsiaTheme="majorEastAsia"/>
+              </w:rPr>
+              <w:t xml:space="preserve"> account</w:t>
+            </w:r>
+          </w:p>
+          <w:p>
+            <w:pPr>
+              <w:pStyle w:val="HTMLPreformatted"/>
+              <w:rPr>
+                <w:rStyle w:val="HTMLCode"/>
+                <w:rFonts w:eastAsiaTheme="majorEastAsia"/>
+              </w:rPr>
+            </w:pPr>
+            <w:r>
+              <w:rPr>
+                <w:rStyle w:val="g"/>
+                <w:rFonts w:eastAsiaTheme="majorEastAsia"/>
+              </w:rPr>
+              <w:t>SET</w:t>
+            </w:r>
+            <w:r>
+              <w:rPr>
+                <w:rStyle w:val="HTMLCode"/>
+                <w:rFonts w:eastAsiaTheme="majorEastAsia"/>
+              </w:rPr>
+              <w:t xml:space="preserve"> balance </w:t>
+            </w:r>
+            <w:r>
+              <w:rPr>
+                <w:rStyle w:val="g"/>
+                <w:rFonts w:eastAsiaTheme="majorEastAsia"/>
+              </w:rPr>
+              <w:t>=</w:t>
+            </w:r>
+            <w:r>
+              <w:rPr>
+                <w:rStyle w:val="HTMLCode"/>
+                <w:rFonts w:eastAsiaTheme="majorEastAsia"/>
+              </w:rPr>
+              <w:t xml:space="preserve"> balance </w:t>
+            </w:r>
+            <w:r>
+              <w:rPr>
+                <w:rStyle w:val="g"/>
+                <w:rFonts w:eastAsiaTheme="majorEastAsia"/>
+              </w:rPr>
+              <w:t>-</w:t>
+            </w:r>
+            <w:r>
+              <w:rPr>
+                <w:rStyle w:val="HTMLCode"/>
+                <w:rFonts w:eastAsiaTheme="majorEastAsia"/>
+              </w:rPr>
+              <w:t xml:space="preserve"> </w:t>
+            </w:r>
+            <w:r>
+              <w:rPr>
+                <w:rStyle w:val="j"/>
+              </w:rPr>
+              <w:t>1000</w:t>
+            </w:r>
+          </w:p>
+          <w:p>
+            <w:pPr>
+              <w:pStyle w:val="HTMLPreformatted"/>
+            </w:pPr>
+            <w:r>
+              <w:rPr>
+                <w:rStyle w:val="g"/>
+                <w:rFonts w:eastAsiaTheme="majorEastAsia"/>
+              </w:rPr>
+              <w:t>WHERE</w:t>
+            </w:r>
+            <w:r>
+              <w:rPr>
+                <w:rStyle w:val="HTMLCode"/>
+                <w:rFonts w:eastAsiaTheme="majorEastAsia"/>
+              </w:rPr>
+              <w:t xml:space="preserve"> account_id </w:t>
+            </w:r>
+            <w:r>
+              <w:rPr>
+                <w:rStyle w:val="g"/>
+                <w:rFonts w:eastAsiaTheme="majorEastAsia"/>
+              </w:rPr>
+              <w:t>=</w:t>
+            </w:r>
+            <w:r>
+              <w:rPr>
+                <w:rStyle w:val="HTMLCode"/>
+                <w:rFonts w:eastAsiaTheme="majorEastAsia"/>
+              </w:rPr>
+              <w:t xml:space="preserve"> </w:t>
+            </w:r>
+            <w:r>
+              <w:rPr>
+                <w:rStyle w:val="j"/>
+              </w:rPr>
+              <w:t>101</w:t>
+            </w:r>
+            <w:r>
+              <w:rPr>
+                <w:rStyle w:val="HTMLCode"/>
+                <w:rFonts w:eastAsiaTheme="majorEastAsia"/>
+              </w:rPr>
+              <w:t>;</w:t>
+            </w:r>
+          </w:p>
+          <w:p>
+            <w:pPr>
+              <w:pStyle w:val="NormalWeb"/>
+            </w:pPr>
+            <w:r>
+              <w:t>The database may acquire an exclusive lock on the affected row(s).</w:t>
+            </w:r>
+          </w:p>
+          <w:p>
+            <w:pPr>
+              <w:pStyle w:val="Heading3"/>
+              <w:outlineLvl w:val="2"/>
+            </w:pPr>
+          </w:p>
+        </w:tc>
+      </w:tr>
+    </w:tbl>
+    <w:p/>
+    <w:tbl>
+      <w:tblPr>
+        <w:tblStyle w:val="TableGrid"/>
+        <w:tblW w:w="0" w:type="auto"/>
+        <w:tblLook w:val="04A0" w:firstRow="1" w:lastRow="0" w:firstColumn="1" w:lastColumn="0" w:noHBand="0" w:noVBand="1"/>
+      </w:tblPr>
+      <w:tblGrid>
+        <w:gridCol w:w="4405"/>
+      </w:tblGrid>
+      <w:tr>
+        <w:tc>
+          <w:tcPr>
+            <w:tcW w:w="4405" w:type="dxa"/>
+          </w:tcPr>
+          <w:p>
+            <w:pPr>
+              <w:pStyle w:val="Heading2"/>
+              <w:outlineLvl w:val="1"/>
+              <w:rPr>
+                <w:color w:val="auto"/>
+                <w:sz w:val="36"/>
+              </w:rPr>
+            </w:pPr>
+            <w:r>
+              <w:t>Row lock vs Table lock</w:t>
+            </w:r>
+          </w:p>
+          <w:p>
+            <w:pPr>
+              <w:pStyle w:val="NormalWeb"/>
+            </w:pPr>
+            <w:r>
+              <w:t xml:space="preserve">Locks can also differ by </w:t>
+            </w:r>
+            <w:r>
+              <w:rPr>
+                <w:rStyle w:val="Strong"/>
+                <w:rFonts w:eastAsiaTheme="majorEastAsia"/>
+              </w:rPr>
+              <w:t>granularity</w:t>
+            </w:r>
+            <w:r>
+              <w:t>.</w:t>
+            </w:r>
+          </w:p>
+          <w:p>
+            <w:pPr>
+              <w:pStyle w:val="Heading3"/>
+              <w:outlineLvl w:val="2"/>
+            </w:pPr>
+            <w:r>
+              <w:t>Row-level lock</w:t>
+            </w:r>
+          </w:p>
+          <w:p>
+            <w:pPr>
+              <w:pStyle w:val="NormalWeb"/>
+            </w:pPr>
+            <w:r>
+              <w:t>Only the required row is locked.</w:t>
+            </w:r>
+          </w:p>
+          <w:p>
+            <w:pPr>
+              <w:pStyle w:val="HTMLPreformatted"/>
+              <w:rPr>
+                <w:rStyle w:val="HTMLCode"/>
+              </w:rPr>
+            </w:pPr>
+            <w:r>
+              <w:rPr>
+                <w:rStyle w:val="HTMLCode"/>
+              </w:rPr>
+              <w:t xml:space="preserve">Account 101 → </w:t>
+            </w:r>
+            <w:r>
+              <w:rPr>
+                <w:rStyle w:val="HTMLCode"/>
+                <w:rFonts w:ascii="Segoe UI Symbol" w:hAnsi="Segoe UI Symbol" w:cs="Segoe UI Symbol"/>
+              </w:rPr>
+              <w:t>🔒</w:t>
+            </w:r>
+          </w:p>
+          <w:p>
+            <w:pPr>
+              <w:pStyle w:val="HTMLPreformatted"/>
+              <w:rPr>
+                <w:rStyle w:val="HTMLCode"/>
+              </w:rPr>
+            </w:pPr>
+            <w:r>
+              <w:rPr>
+                <w:rStyle w:val="HTMLCode"/>
+              </w:rPr>
+              <w:t>Account 102 → available</w:t>
+            </w:r>
+          </w:p>
+          <w:p>
+            <w:pPr>
+              <w:pStyle w:val="HTMLPreformatted"/>
+            </w:pPr>
+            <w:r>
+              <w:rPr>
+                <w:rStyle w:val="HTMLCode"/>
+              </w:rPr>
+              <w:t>Account 103 → available</w:t>
+            </w:r>
+          </w:p>
+          <w:p>
+            <w:pPr>
+              <w:spacing w:before="100" w:beforeAutospacing="1" w:after="100" w:afterAutospacing="1"/>
+            </w:pPr>
+            <w:r>
+              <w:t>This allows other transactions to work with other rows concurrently.</w:t>
+            </w:r>
+          </w:p>
+          <w:p>
+            <w:pPr>
+              <w:pStyle w:val="Heading3"/>
+              <w:outlineLvl w:val="2"/>
+            </w:pPr>
+            <w:r>
+              <w:t>Table-level lock</w:t>
+            </w:r>
+          </w:p>
+          <w:p>
+            <w:pPr>
+              <w:spacing w:before="100" w:beforeAutospacing="1" w:after="100" w:afterAutospacing="1"/>
+            </w:pPr>
+            <w:r>
+              <w:t>The entire table is locked.</w:t>
+            </w:r>
+          </w:p>
+          <w:p>
+            <w:pPr>
+              <w:pStyle w:val="HTMLPreformatted"/>
+            </w:pPr>
+            <w:r>
+              <w:rPr>
+                <w:rStyle w:val="HTMLCode"/>
+              </w:rPr>
+              <w:t xml:space="preserve">ACCOUNT TABLE → </w:t>
+            </w:r>
+            <w:r>
+              <w:rPr>
+                <w:rStyle w:val="HTMLCode"/>
+                <w:rFonts w:ascii="Segoe UI Symbol" w:hAnsi="Segoe UI Symbol" w:cs="Segoe UI Symbol"/>
+              </w:rPr>
+              <w:t>🔒</w:t>
+            </w:r>
+          </w:p>
+          <w:p>
+            <w:pPr>
+              <w:spacing w:before="100" w:beforeAutospacing="1" w:after="100" w:afterAutospacing="1"/>
+            </w:pPr>
+            <w:r>
+              <w:t>Other transactions may have to wait depending on the lock type and database.</w:t>
+            </w:r>
+          </w:p>
+          <w:p>
+            <w:pPr>
+              <w:tabs>
+                <w:tab w:val="left" w:pos="4185"/>
+              </w:tabs>
+            </w:pPr>
+          </w:p>
+        </w:tc>
+      </w:tr>
+    </w:tbl>
+    <w:p>
+      <w:pPr>
         <w:tabs>
           <w:tab w:val="left" w:pos="4185"/>
         </w:tabs>
+      </w:pPr>
+    </w:p>
+    <w:p>
+      <w:pPr>
+        <w:pStyle w:val="H4-GR"/>
+      </w:pPr>
+      <w:r>
+        <w:lastRenderedPageBreak/>
+        <w:t>Memory,</w:t>
+      </w:r>
+      <w:r>
+        <w:t>Db Execution plan to display output</w:t>
+      </w:r>
+    </w:p>
+    <w:tbl>
+      <w:tblPr>
+        <w:tblStyle w:val="TableGrid"/>
+        <w:tblW w:w="0" w:type="auto"/>
+        <w:tblLook w:val="04A0" w:firstRow="1" w:lastRow="0" w:firstColumn="1" w:lastColumn="0" w:noHBand="0" w:noVBand="1"/>
+      </w:tblPr>
+      <w:tblGrid>
+        <w:gridCol w:w="9990"/>
+        <w:gridCol w:w="8635"/>
+      </w:tblGrid>
+      <w:tr>
+        <w:tc>
+          <w:tcPr>
+            <w:tcW w:w="9990" w:type="dxa"/>
+          </w:tcPr>
+          <w:p>
+            <w:pPr>
+              <w:pStyle w:val="pdq2pgselectionanchorcontainer"/>
+            </w:pPr>
+            <w:r>
+              <w:rPr>
+                <w:rStyle w:val="Strong"/>
+              </w:rPr>
+              <w:t>SGA (System Global Area)</w:t>
+            </w:r>
+            <w:r>
+              <w:t xml:space="preserve"> is a </w:t>
+            </w:r>
+            <w:r>
+              <w:rPr>
+                <w:rStyle w:val="Strong"/>
+              </w:rPr>
+              <w:t>shared memory area allocated in RAM</w:t>
+            </w:r>
+            <w:r>
+              <w:t xml:space="preserve"> for the Oracle database instance.</w:t>
+            </w:r>
+          </w:p>
+          <w:p>
+            <w:pPr>
+              <w:pStyle w:val="Heading3"/>
+              <w:outlineLvl w:val="2"/>
+            </w:pPr>
+            <w:r>
+              <w:t xml:space="preserve">What is SGA? </w:t>
+            </w:r>
+            <w:r>
+              <w:rPr>
+                <w:rFonts w:ascii="Comic Sans MS" w:hAnsi="Comic Sans MS"/>
+                <w:color w:val="C45911" w:themeColor="accent2" w:themeShade="BF"/>
+              </w:rPr>
+              <w:t xml:space="preserve">In real time, oracle is installed on separate EC2 that EC2 have a RAM, </w:t>
+            </w:r>
+            <w:r>
+              <w:rPr>
+                <w:rFonts w:ascii="Comic Sans MS" w:hAnsi="Comic Sans MS"/>
+                <w:color w:val="C45911" w:themeColor="accent2" w:themeShade="BF"/>
+              </w:rPr>
+              <w:t xml:space="preserve">in this RAM all the SGA space will be allocated, </w:t>
+            </w:r>
+            <w:r>
+              <w:rPr>
+                <w:rFonts w:ascii="Comic Sans MS" w:hAnsi="Comic Sans MS"/>
+                <w:color w:val="C45911" w:themeColor="accent2" w:themeShade="BF"/>
+              </w:rPr>
+              <w:t xml:space="preserve">and this RAM is shared across </w:t>
+            </w:r>
+            <w:r>
+              <w:rPr>
+                <w:rFonts w:ascii="Comic Sans MS" w:hAnsi="Comic Sans MS"/>
+                <w:color w:val="C45911" w:themeColor="accent2" w:themeShade="BF"/>
+              </w:rPr>
+              <w:t>all oracle server processes,here frequently accessed data will be stored in this oracle’s installed Ec2 RAM</w:t>
+            </w:r>
+          </w:p>
+          <w:p>
+            <w:pPr>
+              <w:pStyle w:val="NormalWeb"/>
+            </w:pPr>
+            <w:r>
+              <w:rPr>
+                <w:rStyle w:val="Strong"/>
+              </w:rPr>
+              <w:t>A shared RAM area used by all Oracle server processes to store database information and improve performance.</w:t>
+            </w:r>
+          </w:p>
+          <w:p>
+            <w:pPr>
+              <w:pStyle w:val="NormalWeb"/>
+            </w:pPr>
+            <w:r>
+              <w:t>When an Oracle instance starts, it allocates the SGA in the server's RAM.</w:t>
+            </w:r>
+          </w:p>
+          <w:p>
+            <w:pPr>
+              <w:tabs>
+                <w:tab w:val="left" w:pos="916"/>
+                <w:tab w:val="left" w:pos="1832"/>
+                <w:tab w:val="left" w:pos="2748"/>
+                <w:tab w:val="left" w:pos="3664"/>
+                <w:tab w:val="left" w:pos="4580"/>
+                <w:tab w:val="left" w:pos="5496"/>
+                <w:tab w:val="left" w:pos="6412"/>
+                <w:tab w:val="left" w:pos="7328"/>
+                <w:tab w:val="left" w:pos="8244"/>
+                <w:tab w:val="left" w:pos="9160"/>
+                <w:tab w:val="left" w:pos="10076"/>
+                <w:tab w:val="left" w:pos="10992"/>
+                <w:tab w:val="left" w:pos="11908"/>
+                <w:tab w:val="left" w:pos="12824"/>
+                <w:tab w:val="left" w:pos="13740"/>
+                <w:tab w:val="left" w:pos="14656"/>
+              </w:tabs>
+              <w:rPr>
+                <w:rFonts w:ascii="Courier New" w:eastAsia="Times New Roman" w:hAnsi="Courier New"/>
+                <w:color w:val="auto"/>
+                <w:sz w:val="20"/>
+                <w:lang w:eastAsia="en-IN"/>
+              </w:rPr>
+            </w:pPr>
+            <w:r>
+              <w:rPr>
+                <w:rFonts w:ascii="Courier New" w:eastAsia="Times New Roman" w:hAnsi="Courier New"/>
+                <w:color w:val="auto"/>
+                <w:sz w:val="20"/>
+                <w:lang w:eastAsia="en-IN"/>
+              </w:rPr>
+              <w:t>SELECT * FROM EMPLOYEE WHERE ID = 101;</w:t>
+            </w:r>
+          </w:p>
+          <w:p>
+            <w:pPr>
+              <w:spacing w:before="100" w:beforeAutospacing="1" w:after="100" w:afterAutospacing="1"/>
+              <w:rPr>
+                <w:rFonts w:ascii="Times New Roman" w:eastAsia="Times New Roman" w:hAnsi="Times New Roman" w:cs="Times New Roman"/>
+                <w:color w:val="auto"/>
+                <w:szCs w:val="24"/>
+                <w:lang w:eastAsia="en-IN"/>
+              </w:rPr>
+            </w:pPr>
+            <w:r>
+              <w:rPr>
+                <w:rFonts w:ascii="Times New Roman" w:eastAsia="Times New Roman" w:hAnsi="Times New Roman" w:cs="Times New Roman"/>
+                <w:color w:val="auto"/>
+                <w:szCs w:val="24"/>
+                <w:lang w:eastAsia="en-IN"/>
+              </w:rPr>
+              <w:t>Oracle may:</w:t>
+            </w:r>
+          </w:p>
+          <w:p>
+            <w:pPr>
+              <w:numPr>
+                <w:ilvl w:val="0"/>
+                <w:numId w:val="29"/>
+              </w:numPr>
+              <w:spacing w:before="100" w:beforeAutospacing="1" w:after="100" w:afterAutospacing="1"/>
+              <w:rPr>
+                <w:rFonts w:ascii="Times New Roman" w:eastAsia="Times New Roman" w:hAnsi="Times New Roman" w:cs="Times New Roman"/>
+                <w:color w:val="auto"/>
+                <w:szCs w:val="24"/>
+                <w:lang w:eastAsia="en-IN"/>
+              </w:rPr>
+            </w:pPr>
+            <w:r>
+              <w:rPr>
+                <w:rFonts w:ascii="Times New Roman" w:eastAsia="Times New Roman" w:hAnsi="Times New Roman" w:cs="Times New Roman"/>
+                <w:color w:val="auto"/>
+                <w:szCs w:val="24"/>
+                <w:lang w:eastAsia="en-IN"/>
+              </w:rPr>
+              <w:t xml:space="preserve">Check the </w:t>
+            </w:r>
+            <w:r>
+              <w:rPr>
+                <w:rFonts w:ascii="Times New Roman" w:eastAsia="Times New Roman" w:hAnsi="Times New Roman" w:cs="Times New Roman"/>
+                <w:b/>
+                <w:bCs/>
+                <w:color w:val="auto"/>
+                <w:szCs w:val="24"/>
+                <w:lang w:eastAsia="en-IN"/>
+              </w:rPr>
+              <w:t>Shared Pool</w:t>
+            </w:r>
+            <w:r>
+              <w:rPr>
+                <w:rFonts w:ascii="Times New Roman" w:eastAsia="Times New Roman" w:hAnsi="Times New Roman" w:cs="Times New Roman"/>
+                <w:color w:val="auto"/>
+                <w:szCs w:val="24"/>
+                <w:lang w:eastAsia="en-IN"/>
+              </w:rPr>
+              <w:t xml:space="preserve"> → Does it already have the parsed SQL/execution plan? </w:t>
+            </w:r>
+          </w:p>
+          <w:p>
+            <w:pPr>
+              <w:numPr>
+                <w:ilvl w:val="0"/>
+                <w:numId w:val="29"/>
+              </w:numPr>
+              <w:spacing w:before="100" w:beforeAutospacing="1" w:after="100" w:afterAutospacing="1"/>
+              <w:rPr>
+                <w:rFonts w:ascii="Times New Roman" w:eastAsia="Times New Roman" w:hAnsi="Times New Roman" w:cs="Times New Roman"/>
+                <w:color w:val="auto"/>
+                <w:szCs w:val="24"/>
+                <w:lang w:eastAsia="en-IN"/>
+              </w:rPr>
+            </w:pPr>
+            <w:r>
+              <w:rPr>
+                <w:rFonts w:ascii="Times New Roman" w:eastAsia="Times New Roman" w:hAnsi="Times New Roman" w:cs="Times New Roman"/>
+                <w:color w:val="auto"/>
+                <w:szCs w:val="24"/>
+                <w:lang w:eastAsia="en-IN"/>
+              </w:rPr>
+              <w:t xml:space="preserve">Check the </w:t>
+            </w:r>
+            <w:r>
+              <w:rPr>
+                <w:rFonts w:ascii="Times New Roman" w:eastAsia="Times New Roman" w:hAnsi="Times New Roman" w:cs="Times New Roman"/>
+                <w:b/>
+                <w:bCs/>
+                <w:color w:val="auto"/>
+                <w:szCs w:val="24"/>
+                <w:lang w:eastAsia="en-IN"/>
+              </w:rPr>
+              <w:t>Buffer Cache</w:t>
+            </w:r>
+            <w:r>
+              <w:rPr>
+                <w:rFonts w:ascii="Times New Roman" w:eastAsia="Times New Roman" w:hAnsi="Times New Roman" w:cs="Times New Roman"/>
+                <w:color w:val="auto"/>
+                <w:szCs w:val="24"/>
+                <w:lang w:eastAsia="en-IN"/>
+              </w:rPr>
+              <w:t xml:space="preserve"> →</w:t>
+            </w:r>
+            <w:r>
+              <w:rPr>
+                <w:rFonts w:ascii="Times New Roman" w:eastAsia="Times New Roman" w:hAnsi="Times New Roman" w:cs="Times New Roman"/>
+                <w:color w:val="auto"/>
+                <w:szCs w:val="24"/>
+                <w:lang w:eastAsia="en-IN"/>
+              </w:rPr>
+              <w:t xml:space="preserve"> it holds copies of data blocks which are frequently accessed,</w:t>
+            </w:r>
+            <w:r>
+              <w:rPr>
+                <w:rFonts w:ascii="Times New Roman" w:eastAsia="Times New Roman" w:hAnsi="Times New Roman" w:cs="Times New Roman"/>
+                <w:color w:val="auto"/>
+                <w:szCs w:val="24"/>
+                <w:lang w:eastAsia="en-IN"/>
+              </w:rPr>
+              <w:t xml:space="preserve"> Is the required data block already in RAM? If not, read the block from the </w:t>
+            </w:r>
+            <w:r>
+              <w:rPr>
+                <w:rFonts w:ascii="Times New Roman" w:eastAsia="Times New Roman" w:hAnsi="Times New Roman" w:cs="Times New Roman"/>
+                <w:b/>
+                <w:bCs/>
+                <w:color w:val="auto"/>
+                <w:szCs w:val="24"/>
+                <w:lang w:eastAsia="en-IN"/>
+              </w:rPr>
+              <w:t>data file on disk</w:t>
+            </w:r>
+            <w:r>
+              <w:rPr>
+                <w:rFonts w:ascii="Times New Roman" w:eastAsia="Times New Roman" w:hAnsi="Times New Roman" w:cs="Times New Roman"/>
+                <w:color w:val="auto"/>
+                <w:szCs w:val="24"/>
+                <w:lang w:eastAsia="en-IN"/>
+              </w:rPr>
+              <w:t xml:space="preserve"> into the Buffer Cache. Return the data to you.</w:t>
+            </w:r>
+          </w:p>
+          <w:p>
+            <w:pPr>
+              <w:numPr>
+                <w:ilvl w:val="0"/>
+                <w:numId w:val="29"/>
+              </w:numPr>
+              <w:spacing w:before="100" w:beforeAutospacing="1" w:after="100" w:afterAutospacing="1"/>
+              <w:rPr>
+                <w:rFonts w:ascii="Times New Roman" w:eastAsia="Times New Roman" w:hAnsi="Times New Roman" w:cs="Times New Roman"/>
+                <w:color w:val="auto"/>
+                <w:szCs w:val="24"/>
+                <w:lang w:eastAsia="en-IN"/>
+              </w:rPr>
+            </w:pPr>
+            <w:r>
+              <w:rPr>
+                <w:rFonts w:ascii="Times New Roman" w:eastAsia="Times New Roman" w:hAnsi="Times New Roman" w:cs="Times New Roman"/>
+                <w:color w:val="auto"/>
+                <w:szCs w:val="24"/>
+                <w:lang w:eastAsia="en-IN"/>
+              </w:rPr>
+              <w:t xml:space="preserve">Data dictionary cache- it contains definition of db objects and privileges </w:t>
+            </w:r>
+          </w:p>
+          <w:p>
+            <w:pPr>
+              <w:numPr>
+                <w:ilvl w:val="0"/>
+                <w:numId w:val="29"/>
+              </w:numPr>
+              <w:spacing w:before="100" w:beforeAutospacing="1" w:after="100" w:afterAutospacing="1"/>
+              <w:rPr>
+                <w:rFonts w:ascii="Times New Roman" w:eastAsia="Times New Roman" w:hAnsi="Times New Roman" w:cs="Times New Roman"/>
+                <w:color w:val="auto"/>
+                <w:szCs w:val="24"/>
+                <w:lang w:eastAsia="en-IN"/>
+              </w:rPr>
+            </w:pPr>
+            <w:r>
+              <w:rPr>
+                <w:rFonts w:ascii="Times New Roman" w:eastAsia="Times New Roman" w:hAnsi="Times New Roman" w:cs="Times New Roman"/>
+                <w:color w:val="auto"/>
+                <w:szCs w:val="24"/>
+                <w:lang w:eastAsia="en-IN"/>
+              </w:rPr>
+              <w:t>Redo log – it records all changes made to data files</w:t>
+            </w:r>
+          </w:p>
+          <w:p>
+            <w:pPr>
+              <w:spacing w:before="100" w:beforeAutospacing="1" w:after="100" w:afterAutospacing="1"/>
+              <w:rPr>
+                <w:rFonts w:ascii="Times New Roman" w:eastAsia="Times New Roman" w:hAnsi="Times New Roman" w:cs="Times New Roman"/>
+                <w:color w:val="auto"/>
+                <w:szCs w:val="24"/>
+                <w:lang w:eastAsia="en-IN"/>
+              </w:rPr>
+            </w:pPr>
+            <w:r>
+              <w:rPr>
+                <w:rFonts w:ascii="Times New Roman" w:eastAsia="Times New Roman" w:hAnsi="Times New Roman" w:cs="Times New Roman"/>
+                <w:color w:val="auto"/>
+                <w:szCs w:val="24"/>
+                <w:lang w:eastAsia="en-IN"/>
+              </w:rPr>
+              <w:t>This is very important for interviews:</w:t>
+            </w:r>
+          </w:p>
+          <w:tbl>
+            <w:tblPr>
+              <w:tblW w:w="0" w:type="auto"/>
+              <w:tblCellSpacing w:w="15" w:type="dxa"/>
+              <w:tblCellMar>
+                <w:top w:w="15" w:type="dxa"/>
+                <w:left w:w="15" w:type="dxa"/>
+                <w:bottom w:w="15" w:type="dxa"/>
+                <w:right w:w="15" w:type="dxa"/>
+              </w:tblCellMar>
+              <w:tblLook w:val="04A0" w:firstRow="1" w:lastRow="0" w:firstColumn="1" w:lastColumn="0" w:noHBand="0" w:noVBand="1"/>
+            </w:tblPr>
+            <w:tblGrid>
+              <w:gridCol w:w="3961"/>
+              <w:gridCol w:w="3821"/>
+            </w:tblGrid>
+            <w:tr>
+              <w:trPr>
+                <w:tblHeader/>
+                <w:tblCellSpacing w:w="15" w:type="dxa"/>
+              </w:trPr>
+              <w:tc>
+                <w:tcPr>
+                  <w:tcW w:w="0" w:type="auto"/>
+                  <w:vAlign w:val="center"/>
+                  <w:hideMark/>
+                </w:tcPr>
+                <w:p>
+                  <w:pPr>
+                    <w:spacing w:after="0" w:line="240" w:lineRule="auto"/>
+                    <w:jc w:val="center"/>
+                    <w:rPr>
+                      <w:rFonts w:ascii="Times New Roman" w:eastAsia="Times New Roman" w:hAnsi="Times New Roman" w:cs="Times New Roman"/>
+                      <w:b/>
+                      <w:bCs/>
+                      <w:color w:val="auto"/>
+                      <w:szCs w:val="24"/>
+                      <w:lang w:eastAsia="en-IN"/>
+                    </w:rPr>
+                  </w:pPr>
+                  <w:r>
+                    <w:rPr>
+                      <w:rFonts w:ascii="Times New Roman" w:eastAsia="Times New Roman" w:hAnsi="Times New Roman" w:cs="Times New Roman"/>
+                      <w:b/>
+                      <w:bCs/>
+                      <w:color w:val="auto"/>
+                      <w:szCs w:val="24"/>
+                      <w:lang w:eastAsia="en-IN"/>
+                    </w:rPr>
+                    <w:t>SGA</w:t>
+                  </w:r>
+                </w:p>
+              </w:tc>
+              <w:tc>
+                <w:tcPr>
+                  <w:tcW w:w="0" w:type="auto"/>
+                  <w:vAlign w:val="center"/>
+                  <w:hideMark/>
+                </w:tcPr>
+                <w:p>
+                  <w:pPr>
+                    <w:spacing w:after="0" w:line="240" w:lineRule="auto"/>
+                    <w:jc w:val="center"/>
+                    <w:rPr>
+                      <w:rFonts w:ascii="Times New Roman" w:eastAsia="Times New Roman" w:hAnsi="Times New Roman" w:cs="Times New Roman"/>
+                      <w:b/>
+                      <w:bCs/>
+                      <w:color w:val="auto"/>
+                      <w:szCs w:val="24"/>
+                      <w:lang w:eastAsia="en-IN"/>
+                    </w:rPr>
+                  </w:pPr>
+                  <w:r>
+                    <w:rPr>
+                      <w:rFonts w:ascii="Times New Roman" w:eastAsia="Times New Roman" w:hAnsi="Times New Roman" w:cs="Times New Roman"/>
+                      <w:b/>
+                      <w:bCs/>
+                      <w:color w:val="auto"/>
+                      <w:szCs w:val="24"/>
+                      <w:lang w:eastAsia="en-IN"/>
+                    </w:rPr>
+                    <w:t>PGA</w:t>
+                  </w:r>
+                </w:p>
+              </w:tc>
+            </w:tr>
+            <w:tr>
+              <w:trPr>
+                <w:tblCellSpacing w:w="15" w:type="dxa"/>
+              </w:trPr>
+              <w:tc>
+                <w:tcPr>
+                  <w:tcW w:w="0" w:type="auto"/>
+                  <w:vAlign w:val="center"/>
+                  <w:hideMark/>
+                </w:tcPr>
+                <w:p>
+                  <w:pPr>
+                    <w:spacing w:after="0" w:line="240" w:lineRule="auto"/>
+                    <w:rPr>
+                      <w:rFonts w:ascii="Times New Roman" w:eastAsia="Times New Roman" w:hAnsi="Times New Roman" w:cs="Times New Roman"/>
+                      <w:color w:val="auto"/>
+                      <w:szCs w:val="24"/>
+                      <w:lang w:eastAsia="en-IN"/>
+                    </w:rPr>
+                  </w:pPr>
+                  <w:r>
+                    <w:rPr>
+                      <w:rFonts w:ascii="Times New Roman" w:eastAsia="Times New Roman" w:hAnsi="Times New Roman" w:cs="Times New Roman"/>
+                      <w:color w:val="auto"/>
+                      <w:szCs w:val="24"/>
+                      <w:lang w:eastAsia="en-IN"/>
+                    </w:rPr>
+                    <w:t>Shared memory</w:t>
+                  </w:r>
+                </w:p>
+              </w:tc>
+              <w:tc>
+                <w:tcPr>
+                  <w:tcW w:w="0" w:type="auto"/>
+                  <w:vAlign w:val="center"/>
+                  <w:hideMark/>
+                </w:tcPr>
+                <w:p>
+                  <w:pPr>
+                    <w:spacing w:after="0" w:line="240" w:lineRule="auto"/>
+                    <w:rPr>
+                      <w:rFonts w:ascii="Times New Roman" w:eastAsia="Times New Roman" w:hAnsi="Times New Roman" w:cs="Times New Roman"/>
+                      <w:color w:val="auto"/>
+                      <w:szCs w:val="24"/>
+                      <w:lang w:eastAsia="en-IN"/>
+                    </w:rPr>
+                  </w:pPr>
+                  <w:r>
+                    <w:rPr>
+                      <w:rFonts w:ascii="Times New Roman" w:eastAsia="Times New Roman" w:hAnsi="Times New Roman" w:cs="Times New Roman"/>
+                      <w:color w:val="auto"/>
+                      <w:szCs w:val="24"/>
+                      <w:lang w:eastAsia="en-IN"/>
+                    </w:rPr>
+                    <w:t>Private memory</w:t>
+                  </w:r>
+                </w:p>
+              </w:tc>
+            </w:tr>
+            <w:tr>
+              <w:trPr>
+                <w:tblCellSpacing w:w="15" w:type="dxa"/>
+              </w:trPr>
+              <w:tc>
+                <w:tcPr>
+                  <w:tcW w:w="0" w:type="auto"/>
+                  <w:vAlign w:val="center"/>
+                  <w:hideMark/>
+                </w:tcPr>
+                <w:p>
+                  <w:pPr>
+                    <w:spacing w:after="0" w:line="240" w:lineRule="auto"/>
+                    <w:rPr>
+                      <w:rFonts w:ascii="Times New Roman" w:eastAsia="Times New Roman" w:hAnsi="Times New Roman" w:cs="Times New Roman"/>
+                      <w:color w:val="auto"/>
+                      <w:szCs w:val="24"/>
+                      <w:lang w:eastAsia="en-IN"/>
+                    </w:rPr>
+                  </w:pPr>
+                  <w:r>
+                    <w:rPr>
+                      <w:rFonts w:ascii="Times New Roman" w:eastAsia="Times New Roman" w:hAnsi="Times New Roman" w:cs="Times New Roman"/>
+                      <w:color w:val="auto"/>
+                      <w:szCs w:val="24"/>
+                      <w:lang w:eastAsia="en-IN"/>
+                    </w:rPr>
+                    <w:t>Shared by Oracle processes</w:t>
+                  </w:r>
+                </w:p>
+              </w:tc>
+              <w:tc>
+                <w:tcPr>
+                  <w:tcW w:w="0" w:type="auto"/>
+                  <w:vAlign w:val="center"/>
+                  <w:hideMark/>
+                </w:tcPr>
+                <w:p>
+                  <w:pPr>
+                    <w:spacing w:after="0" w:line="240" w:lineRule="auto"/>
+                    <w:rPr>
+                      <w:rFonts w:ascii="Times New Roman" w:eastAsia="Times New Roman" w:hAnsi="Times New Roman" w:cs="Times New Roman"/>
+                      <w:color w:val="auto"/>
+                      <w:szCs w:val="24"/>
+                      <w:lang w:eastAsia="en-IN"/>
+                    </w:rPr>
+                  </w:pPr>
+                  <w:r>
+                    <w:rPr>
+                      <w:rFonts w:ascii="Times New Roman" w:eastAsia="Times New Roman" w:hAnsi="Times New Roman" w:cs="Times New Roman"/>
+                      <w:color w:val="auto"/>
+                      <w:szCs w:val="24"/>
+                      <w:lang w:eastAsia="en-IN"/>
+                    </w:rPr>
+                    <w:t>Belongs to a server process/session</w:t>
+                  </w:r>
+                </w:p>
+              </w:tc>
+            </w:tr>
+            <w:tr>
+              <w:trPr>
+                <w:tblCellSpacing w:w="15" w:type="dxa"/>
+              </w:trPr>
+              <w:tc>
+                <w:tcPr>
+                  <w:tcW w:w="0" w:type="auto"/>
+                  <w:vAlign w:val="center"/>
+                  <w:hideMark/>
+                </w:tcPr>
+                <w:p>
+                  <w:pPr>
+                    <w:spacing w:after="0" w:line="240" w:lineRule="auto"/>
+                    <w:rPr>
+                      <w:rFonts w:ascii="Times New Roman" w:eastAsia="Times New Roman" w:hAnsi="Times New Roman" w:cs="Times New Roman"/>
+                      <w:color w:val="auto"/>
+                      <w:szCs w:val="24"/>
+                      <w:lang w:eastAsia="en-IN"/>
+                    </w:rPr>
+                  </w:pPr>
+                  <w:r>
+                    <w:rPr>
+                      <w:rFonts w:ascii="Times New Roman" w:eastAsia="Times New Roman" w:hAnsi="Times New Roman" w:cs="Times New Roman"/>
+                      <w:color w:val="auto"/>
+                      <w:szCs w:val="24"/>
+                      <w:lang w:eastAsia="en-IN"/>
+                    </w:rPr>
+                    <w:t>Allocated when instance starts</w:t>
+                  </w:r>
+                </w:p>
+              </w:tc>
+              <w:tc>
+                <w:tcPr>
+                  <w:tcW w:w="0" w:type="auto"/>
+                  <w:vAlign w:val="center"/>
+                  <w:hideMark/>
+                </w:tcPr>
+                <w:p>
+                  <w:pPr>
+                    <w:spacing w:after="0" w:line="240" w:lineRule="auto"/>
+                    <w:rPr>
+                      <w:rFonts w:ascii="Times New Roman" w:eastAsia="Times New Roman" w:hAnsi="Times New Roman" w:cs="Times New Roman"/>
+                      <w:color w:val="auto"/>
+                      <w:szCs w:val="24"/>
+                      <w:lang w:eastAsia="en-IN"/>
+                    </w:rPr>
+                  </w:pPr>
+                  <w:r>
+                    <w:rPr>
+                      <w:rFonts w:ascii="Times New Roman" w:eastAsia="Times New Roman" w:hAnsi="Times New Roman" w:cs="Times New Roman"/>
+                      <w:color w:val="auto"/>
+                      <w:szCs w:val="24"/>
+                      <w:lang w:eastAsia="en-IN"/>
+                    </w:rPr>
+                    <w:t>Allocated for individual processes</w:t>
+                  </w:r>
+                </w:p>
+              </w:tc>
+            </w:tr>
+            <w:tr>
+              <w:trPr>
+                <w:tblCellSpacing w:w="15" w:type="dxa"/>
+              </w:trPr>
+              <w:tc>
+                <w:tcPr>
+                  <w:tcW w:w="0" w:type="auto"/>
+                  <w:vAlign w:val="center"/>
+                  <w:hideMark/>
+                </w:tcPr>
+                <w:p>
+                  <w:pPr>
+                    <w:spacing w:after="0" w:line="240" w:lineRule="auto"/>
+                    <w:rPr>
+                      <w:rFonts w:ascii="Times New Roman" w:eastAsia="Times New Roman" w:hAnsi="Times New Roman" w:cs="Times New Roman"/>
+                      <w:color w:val="auto"/>
+                      <w:szCs w:val="24"/>
+                      <w:lang w:eastAsia="en-IN"/>
+                    </w:rPr>
+                  </w:pPr>
+                  <w:r>
+                    <w:rPr>
+                      <w:rFonts w:ascii="Times New Roman" w:eastAsia="Times New Roman" w:hAnsi="Times New Roman" w:cs="Times New Roman"/>
+                      <w:color w:val="auto"/>
+                      <w:szCs w:val="24"/>
+                      <w:lang w:eastAsia="en-IN"/>
+                    </w:rPr>
+                    <w:t>Buffer Cache, Shared Pool, Redo Buffer</w:t>
+                  </w:r>
+                </w:p>
+              </w:tc>
+              <w:tc>
+                <w:tcPr>
+                  <w:tcW w:w="0" w:type="auto"/>
+                  <w:vAlign w:val="center"/>
+                  <w:hideMark/>
+                </w:tcPr>
+                <w:p>
+                  <w:pPr>
+                    <w:spacing w:after="0" w:line="240" w:lineRule="auto"/>
+                    <w:rPr>
+                      <w:rFonts w:ascii="Times New Roman" w:eastAsia="Times New Roman" w:hAnsi="Times New Roman" w:cs="Times New Roman"/>
+                      <w:color w:val="auto"/>
+                      <w:szCs w:val="24"/>
+                      <w:lang w:eastAsia="en-IN"/>
+                    </w:rPr>
+                  </w:pPr>
+                  <w:r>
+                    <w:rPr>
+                      <w:rFonts w:ascii="Times New Roman" w:eastAsia="Times New Roman" w:hAnsi="Times New Roman" w:cs="Times New Roman"/>
+                      <w:color w:val="auto"/>
+                      <w:szCs w:val="24"/>
+                      <w:lang w:eastAsia="en-IN"/>
+                    </w:rPr>
+                    <w:t>Sort area, session/process-specific data</w:t>
+                  </w:r>
+                </w:p>
+              </w:tc>
+            </w:tr>
+          </w:tbl>
+          <w:p>
+            <w:pPr>
+              <w:tabs>
+                <w:tab w:val="left" w:pos="4185"/>
+              </w:tabs>
+            </w:pPr>
+          </w:p>
+        </w:tc>
+        <w:tc>
+          <w:tcPr>
+            <w:tcW w:w="8635" w:type="dxa"/>
+          </w:tcPr>
+          <w:p>
+            <w:pPr>
+              <w:rPr>
+                <w:rStyle w:val="Strong"/>
+                <w:b w:val="0"/>
+              </w:rPr>
+            </w:pPr>
+            <w:r>
+              <w:rPr>
+                <w:noProof/>
+                <w:lang w:eastAsia="en-IN"/>
+              </w:rPr>
+              <w:drawing>
+                <wp:inline distT="0" distB="0" distL="0" distR="0" wp14:anchorId="23A5F1F6" wp14:editId="30403346">
+                  <wp:extent cx="5057775" cy="4343400"/>
+                  <wp:effectExtent l="0" t="0" r="9525" b="0"/>
+                  <wp:docPr id="1" name="Picture 1"/>
+                  <wp:cNvGraphicFramePr>
+                    <a:graphicFrameLocks xmlns:a="http://schemas.openxmlformats.org/drawingml/2006/main" noChangeAspect="1"/>
+                  </wp:cNvGraphicFramePr>
+                  <a:graphic xmlns:a="http://schemas.openxmlformats.org/drawingml/2006/main">
+                    <a:graphicData uri="http://schemas.openxmlformats.org/drawingml/2006/picture">
+                      <pic:pic xmlns:pic="http://schemas.openxmlformats.org/drawingml/2006/picture">
+                        <pic:nvPicPr>
+                          <pic:cNvPr id="1" name=""/>
+                          <pic:cNvPicPr/>
+                        </pic:nvPicPr>
+                        <pic:blipFill>
+                          <a:blip r:embed="rId8"/>
+                          <a:stretch>
+                            <a:fillRect/>
+                          </a:stretch>
+                        </pic:blipFill>
+                        <pic:spPr>
+                          <a:xfrm>
+                            <a:off x="0" y="0"/>
+                            <a:ext cx="5057775" cy="4343400"/>
+                          </a:xfrm>
+                          <a:prstGeom prst="rect">
+                            <a:avLst/>
+                          </a:prstGeom>
+                        </pic:spPr>
+                      </pic:pic>
+                    </a:graphicData>
+                  </a:graphic>
+                </wp:inline>
+              </w:drawing>
+            </w:r>
+          </w:p>
+          <w:p>
+            <w:pPr>
+              <w:rPr>
+                <w:rStyle w:val="Strong"/>
+                <w:b w:val="0"/>
+              </w:rPr>
+            </w:pPr>
+            <w:r>
+              <w:rPr>
+                <w:rStyle w:val="Strong"/>
+                <w:b w:val="0"/>
+              </w:rPr>
+              <w:t>in real time, if 10 java programs are connecting to same db instance</w:t>
+            </w:r>
+          </w:p>
+          <w:p>
+            <w:pPr>
+              <w:rPr>
+                <w:rStyle w:val="Strong"/>
+              </w:rPr>
+            </w:pPr>
+            <w:r>
+              <w:rPr>
+                <w:rStyle w:val="Strong"/>
+                <w:b w:val="0"/>
+              </w:rPr>
+              <w:t xml:space="preserve">note each java program is in separate Ec2 here this RAM is separate and oracle installed on separate machine that also have diff RAM, so frequently queried data will be stored in RAM that is present in oracle installed machine not our machine </w:t>
+            </w:r>
+          </w:p>
+        </w:tc>
+      </w:tr>
+    </w:tbl>
+    <w:p>
+      <w:pPr>
+        <w:pStyle w:val="2pink"/>
+      </w:pPr>
+    </w:p>
+    <w:p>
+      <w:pPr>
+        <w:pStyle w:val="2pink"/>
+      </w:pPr>
+    </w:p>
+    <w:tbl>
+      <w:tblPr>
+        <w:tblStyle w:val="TableGrid"/>
+        <w:tblW w:w="0" w:type="auto"/>
+        <w:tblLook w:val="04A0" w:firstRow="1" w:lastRow="0" w:firstColumn="1" w:lastColumn="0" w:noHBand="0" w:noVBand="1"/>
+      </w:tblPr>
+      <w:tblGrid>
+        <w:gridCol w:w="8905"/>
+        <w:gridCol w:w="9360"/>
+        <w:gridCol w:w="4765"/>
+      </w:tblGrid>
+      <w:tr>
+        <w:tc>
+          <w:tcPr>
+            <w:tcW w:w="8905" w:type="dxa"/>
+          </w:tcPr>
+          <w:p>
+            <w:pPr>
+              <w:pStyle w:val="blue"/>
+            </w:pPr>
+            <w:r>
+              <w:t>what are the steps sql engine will follow to display output</w:t>
+            </w:r>
+          </w:p>
+          <w:p>
+            <w:pPr>
+              <w:pStyle w:val="pdq2pgselectionanchorcontainer"/>
+            </w:pPr>
+            <w:r>
+              <w:t>he SQL engine broadly follows these steps:</w:t>
+            </w:r>
+          </w:p>
+          <w:p>
+            <w:pPr>
+              <w:pStyle w:val="Heading3"/>
+              <w:outlineLvl w:val="2"/>
+            </w:pPr>
+            <w:r>
+              <w:t>1. Parse the SQL</w:t>
+            </w:r>
+          </w:p>
+          <w:p>
+            <w:pPr>
+              <w:spacing w:before="100" w:beforeAutospacing="1" w:after="100" w:afterAutospacing="1"/>
+            </w:pPr>
+            <w:r>
+              <w:t>Oracle first checks the SQL statement.</w:t>
+            </w:r>
+          </w:p>
+          <w:p>
+            <w:pPr>
+              <w:pStyle w:val="NormalWeb"/>
+            </w:pPr>
+            <w:r>
+              <w:t>It performs:</w:t>
+            </w:r>
+          </w:p>
+          <w:p>
+            <w:pPr>
+              <w:numPr>
+                <w:ilvl w:val="0"/>
+                <w:numId w:val="31"/>
+              </w:numPr>
+              <w:spacing w:before="100" w:beforeAutospacing="1" w:after="100" w:afterAutospacing="1"/>
+            </w:pPr>
+            <w:r>
+              <w:rPr>
+                <w:rStyle w:val="Strong"/>
+              </w:rPr>
+              <w:lastRenderedPageBreak/>
+              <w:t>Syntax check</w:t>
+            </w:r>
+            <w:r>
+              <w:t xml:space="preserve"> </w:t>
+            </w:r>
+            <w:r>
+              <w:rPr>
+                <w:rFonts w:ascii="Times New Roman" w:hAnsi="Times New Roman" w:cs="Times New Roman"/>
+              </w:rPr>
+              <w:t>→</w:t>
+            </w:r>
+            <w:r>
+              <w:t xml:space="preserve"> Is the SQL grammatically correct? </w:t>
+            </w:r>
+          </w:p>
+          <w:p>
+            <w:pPr>
+              <w:numPr>
+                <w:ilvl w:val="0"/>
+                <w:numId w:val="31"/>
+              </w:numPr>
+              <w:spacing w:before="100" w:beforeAutospacing="1" w:after="100" w:afterAutospacing="1"/>
+            </w:pPr>
+            <w:r>
+              <w:rPr>
+                <w:rStyle w:val="Strong"/>
+              </w:rPr>
+              <w:t>Semantic check</w:t>
+            </w:r>
+            <w:r>
+              <w:t xml:space="preserve"> </w:t>
+            </w:r>
+            <w:r>
+              <w:rPr>
+                <w:rFonts w:ascii="Times New Roman" w:hAnsi="Times New Roman" w:cs="Times New Roman"/>
+              </w:rPr>
+              <w:t>→</w:t>
+            </w:r>
+            <w:r>
+              <w:t xml:space="preserve"> Do the table/columns exist? Does the user have permission? </w:t>
+            </w:r>
+          </w:p>
+          <w:p>
+            <w:pPr>
+              <w:numPr>
+                <w:ilvl w:val="0"/>
+                <w:numId w:val="31"/>
+              </w:numPr>
+              <w:spacing w:before="100" w:beforeAutospacing="1" w:after="100" w:afterAutospacing="1"/>
+            </w:pPr>
+            <w:r>
+              <w:rPr>
+                <w:rStyle w:val="Strong"/>
+              </w:rPr>
+              <w:t>Shared pool/library cache check</w:t>
+            </w:r>
+            <w:r>
+              <w:t xml:space="preserve"> </w:t>
+            </w:r>
+            <w:r>
+              <w:rPr>
+                <w:rFonts w:ascii="Times New Roman" w:hAnsi="Times New Roman" w:cs="Times New Roman"/>
+              </w:rPr>
+              <w:t>→</w:t>
+            </w:r>
+            <w:r>
+              <w:t xml:space="preserve"> Has this SQL already been parsed? </w:t>
+            </w:r>
+          </w:p>
+          <w:p>
+            <w:pPr>
+              <w:pStyle w:val="HTMLPreformatted"/>
+              <w:rPr>
+                <w:rStyle w:val="HTMLCode"/>
+              </w:rPr>
+            </w:pPr>
+            <w:r>
+              <w:rPr>
+                <w:rStyle w:val="HTMLCode"/>
+              </w:rPr>
+              <w:t>SQL</w:t>
+            </w:r>
+          </w:p>
+          <w:p>
+            <w:pPr>
+              <w:pStyle w:val="HTMLPreformatted"/>
+              <w:rPr>
+                <w:rStyle w:val="HTMLCode"/>
+              </w:rPr>
+            </w:pPr>
+            <w:r>
+              <w:rPr>
+                <w:rStyle w:val="HTMLCode"/>
+              </w:rPr>
+              <w:t xml:space="preserve"> ↓</w:t>
+            </w:r>
+          </w:p>
+          <w:p>
+            <w:pPr>
+              <w:pStyle w:val="HTMLPreformatted"/>
+              <w:rPr>
+                <w:rStyle w:val="HTMLCode"/>
+              </w:rPr>
+            </w:pPr>
+            <w:r>
+              <w:rPr>
+                <w:rStyle w:val="HTMLCode"/>
+              </w:rPr>
+              <w:t>Parsing</w:t>
+            </w:r>
+          </w:p>
+          <w:p>
+            <w:pPr>
+              <w:pStyle w:val="HTMLPreformatted"/>
+              <w:rPr>
+                <w:rStyle w:val="HTMLCode"/>
+              </w:rPr>
+            </w:pPr>
+            <w:r>
+              <w:rPr>
+                <w:rStyle w:val="HTMLCode"/>
+              </w:rPr>
+              <w:t xml:space="preserve"> ↓</w:t>
+            </w:r>
+          </w:p>
+          <w:p>
+            <w:pPr>
+              <w:pStyle w:val="HTMLPreformatted"/>
+            </w:pPr>
+            <w:r>
+              <w:rPr>
+                <w:rStyle w:val="HTMLCode"/>
+              </w:rPr>
+              <w:t>Syntax + Semantic checks</w:t>
+            </w:r>
+          </w:p>
+          <w:p>
+            <w:r>
+              <w:pict>
+                <v:rect id="_x0000_i1028" style="width:0;height:1.5pt" o:hralign="center" o:hrstd="t" o:hr="t" fillcolor="#a0a0a0" stroked="f"/>
+              </w:pict>
+            </w:r>
+          </w:p>
+          <w:p>
+            <w:pPr>
+              <w:pStyle w:val="Heading3"/>
+              <w:outlineLvl w:val="2"/>
+            </w:pPr>
+            <w:r>
+              <w:t>2. Check the Shared Pool</w:t>
+            </w:r>
+          </w:p>
+          <w:p>
+            <w:pPr>
+              <w:spacing w:before="100" w:beforeAutospacing="1" w:after="100" w:afterAutospacing="1"/>
+            </w:pPr>
+            <w:r>
+              <w:t xml:space="preserve">Oracle checks whether the SQL and an appropriate </w:t>
+            </w:r>
+            <w:r>
+              <w:rPr>
+                <w:rStyle w:val="Strong"/>
+              </w:rPr>
+              <w:t>execution plan</w:t>
+            </w:r>
+            <w:r>
+              <w:t xml:space="preserve"> already exist in the </w:t>
+            </w:r>
+            <w:r>
+              <w:rPr>
+                <w:rStyle w:val="Strong"/>
+              </w:rPr>
+              <w:t>Library Cache</w:t>
+            </w:r>
+            <w:r>
+              <w:t>.</w:t>
+            </w:r>
+          </w:p>
+          <w:p>
+            <w:pPr>
+              <w:spacing w:before="100" w:beforeAutospacing="1" w:after="100" w:afterAutospacing="1"/>
+            </w:pPr>
+            <w:r>
+              <w:t>If an existing usable plan is found, Oracle may reuse it.</w:t>
+            </w:r>
+          </w:p>
+          <w:p>
+            <w:pPr>
+              <w:pStyle w:val="NormalWeb"/>
+            </w:pPr>
+            <w:r>
+              <w:t>If not, Oracle needs to create an execution plan.</w:t>
+            </w:r>
+          </w:p>
+          <w:p>
+            <w:pPr>
+              <w:pStyle w:val="blue"/>
+            </w:pPr>
+          </w:p>
+        </w:tc>
+        <w:tc>
+          <w:tcPr>
+            <w:tcW w:w="9360" w:type="dxa"/>
+          </w:tcPr>
+          <w:p>
+            <w:pPr>
+              <w:pStyle w:val="Heading3"/>
+              <w:outlineLvl w:val="2"/>
+              <w:rPr>
+                <w:color w:val="auto"/>
+                <w:sz w:val="27"/>
+              </w:rPr>
+            </w:pPr>
+            <w:r>
+              <w:lastRenderedPageBreak/>
+              <w:t>3. Create the execution plan</w:t>
+            </w:r>
+          </w:p>
+          <w:p>
+            <w:pPr>
+              <w:spacing w:before="100" w:beforeAutospacing="1" w:after="100" w:afterAutospacing="1"/>
+            </w:pPr>
+            <w:r>
+              <w:t xml:space="preserve">The </w:t>
+            </w:r>
+            <w:r>
+              <w:rPr>
+                <w:rStyle w:val="Strong"/>
+              </w:rPr>
+              <w:t>Optimizer</w:t>
+            </w:r>
+            <w:r>
+              <w:t xml:space="preserve"> determines how to retrieve the data efficiently.</w:t>
+            </w:r>
+          </w:p>
+          <w:p>
+            <w:pPr>
+              <w:pStyle w:val="NormalWeb"/>
+            </w:pPr>
+            <w:r>
+              <w:t>For example, it might decide:</w:t>
+            </w:r>
+          </w:p>
+          <w:p>
+            <w:pPr>
+              <w:pStyle w:val="HTMLPreformatted"/>
+              <w:rPr>
+                <w:rStyle w:val="HTMLCode"/>
+                <w:rFonts w:eastAsiaTheme="majorEastAsia"/>
+              </w:rPr>
+            </w:pPr>
+            <w:r>
+              <w:rPr>
+                <w:rStyle w:val="HTMLCode"/>
+                <w:rFonts w:eastAsiaTheme="majorEastAsia"/>
+              </w:rPr>
+              <w:t>EMPLOYEE table</w:t>
+            </w:r>
+          </w:p>
+          <w:p>
+            <w:pPr>
+              <w:pStyle w:val="HTMLPreformatted"/>
+              <w:rPr>
+                <w:rStyle w:val="HTMLCode"/>
+                <w:rFonts w:eastAsiaTheme="majorEastAsia"/>
+              </w:rPr>
+            </w:pPr>
+            <w:r>
+              <w:rPr>
+                <w:rStyle w:val="HTMLCode"/>
+                <w:rFonts w:eastAsiaTheme="majorEastAsia"/>
+              </w:rPr>
+              <w:t xml:space="preserve">      ↓</w:t>
+            </w:r>
+          </w:p>
+          <w:p>
+            <w:pPr>
+              <w:pStyle w:val="HTMLPreformatted"/>
+              <w:rPr>
+                <w:rStyle w:val="HTMLCode"/>
+                <w:rFonts w:eastAsiaTheme="majorEastAsia"/>
+              </w:rPr>
+            </w:pPr>
+            <w:r>
+              <w:rPr>
+                <w:rStyle w:val="HTMLCode"/>
+                <w:rFonts w:eastAsiaTheme="majorEastAsia"/>
+              </w:rPr>
+              <w:t>Use index on DEPARTMENT_ID</w:t>
+            </w:r>
+          </w:p>
+          <w:p>
+            <w:pPr>
+              <w:pStyle w:val="HTMLPreformatted"/>
+              <w:rPr>
+                <w:rStyle w:val="HTMLCode"/>
+                <w:rFonts w:eastAsiaTheme="majorEastAsia"/>
+              </w:rPr>
+            </w:pPr>
+            <w:r>
+              <w:rPr>
+                <w:rStyle w:val="HTMLCode"/>
+                <w:rFonts w:eastAsiaTheme="majorEastAsia"/>
+              </w:rPr>
+              <w:t xml:space="preserve">      ↓</w:t>
+            </w:r>
+          </w:p>
+          <w:p>
+            <w:pPr>
+              <w:pStyle w:val="HTMLPreformatted"/>
+            </w:pPr>
+            <w:r>
+              <w:rPr>
+                <w:rStyle w:val="HTMLCode"/>
+                <w:rFonts w:eastAsiaTheme="majorEastAsia"/>
+              </w:rPr>
+              <w:t>Fetch matching rows</w:t>
+            </w:r>
+          </w:p>
+          <w:p>
+            <w:pPr>
+              <w:pStyle w:val="NormalWeb"/>
+            </w:pPr>
+            <w:r>
+              <w:lastRenderedPageBreak/>
+              <w:t>Or it might decide:</w:t>
+            </w:r>
+          </w:p>
+          <w:p>
+            <w:pPr>
+              <w:pStyle w:val="HTMLPreformatted"/>
+              <w:rPr>
+                <w:rStyle w:val="HTMLCode"/>
+                <w:rFonts w:eastAsiaTheme="majorEastAsia"/>
+              </w:rPr>
+            </w:pPr>
+            <w:r>
+              <w:rPr>
+                <w:rStyle w:val="HTMLCode"/>
+                <w:rFonts w:eastAsiaTheme="majorEastAsia"/>
+              </w:rPr>
+              <w:t>Full table scan</w:t>
+            </w:r>
+          </w:p>
+          <w:p>
+            <w:pPr>
+              <w:pStyle w:val="HTMLPreformatted"/>
+              <w:rPr>
+                <w:rStyle w:val="HTMLCode"/>
+                <w:rFonts w:eastAsiaTheme="majorEastAsia"/>
+              </w:rPr>
+            </w:pPr>
+            <w:r>
+              <w:rPr>
+                <w:rStyle w:val="HTMLCode"/>
+                <w:rFonts w:eastAsiaTheme="majorEastAsia"/>
+              </w:rPr>
+              <w:t xml:space="preserve">      ↓</w:t>
+            </w:r>
+          </w:p>
+          <w:p>
+            <w:pPr>
+              <w:pStyle w:val="HTMLPreformatted"/>
+            </w:pPr>
+            <w:r>
+              <w:rPr>
+                <w:rStyle w:val="HTMLCode"/>
+                <w:rFonts w:eastAsiaTheme="majorEastAsia"/>
+              </w:rPr>
+              <w:t>Check each row</w:t>
+            </w:r>
+          </w:p>
+          <w:p>
+            <w:pPr>
+              <w:spacing w:before="100" w:beforeAutospacing="1" w:after="100" w:afterAutospacing="1"/>
+            </w:pPr>
+            <w:r>
+              <w:t>The choice depends on statistics, indexes, table size, selectivity, etc.</w:t>
+            </w:r>
+          </w:p>
+          <w:p>
+            <w:pPr>
+              <w:pStyle w:val="Heading3"/>
+              <w:outlineLvl w:val="2"/>
+              <w:rPr>
+                <w:color w:val="auto"/>
+                <w:sz w:val="27"/>
+              </w:rPr>
+            </w:pPr>
+            <w:r>
+              <w:t>4. Execute the plan</w:t>
+            </w:r>
+          </w:p>
+          <w:p>
+            <w:pPr>
+              <w:spacing w:before="100" w:beforeAutospacing="1" w:after="100" w:afterAutospacing="1"/>
+            </w:pPr>
+            <w:r>
+              <w:t>Oracle now actually retrieves the required data.</w:t>
+            </w:r>
+          </w:p>
+          <w:p>
+            <w:pPr>
+              <w:pStyle w:val="NormalWeb"/>
+            </w:pPr>
+            <w:r>
+              <w:t>For example:</w:t>
+            </w:r>
+          </w:p>
+          <w:p>
+            <w:pPr>
+              <w:pStyle w:val="HTMLPreformatted"/>
+            </w:pPr>
+            <w:r>
+              <w:rPr>
+                <w:rStyle w:val="g"/>
+                <w:rFonts w:eastAsiaTheme="majorEastAsia"/>
+              </w:rPr>
+              <w:t>WHERE</w:t>
+            </w:r>
+            <w:r>
+              <w:rPr>
+                <w:rStyle w:val="HTMLCode"/>
+              </w:rPr>
+              <w:t xml:space="preserve"> department_id </w:t>
+            </w:r>
+            <w:r>
+              <w:rPr>
+                <w:rStyle w:val="g"/>
+                <w:rFonts w:eastAsiaTheme="majorEastAsia"/>
+              </w:rPr>
+              <w:t>=</w:t>
+            </w:r>
+            <w:r>
+              <w:rPr>
+                <w:rStyle w:val="HTMLCode"/>
+              </w:rPr>
+              <w:t xml:space="preserve"> </w:t>
+            </w:r>
+            <w:r>
+              <w:rPr>
+                <w:rStyle w:val="j"/>
+              </w:rPr>
+              <w:t>10</w:t>
+            </w:r>
+          </w:p>
+          <w:p>
+            <w:pPr>
+              <w:spacing w:before="100" w:beforeAutospacing="1" w:after="100" w:afterAutospacing="1"/>
+            </w:pPr>
+            <w:r>
+              <w:t>Oracle may need to read data blocks from the database files.</w:t>
+            </w:r>
+          </w:p>
+          <w:p>
+            <w:pPr>
+              <w:spacing w:before="100" w:beforeAutospacing="1" w:after="100" w:afterAutospacing="1"/>
+            </w:pPr>
+            <w:r>
+              <w:t xml:space="preserve">First it checks the </w:t>
+            </w:r>
+            <w:r>
+              <w:rPr>
+                <w:rStyle w:val="Strong"/>
+              </w:rPr>
+              <w:t>Database Buffer Cache</w:t>
+            </w:r>
+            <w:r>
+              <w:t xml:space="preserve"> in the SGA:</w:t>
+            </w:r>
+          </w:p>
+          <w:p>
+            <w:pPr>
+              <w:pStyle w:val="HTMLPreformatted"/>
+              <w:rPr>
+                <w:rStyle w:val="HTMLCode"/>
+              </w:rPr>
+            </w:pPr>
+            <w:r>
+              <w:rPr>
+                <w:rStyle w:val="HTMLCode"/>
+              </w:rPr>
+              <w:t>Need data block</w:t>
+            </w:r>
+          </w:p>
+          <w:p>
+            <w:pPr>
+              <w:pStyle w:val="HTMLPreformatted"/>
+              <w:rPr>
+                <w:rStyle w:val="HTMLCode"/>
+              </w:rPr>
+            </w:pPr>
+            <w:r>
+              <w:rPr>
+                <w:rStyle w:val="HTMLCode"/>
+              </w:rPr>
+              <w:t xml:space="preserve">      ↓</w:t>
+            </w:r>
+          </w:p>
+          <w:p>
+            <w:pPr>
+              <w:pStyle w:val="HTMLPreformatted"/>
+              <w:rPr>
+                <w:rStyle w:val="HTMLCode"/>
+              </w:rPr>
+            </w:pPr>
+            <w:r>
+              <w:rPr>
+                <w:rStyle w:val="HTMLCode"/>
+              </w:rPr>
+              <w:t>Buffer Cache</w:t>
+            </w:r>
+          </w:p>
+          <w:p>
+            <w:pPr>
+              <w:pStyle w:val="HTMLPreformatted"/>
+              <w:rPr>
+                <w:rStyle w:val="HTMLCode"/>
+              </w:rPr>
+            </w:pPr>
+            <w:r>
+              <w:rPr>
+                <w:rStyle w:val="HTMLCode"/>
+              </w:rPr>
+              <w:t xml:space="preserve">   </w:t>
+            </w:r>
+            <w:r>
+              <w:rPr>
+                <w:rStyle w:val="HTMLCode"/>
+                <w:rFonts w:ascii="Cambria Math" w:hAnsi="Cambria Math" w:cs="Cambria Math"/>
+              </w:rPr>
+              <w:t>↙</w:t>
+            </w:r>
+            <w:r>
+              <w:rPr>
+                <w:rStyle w:val="HTMLCode"/>
+              </w:rPr>
+              <w:t xml:space="preserve">       </w:t>
+            </w:r>
+            <w:r>
+              <w:rPr>
+                <w:rStyle w:val="HTMLCode"/>
+                <w:rFonts w:ascii="Cambria Math" w:hAnsi="Cambria Math" w:cs="Cambria Math"/>
+              </w:rPr>
+              <w:t>↘</w:t>
+            </w:r>
+          </w:p>
+          <w:p>
+            <w:pPr>
+              <w:pStyle w:val="HTMLPreformatted"/>
+              <w:rPr>
+                <w:rStyle w:val="HTMLCode"/>
+              </w:rPr>
+            </w:pPr>
+            <w:r>
+              <w:rPr>
+                <w:rStyle w:val="HTMLCode"/>
+              </w:rPr>
+              <w:t>Found     Not found</w:t>
+            </w:r>
+          </w:p>
+          <w:p>
+            <w:pPr>
+              <w:pStyle w:val="HTMLPreformatted"/>
+              <w:rPr>
+                <w:rStyle w:val="HTMLCode"/>
+              </w:rPr>
+            </w:pPr>
+            <w:r>
+              <w:rPr>
+                <w:rStyle w:val="HTMLCode"/>
+              </w:rPr>
+              <w:t xml:space="preserve"> ↓           ↓</w:t>
+            </w:r>
+          </w:p>
+          <w:p>
+            <w:pPr>
+              <w:pStyle w:val="HTMLPreformatted"/>
+              <w:rPr>
+                <w:rStyle w:val="HTMLCode"/>
+              </w:rPr>
+            </w:pPr>
+            <w:r>
+              <w:rPr>
+                <w:rStyle w:val="HTMLCode"/>
+              </w:rPr>
+              <w:t>Use it    Read from disk</w:t>
+            </w:r>
+          </w:p>
+          <w:p>
+            <w:pPr>
+              <w:pStyle w:val="HTMLPreformatted"/>
+              <w:rPr>
+                <w:rStyle w:val="HTMLCode"/>
+              </w:rPr>
+            </w:pPr>
+            <w:r>
+              <w:rPr>
+                <w:rStyle w:val="HTMLCode"/>
+              </w:rPr>
+              <w:t xml:space="preserve">             ↓</w:t>
+            </w:r>
+          </w:p>
+          <w:p>
+            <w:pPr>
+              <w:pStyle w:val="HTMLPreformatted"/>
+            </w:pPr>
+            <w:r>
+              <w:rPr>
+                <w:rStyle w:val="HTMLCode"/>
+              </w:rPr>
+              <w:t xml:space="preserve">       Put into Buffer Cache</w:t>
+            </w:r>
+          </w:p>
+          <w:p>
+            <w:pPr>
+              <w:pStyle w:val="blue"/>
+            </w:pPr>
+          </w:p>
+        </w:tc>
+        <w:tc>
+          <w:tcPr>
+            <w:tcW w:w="4765" w:type="dxa"/>
+          </w:tcPr>
+          <w:p>
+            <w:pPr>
+              <w:pStyle w:val="blue"/>
+            </w:pPr>
+            <w:r>
+              <w:lastRenderedPageBreak/>
+              <w:t xml:space="preserve">        SQL Query</w:t>
+            </w:r>
+          </w:p>
+          <w:p>
+            <w:pPr>
+              <w:pStyle w:val="blue"/>
+            </w:pPr>
+            <w:r>
+              <w:t xml:space="preserve">            </w:t>
+            </w:r>
+            <w:r>
+              <w:rPr>
+                <w:rFonts w:ascii="Times New Roman" w:hAnsi="Times New Roman" w:cs="Times New Roman"/>
+              </w:rPr>
+              <w:t>↓</w:t>
+            </w:r>
+          </w:p>
+          <w:p>
+            <w:pPr>
+              <w:pStyle w:val="blue"/>
+            </w:pPr>
+            <w:r>
+              <w:t xml:space="preserve">        Parse</w:t>
+            </w:r>
+          </w:p>
+          <w:p>
+            <w:pPr>
+              <w:pStyle w:val="blue"/>
+            </w:pPr>
+            <w:r>
+              <w:t xml:space="preserve">            </w:t>
+            </w:r>
+            <w:r>
+              <w:rPr>
+                <w:rFonts w:ascii="Times New Roman" w:hAnsi="Times New Roman" w:cs="Times New Roman"/>
+              </w:rPr>
+              <w:t>↓</w:t>
+            </w:r>
+          </w:p>
+          <w:p>
+            <w:pPr>
+              <w:pStyle w:val="blue"/>
+            </w:pPr>
+            <w:r>
+              <w:t xml:space="preserve"> Syntax + Semantic checks</w:t>
+            </w:r>
+          </w:p>
+          <w:p>
+            <w:pPr>
+              <w:pStyle w:val="blue"/>
+            </w:pPr>
+            <w:r>
+              <w:t xml:space="preserve">            </w:t>
+            </w:r>
+            <w:r>
+              <w:rPr>
+                <w:rFonts w:ascii="Times New Roman" w:hAnsi="Times New Roman" w:cs="Times New Roman"/>
+              </w:rPr>
+              <w:t>↓</w:t>
+            </w:r>
+          </w:p>
+          <w:p>
+            <w:pPr>
+              <w:pStyle w:val="blue"/>
+            </w:pPr>
+            <w:r>
+              <w:t xml:space="preserve">    Check Library Cache</w:t>
+            </w:r>
+            <w:r>
+              <w:t xml:space="preserve"> for exec plan</w:t>
+            </w:r>
+          </w:p>
+          <w:p>
+            <w:pPr>
+              <w:pStyle w:val="blue"/>
+            </w:pPr>
+            <w:r>
+              <w:t xml:space="preserve">            </w:t>
+            </w:r>
+            <w:r>
+              <w:rPr>
+                <w:rFonts w:ascii="Times New Roman" w:hAnsi="Times New Roman" w:cs="Times New Roman"/>
+              </w:rPr>
+              <w:t>↓</w:t>
+            </w:r>
+          </w:p>
+          <w:p>
+            <w:pPr>
+              <w:pStyle w:val="blue"/>
+            </w:pPr>
+            <w:r>
+              <w:t xml:space="preserve">   Optimizer creates/uses</w:t>
+            </w:r>
+          </w:p>
+          <w:p>
+            <w:pPr>
+              <w:pStyle w:val="blue"/>
+            </w:pPr>
+            <w:r>
+              <w:t xml:space="preserve">     execution plan</w:t>
+            </w:r>
+          </w:p>
+          <w:p>
+            <w:pPr>
+              <w:pStyle w:val="blue"/>
+            </w:pPr>
+            <w:r>
+              <w:lastRenderedPageBreak/>
+              <w:t xml:space="preserve">            </w:t>
+            </w:r>
+            <w:r>
+              <w:rPr>
+                <w:rFonts w:ascii="Times New Roman" w:hAnsi="Times New Roman" w:cs="Times New Roman"/>
+              </w:rPr>
+              <w:t>↓</w:t>
+            </w:r>
+          </w:p>
+          <w:p>
+            <w:pPr>
+              <w:pStyle w:val="blue"/>
+            </w:pPr>
+            <w:r>
+              <w:t xml:space="preserve">         Execute</w:t>
+            </w:r>
+          </w:p>
+          <w:p>
+            <w:pPr>
+              <w:pStyle w:val="blue"/>
+            </w:pPr>
+            <w:r>
+              <w:t xml:space="preserve">            </w:t>
+            </w:r>
+            <w:r>
+              <w:rPr>
+                <w:rFonts w:ascii="Times New Roman" w:hAnsi="Times New Roman" w:cs="Times New Roman"/>
+              </w:rPr>
+              <w:t>↓</w:t>
+            </w:r>
+          </w:p>
+          <w:p>
+            <w:pPr>
+              <w:pStyle w:val="2pink"/>
+            </w:pPr>
+            <w:r>
+              <w:t xml:space="preserve">    Check Buffer Cache</w:t>
+            </w:r>
+          </w:p>
+          <w:p>
+            <w:pPr>
+              <w:pStyle w:val="blue"/>
+            </w:pPr>
+            <w:r>
+              <w:t xml:space="preserve">       </w:t>
+            </w:r>
+            <w:r>
+              <w:rPr>
+                <w:rFonts w:ascii="Cambria Math" w:hAnsi="Cambria Math" w:cs="Cambria Math"/>
+              </w:rPr>
+              <w:t>↙</w:t>
+            </w:r>
+            <w:r>
+              <w:t xml:space="preserve">          </w:t>
+            </w:r>
+            <w:r>
+              <w:rPr>
+                <w:rFonts w:ascii="Cambria Math" w:hAnsi="Cambria Math" w:cs="Cambria Math"/>
+              </w:rPr>
+              <w:t>↘</w:t>
+            </w:r>
+          </w:p>
+          <w:p>
+            <w:pPr>
+              <w:pStyle w:val="blue"/>
+            </w:pPr>
+            <w:r>
+              <w:t xml:space="preserve">    Found       Not Found</w:t>
+            </w:r>
+          </w:p>
+          <w:p>
+            <w:pPr>
+              <w:pStyle w:val="blue"/>
+            </w:pPr>
+            <w:r>
+              <w:t xml:space="preserve">      </w:t>
+            </w:r>
+            <w:r>
+              <w:rPr>
+                <w:rFonts w:ascii="Times New Roman" w:hAnsi="Times New Roman" w:cs="Times New Roman"/>
+              </w:rPr>
+              <w:t>↓</w:t>
+            </w:r>
+            <w:r>
+              <w:t xml:space="preserve">             </w:t>
+            </w:r>
+            <w:r>
+              <w:rPr>
+                <w:rFonts w:ascii="Times New Roman" w:hAnsi="Times New Roman" w:cs="Times New Roman"/>
+              </w:rPr>
+              <w:t>↓</w:t>
+            </w:r>
+          </w:p>
+          <w:p>
+            <w:pPr>
+              <w:pStyle w:val="blue"/>
+            </w:pPr>
+            <w:r>
+              <w:t xml:space="preserve">    Use       Read from Data File</w:t>
+            </w:r>
+          </w:p>
+          <w:p>
+            <w:pPr>
+              <w:pStyle w:val="blue"/>
+            </w:pPr>
+            <w:r>
+              <w:t xml:space="preserve">                    </w:t>
+            </w:r>
+            <w:r>
+              <w:rPr>
+                <w:rFonts w:ascii="Times New Roman" w:hAnsi="Times New Roman" w:cs="Times New Roman"/>
+              </w:rPr>
+              <w:t>↓</w:t>
+            </w:r>
+          </w:p>
+          <w:p>
+            <w:pPr>
+              <w:pStyle w:val="blue"/>
+            </w:pPr>
+            <w:r>
+              <w:t xml:space="preserve">              Buffer Cache</w:t>
+            </w:r>
+          </w:p>
+          <w:p>
+            <w:pPr>
+              <w:pStyle w:val="blue"/>
+            </w:pPr>
+            <w:r>
+              <w:t xml:space="preserve">                    </w:t>
+            </w:r>
+            <w:r>
+              <w:rPr>
+                <w:rFonts w:ascii="Times New Roman" w:hAnsi="Times New Roman" w:cs="Times New Roman"/>
+              </w:rPr>
+              <w:t>↓</w:t>
+            </w:r>
+          </w:p>
+          <w:p>
+            <w:pPr>
+              <w:pStyle w:val="blue"/>
+            </w:pPr>
+            <w:r>
+              <w:t xml:space="preserve">              Get required rows</w:t>
+            </w:r>
+          </w:p>
+          <w:p>
+            <w:pPr>
+              <w:pStyle w:val="blue"/>
+            </w:pPr>
+            <w:r>
+              <w:t xml:space="preserve">                    </w:t>
+            </w:r>
+            <w:r>
+              <w:rPr>
+                <w:rFonts w:ascii="Times New Roman" w:hAnsi="Times New Roman" w:cs="Times New Roman"/>
+              </w:rPr>
+              <w:t>↓</w:t>
+            </w:r>
+          </w:p>
+          <w:p>
+            <w:pPr>
+              <w:pStyle w:val="blue"/>
+            </w:pPr>
+            <w:r>
+              <w:t xml:space="preserve">             Return to client</w:t>
+            </w:r>
+          </w:p>
+          <w:p>
+            <w:pPr>
+              <w:pStyle w:val="blue"/>
+            </w:pPr>
+            <w:r>
+              <w:t xml:space="preserve">                    </w:t>
+            </w:r>
+            <w:r>
+              <w:rPr>
+                <w:rFonts w:ascii="Times New Roman" w:hAnsi="Times New Roman" w:cs="Times New Roman"/>
+              </w:rPr>
+              <w:t>↓</w:t>
+            </w:r>
+          </w:p>
+          <w:p>
+            <w:pPr>
+              <w:pStyle w:val="blue"/>
+            </w:pPr>
+            <w:r>
+              <w:t xml:space="preserve">              Display output</w:t>
+            </w:r>
+          </w:p>
+        </w:tc>
+      </w:tr>
+    </w:tbl>
+    <w:p/>
+    <w:tbl>
+      <w:tblPr>
+        <w:tblStyle w:val="TableGrid"/>
+        <w:tblW w:w="0" w:type="auto"/>
+        <w:tblLook w:val="04A0" w:firstRow="1" w:lastRow="0" w:firstColumn="1" w:lastColumn="0" w:noHBand="0" w:noVBand="1"/>
+      </w:tblPr>
+      <w:tblGrid>
+        <w:gridCol w:w="8905"/>
+        <w:gridCol w:w="9360"/>
+        <w:gridCol w:w="4765"/>
+      </w:tblGrid>
+      <w:tr>
+        <w:tc>
+          <w:tcPr>
+            <w:tcW w:w="8905" w:type="dxa"/>
+          </w:tcPr>
+          <w:p>
+            <w:pPr>
+              <w:pStyle w:val="Heading3"/>
+              <w:outlineLvl w:val="2"/>
+              <w:rPr>
+                <w:color w:val="auto"/>
+                <w:sz w:val="27"/>
+              </w:rPr>
+            </w:pPr>
+            <w:r>
+              <w:t>5. Return the result</w:t>
+            </w:r>
+          </w:p>
+          <w:p>
+            <w:pPr>
+              <w:spacing w:before="100" w:beforeAutospacing="1" w:after="100" w:afterAutospacing="1"/>
+            </w:pPr>
+            <w:r>
+              <w:t>Oracle obtains the required rows and sends the result back to the client.</w:t>
+            </w:r>
+          </w:p>
+          <w:p>
+            <w:pPr>
+              <w:pStyle w:val="HTMLPreformatted"/>
+              <w:rPr>
+                <w:rStyle w:val="HTMLCode"/>
+                <w:rFonts w:eastAsiaTheme="majorEastAsia"/>
+              </w:rPr>
+            </w:pPr>
+            <w:r>
+              <w:rPr>
+                <w:rStyle w:val="HTMLCode"/>
+                <w:rFonts w:eastAsiaTheme="majorEastAsia"/>
+              </w:rPr>
+              <w:t>Oracle Database</w:t>
+            </w:r>
+          </w:p>
+          <w:p>
+            <w:pPr>
+              <w:pStyle w:val="HTMLPreformatted"/>
+              <w:rPr>
+                <w:rStyle w:val="HTMLCode"/>
+                <w:rFonts w:eastAsiaTheme="majorEastAsia"/>
+              </w:rPr>
+            </w:pPr>
+            <w:r>
+              <w:rPr>
+                <w:rStyle w:val="HTMLCode"/>
+                <w:rFonts w:eastAsiaTheme="majorEastAsia"/>
+              </w:rPr>
+              <w:t xml:space="preserve">      ↓</w:t>
+            </w:r>
+          </w:p>
+          <w:p>
+            <w:pPr>
+              <w:pStyle w:val="HTMLPreformatted"/>
+              <w:rPr>
+                <w:rStyle w:val="HTMLCode"/>
+                <w:rFonts w:eastAsiaTheme="majorEastAsia"/>
+              </w:rPr>
+            </w:pPr>
+            <w:r>
+              <w:rPr>
+                <w:rStyle w:val="HTMLCode"/>
+                <w:rFonts w:eastAsiaTheme="majorEastAsia"/>
+              </w:rPr>
+              <w:t>Result rows</w:t>
+            </w:r>
+          </w:p>
+          <w:p>
+            <w:pPr>
+              <w:pStyle w:val="HTMLPreformatted"/>
+              <w:rPr>
+                <w:rStyle w:val="HTMLCode"/>
+                <w:rFonts w:eastAsiaTheme="majorEastAsia"/>
+              </w:rPr>
+            </w:pPr>
+            <w:r>
+              <w:rPr>
+                <w:rStyle w:val="HTMLCode"/>
+                <w:rFonts w:eastAsiaTheme="majorEastAsia"/>
+              </w:rPr>
+              <w:t xml:space="preserve">      ↓</w:t>
+            </w:r>
+          </w:p>
+          <w:p>
+            <w:pPr>
+              <w:pStyle w:val="HTMLPreformatted"/>
+              <w:rPr>
+                <w:rStyle w:val="HTMLCode"/>
+                <w:rFonts w:eastAsiaTheme="majorEastAsia"/>
+              </w:rPr>
+            </w:pPr>
+            <w:r>
+              <w:rPr>
+                <w:rStyle w:val="HTMLCode"/>
+                <w:rFonts w:eastAsiaTheme="majorEastAsia"/>
+              </w:rPr>
+              <w:t>SQL Developer / Java / Application</w:t>
+            </w:r>
+          </w:p>
+          <w:p>
+            <w:pPr>
+              <w:pStyle w:val="HTMLPreformatted"/>
+              <w:rPr>
+                <w:rStyle w:val="HTMLCode"/>
+                <w:rFonts w:eastAsiaTheme="majorEastAsia"/>
+              </w:rPr>
+            </w:pPr>
+            <w:r>
+              <w:rPr>
+                <w:rStyle w:val="HTMLCode"/>
+                <w:rFonts w:eastAsiaTheme="majorEastAsia"/>
+              </w:rPr>
+              <w:t xml:space="preserve">      ↓</w:t>
+            </w:r>
+          </w:p>
+          <w:p>
+            <w:pPr>
+              <w:pStyle w:val="HTMLPreformatted"/>
+            </w:pPr>
+            <w:r>
+              <w:rPr>
+                <w:rStyle w:val="HTMLCode"/>
+                <w:rFonts w:eastAsiaTheme="majorEastAsia"/>
+              </w:rPr>
+              <w:t>Display output</w:t>
+            </w:r>
+          </w:p>
+          <w:p>
+            <w:pPr>
+              <w:pStyle w:val="blue"/>
+            </w:pPr>
+          </w:p>
+        </w:tc>
+        <w:tc>
+          <w:tcPr>
+            <w:tcW w:w="9360" w:type="dxa"/>
+          </w:tcPr>
+          <w:p>
+            <w:pPr>
+              <w:pStyle w:val="Heading3"/>
+              <w:outlineLvl w:val="2"/>
+            </w:pPr>
+          </w:p>
+        </w:tc>
+        <w:tc>
+          <w:tcPr>
+            <w:tcW w:w="4765" w:type="dxa"/>
+          </w:tcPr>
+          <w:p>
+            <w:pPr>
+              <w:pStyle w:val="blue"/>
+            </w:pPr>
+          </w:p>
+        </w:tc>
+      </w:tr>
+    </w:tbl>
+    <w:p>
+      <w:pPr>
+        <w:pStyle w:val="blue"/>
       </w:pPr>
     </w:p>
     <w:p>
@@ -1805,6 +5689,7 @@
               <w:ind w:left="607"/>
             </w:pPr>
             <w:r>
+              <w:lastRenderedPageBreak/>
               <w:t>write triggers for tables for validations and u should never use pseudo col while creating a check constraints</w:t>
             </w:r>
             <w:r>
@@ -2411,7 +6296,6 @@
               <w:pStyle w:val="blue"/>
             </w:pPr>
             <w:r>
-              <w:lastRenderedPageBreak/>
               <w:t xml:space="preserve">joins is used </w:t>
             </w:r>
             <w:r>
@@ -2456,7 +6340,6 @@
               <w:pStyle w:val="blue"/>
             </w:pPr>
             <w:r>
-              <w:lastRenderedPageBreak/>
               <w:t xml:space="preserve">union all </w:t>
             </w:r>
           </w:p>
@@ -2682,10 +6565,7 @@
               <w:t>ename</w:t>
             </w:r>
             <w:r>
-              <w:t xml:space="preserve"> </w:t>
-            </w:r>
-            <w:r>
-              <w:t>FROM scott.emp</w:t>
+              <w:t xml:space="preserve"> FROM scott.emp</w:t>
             </w:r>
           </w:p>
           <w:p>
@@ -2711,10 +6591,7 @@
               <w:t>dname</w:t>
             </w:r>
             <w:r>
-              <w:t xml:space="preserve"> </w:t>
-            </w:r>
-            <w:r>
-              <w:t>FROM scott.dept;</w:t>
+              <w:t xml:space="preserve"> FROM scott.dept;</w:t>
             </w:r>
           </w:p>
           <w:p>
@@ -3149,7 +7026,7 @@
             <w:r>
               <w:rPr>
                 <w:rStyle w:val="blueChar"/>
-                <w:rFonts w:ascii="Comic Sans MS" w:hAnsi="Comic Sans MS"/>
+                <w:rFonts w:ascii="Comic Sans MS" w:eastAsiaTheme="minorHAnsi" w:hAnsi="Comic Sans MS"/>
               </w:rPr>
               <w:t>this also wont work bec 1st query 1st col dataype is not matching with 2nd query 1st col data</w:t>
             </w:r>
@@ -3241,7 +7118,19 @@
               <w:rPr>
                 <w:lang w:val="en-IN"/>
               </w:rPr>
-              <w:t>SElect country_id from HR.COUNTRIES</w:t>
+              <w:t>SElect country_id from</w:t>
+            </w:r>
+            <w:r>
+              <w:rPr>
+                <w:lang w:val="en-IN"/>
+              </w:rPr>
+              <w:t xml:space="preserve"> </w:t>
+            </w:r>
+            <w:r>
+              <w:rPr>
+                <w:lang w:val="en-IN"/>
+              </w:rPr>
+              <w:t>HR.COUNTRIES</w:t>
             </w:r>
           </w:p>
           <w:p>
@@ -3499,7 +7388,6 @@
                 <w:rFonts w:ascii="Comic Sans MS" w:eastAsiaTheme="minorHAnsi" w:hAnsi="Comic Sans MS"/>
                 <w:sz w:val="24"/>
               </w:rPr>
-              <w:lastRenderedPageBreak/>
               <w:t>Inner query will be executed 1</w:t>
             </w:r>
             <w:r>
@@ -3677,6 +7565,7 @@
               <w:pStyle w:val="blue"/>
             </w:pPr>
             <w:r>
+              <w:lastRenderedPageBreak/>
               <w:t>assume  u have total 500 rec after filtering u will get only 10 rec, so its better to assing rownum to those 10 rec na instead of assigning rownum to all 500 rec</w:t>
             </w:r>
             <w:r>
@@ -3817,13 +7706,7 @@
               <w:pStyle w:val="blue"/>
             </w:pPr>
             <w:r>
-              <w:t>SELECT ename, sal</w:t>
-            </w:r>
-            <w:r>
-              <w:t xml:space="preserve"> </w:t>
-            </w:r>
-            <w:r>
-              <w:t>FROM scott.emp</w:t>
+              <w:t>SELECT ename, sal FROM scott.emp</w:t>
             </w:r>
           </w:p>
           <w:p>
@@ -3831,13 +7714,7 @@
               <w:pStyle w:val="blue"/>
             </w:pPr>
             <w:r>
-              <w:t>WHERE sal &gt; (SELECT AVG(sal)</w:t>
-            </w:r>
-            <w:r>
-              <w:t xml:space="preserve"> </w:t>
-            </w:r>
-            <w:r>
-              <w:t>FROM scott.emp);</w:t>
+              <w:t>WHERE sal &gt; (SELECT AVG(sal) FROM scott.emp);</w:t>
             </w:r>
           </w:p>
           <w:p>
@@ -4208,10 +8085,7 @@
               <w:t>highest-paid employee in each department</w:t>
             </w:r>
             <w:r>
-              <w:t>:</w:t>
-            </w:r>
-            <w:r>
-              <w:t xml:space="preserve"> and filter – for this we can use having clause also</w:t>
+              <w:t>: and filter – for this we can use having clause also</w:t>
             </w:r>
           </w:p>
           <w:p>
@@ -4875,10 +8749,7 @@
               <w:pStyle w:val="blue"/>
             </w:pPr>
             <w:r>
-              <w:t xml:space="preserve">here the subquery </w:t>
-            </w:r>
-            <w:r>
-              <w:t xml:space="preserve">returns </w:t>
+              <w:t xml:space="preserve">here the subquery returns </w:t>
             </w:r>
             <w:r>
               <w:rPr>
@@ -4991,8 +8862,6 @@
       <w:r>
         <w:t>in normal sub query since inner query is independent it will be executed only once</w:t>
       </w:r>
-      <w:bookmarkStart w:id="0" w:name="_GoBack"/>
-      <w:bookmarkEnd w:id="0"/>
     </w:p>
     <w:p>
       <w:pPr>
@@ -5029,12 +8898,14 @@
           <w:p>
             <w:pPr>
               <w:pStyle w:val="Heading2"/>
+              <w:outlineLvl w:val="1"/>
               <w:rPr>
                 <w:color w:val="auto"/>
                 <w:sz w:val="36"/>
               </w:rPr>
             </w:pPr>
             <w:r>
+              <w:lastRenderedPageBreak/>
               <w:t>1. Normal subquery</w:t>
             </w:r>
           </w:p>
@@ -5574,6 +9445,7 @@
           <w:p>
             <w:pPr>
               <w:pStyle w:val="Heading1"/>
+              <w:outlineLvl w:val="0"/>
               <w:rPr>
                 <w:color w:val="auto"/>
                 <w:sz w:val="48"/>
@@ -5583,10 +9455,7 @@
               <w:t>2. Correlated subquery</w:t>
             </w:r>
             <w:r>
-              <w:t xml:space="preserve"> [</w:t>
-            </w:r>
-            <w:r>
-              <w:t xml:space="preserve">the inner query is </w:t>
+              <w:t xml:space="preserve"> [the inner query is </w:t>
             </w:r>
             <w:r>
               <w:rPr>
@@ -5595,10 +9464,7 @@
               <w:t>dependent on the outer query</w:t>
             </w:r>
             <w:r>
-              <w:t>.</w:t>
-            </w:r>
-            <w:r>
-              <w:t>]</w:t>
+              <w:t>.]</w:t>
             </w:r>
           </w:p>
           <w:p>
@@ -6323,7 +10189,6 @@
         <w:pStyle w:val="h2-yel"/>
       </w:pPr>
       <w:r>
-        <w:lastRenderedPageBreak/>
         <w:t xml:space="preserve">Functions </w:t>
       </w:r>
     </w:p>
@@ -7608,6 +11473,7 @@
                 <w:color w:val="00B0F0"/>
                 <w:lang w:val="en-US"/>
               </w:rPr>
+              <w:lastRenderedPageBreak/>
               <w:t>TO_CLOB</w:t>
             </w:r>
           </w:p>
@@ -7810,6 +11676,7 @@
                 <w:color w:val="00B0F0"/>
                 <w:lang w:val="en-US"/>
               </w:rPr>
+              <w:lastRenderedPageBreak/>
               <w:t>ADD_MONTHS</w:t>
             </w:r>
           </w:p>
@@ -8628,6 +12495,7 @@
                 <w:color w:val="00B0F0"/>
                 <w:lang w:val="en-US"/>
               </w:rPr>
+              <w:lastRenderedPageBreak/>
               <w:t>nvl</w:t>
             </w:r>
             <w:r>
@@ -8854,6 +12722,7 @@
                 <w:color w:val="00B0F0"/>
                 <w:lang w:val="en-US"/>
               </w:rPr>
+              <w:lastRenderedPageBreak/>
               <w:t>but oracle lets us to call without()</w:t>
             </w:r>
           </w:p>
@@ -9199,7 +13068,6 @@
                 <w:color w:val="00B0F0"/>
                 <w:lang w:val="en-US"/>
               </w:rPr>
-              <w:lastRenderedPageBreak/>
               <w:t>single row function will take single row as input</w:t>
             </w:r>
           </w:p>
@@ -10676,6 +14544,7 @@
                 <w:color w:val="00B0F0"/>
                 <w:lang w:val="en-US"/>
               </w:rPr>
+              <w:lastRenderedPageBreak/>
               <w:t xml:space="preserve">   No -----&gt; Second parameter</w:t>
             </w:r>
           </w:p>
@@ -11221,6 +15090,7 @@
                 <w:color w:val="00B0F0"/>
                 <w:lang w:val="en-US"/>
               </w:rPr>
+              <w:lastRenderedPageBreak/>
               <w:t>coalesce()</w:t>
             </w:r>
             <w:r>
@@ -11954,7 +15824,6 @@
               <w:pStyle w:val="green"/>
             </w:pPr>
             <w:r>
-              <w:lastRenderedPageBreak/>
               <w:t>Describe &lt;table or view name&gt;</w:t>
             </w:r>
           </w:p>
@@ -12689,6 +16558,7 @@
               <w:rPr>
                 <w:rStyle w:val="HTMLCode"/>
               </w:rPr>
+              <w:lastRenderedPageBreak/>
               <w:t>CASE</w:t>
             </w:r>
             <w:r>
@@ -13531,7 +17401,6 @@
                     <w:spacing w:after="0"/>
                   </w:pPr>
                   <w:r>
-                    <w:lastRenderedPageBreak/>
                     <w:t>Krishna</w:t>
                   </w:r>
                 </w:p>
@@ -14008,7 +17877,6 @@
               </w:rPr>
             </w:pPr>
             <w:r>
-              <w:lastRenderedPageBreak/>
               <w:t>Searched CASE</w:t>
             </w:r>
           </w:p>
@@ -14866,7 +18734,6 @@
               <w:rPr>
                 <w:rStyle w:val="g"/>
               </w:rPr>
-              <w:lastRenderedPageBreak/>
               <w:t>if</w:t>
             </w:r>
             <w:r>
@@ -15667,7 +19534,6 @@
               </w:rPr>
             </w:pPr>
             <w:r>
-              <w:lastRenderedPageBreak/>
               <w:t>DECODE</w:t>
             </w:r>
           </w:p>
@@ -16379,7 +20245,6 @@
                 </w:tcPr>
                 <w:p>
                   <w:r>
-                    <w:lastRenderedPageBreak/>
                     <w:t xml:space="preserve">Supports </w:t>
                   </w:r>
                   <w:r>
@@ -16744,6 +20609,7 @@
                 <w:b w:val="0"/>
                 <w:color w:val="00B0F0"/>
               </w:rPr>
+              <w:lastRenderedPageBreak/>
               <w:t>Both OFFSET and FETCH are SQL keywords introduced in Oracle 12c as part of the ANSI SQL standard for pagination.</w:t>
             </w:r>
           </w:p>
@@ -17239,6 +21105,7 @@
               <w:cnfStyle w:val="100000000000" w:firstRow="1" w:lastRow="0" w:firstColumn="0" w:lastColumn="0" w:oddVBand="0" w:evenVBand="0" w:oddHBand="0" w:evenHBand="0" w:firstRowFirstColumn="0" w:firstRowLastColumn="0" w:lastRowFirstColumn="0" w:lastRowLastColumn="0"/>
             </w:pPr>
             <w:r>
+              <w:lastRenderedPageBreak/>
               <w:t>Pagination Example</w:t>
             </w:r>
           </w:p>
@@ -17253,6 +21120,7 @@
               </w:rPr>
             </w:pPr>
             <w:r>
+              <w:lastRenderedPageBreak/>
               <w:t>Page Size = 10</w:t>
             </w:r>
           </w:p>
@@ -17702,6 +21570,7 @@
           <w:p>
             <w:pPr>
               <w:pStyle w:val="Heading3"/>
+              <w:outlineLvl w:val="2"/>
               <w:rPr>
                 <w:color w:val="auto"/>
                 <w:sz w:val="27"/>
@@ -17891,7 +21760,6 @@
               <w:rPr>
                 <w:rStyle w:val="Strong"/>
               </w:rPr>
-              <w:lastRenderedPageBreak/>
               <w:t xml:space="preserve">First create a temporary result </w:t>
             </w:r>
             <w:r>
@@ -17945,13 +21813,13 @@
           <w:p>
             <w:pPr>
               <w:pStyle w:val="Heading2"/>
+              <w:outlineLvl w:val="1"/>
               <w:rPr>
                 <w:color w:val="auto"/>
                 <w:sz w:val="36"/>
               </w:rPr>
             </w:pPr>
             <w:r>
-              <w:lastRenderedPageBreak/>
               <w:t xml:space="preserve">Example 1 — Simple </w:t>
             </w:r>
             <w:r>
@@ -18170,7 +22038,6 @@
               <w:rPr>
                 <w:rStyle w:val="HTMLCode"/>
               </w:rPr>
-              <w:lastRenderedPageBreak/>
               <w:t xml:space="preserve">    </w:t>
             </w:r>
             <w:r>
@@ -18341,6 +22208,7 @@
           <w:p>
             <w:pPr>
               <w:pStyle w:val="Heading1"/>
+              <w:outlineLvl w:val="0"/>
               <w:rPr>
                 <w:color w:val="auto"/>
                 <w:sz w:val="48"/>
@@ -18351,6 +22219,7 @@
                 <w:rStyle w:val="HTMLCode"/>
                 <w:rFonts w:eastAsiaTheme="majorEastAsia"/>
               </w:rPr>
+              <w:lastRenderedPageBreak/>
               <w:t>WITH</w:t>
             </w:r>
             <w:r>
@@ -18469,10 +22338,7 @@
               <w:t xml:space="preserve"> </w:t>
             </w:r>
             <w:r>
-              <w:t>A CTE/With keyword temp table data</w:t>
-            </w:r>
-            <w:r>
-              <w:t xml:space="preserve"> </w:t>
+              <w:t xml:space="preserve">A CTE/With keyword temp table data </w:t>
             </w:r>
             <w:r>
               <w:t>can be referenced multiple times, but the number of times it is physically executed depends on Oracle's optimizer and execution plan.</w:t>
@@ -19298,7 +23164,6 @@
               <w:rPr>
                 <w:lang w:eastAsia="en-IN"/>
               </w:rPr>
-              <w:lastRenderedPageBreak/>
               <w:t>Pseudocolumn</w:t>
             </w:r>
           </w:p>
@@ -19765,6 +23630,7 @@
                 <w:sz w:val="20"/>
                 <w:lang w:eastAsia="en-IN"/>
               </w:rPr>
+              <w:lastRenderedPageBreak/>
               <w:t>OBJECT_ID</w:t>
             </w:r>
             <w:r>
@@ -25156,7 +29022,7 @@
           <w:p>
             <w:r>
               <w:pict>
-                <v:rect id="_x0000_i1025" style="width:0;height:1.5pt" o:hralign="center" o:hrstd="t" o:hr="t" fillcolor="#a0a0a0" stroked="f"/>
+                <v:rect id="_x0000_i1027" style="width:0;height:1.5pt" o:hralign="center" o:hrstd="t" o:hr="t" fillcolor="#a0a0a0" stroked="f"/>
               </w:pict>
             </w:r>
           </w:p>
@@ -25373,6 +29239,7 @@
           <w:p>
             <w:pPr>
               <w:pStyle w:val="Heading3"/>
+              <w:outlineLvl w:val="2"/>
             </w:pPr>
             <w:r>
               <w:t>Advantages</w:t>
@@ -25685,6 +29552,7 @@
           <w:p>
             <w:pPr>
               <w:pStyle w:val="Heading3"/>
+              <w:outlineLvl w:val="2"/>
             </w:pPr>
             <w:r>
               <w:t>Simple example</w:t>
@@ -26073,6 +29941,7 @@
           <w:p>
             <w:pPr>
               <w:pStyle w:val="Heading2"/>
+              <w:outlineLvl w:val="1"/>
               <w:rPr>
                 <w:color w:val="auto"/>
                 <w:sz w:val="36"/>
@@ -26102,6 +29971,7 @@
           <w:p>
             <w:pPr>
               <w:pStyle w:val="Heading3"/>
+              <w:outlineLvl w:val="2"/>
             </w:pPr>
             <w:r>
               <w:t>Usually allowed</w:t>
@@ -26339,6 +30209,7 @@
           <w:p>
             <w:pPr>
               <w:pStyle w:val="Heading2"/>
+              <w:outlineLvl w:val="1"/>
               <w:rPr>
                 <w:color w:val="auto"/>
                 <w:sz w:val="36"/>
@@ -26384,10 +30255,7 @@
               <w:spacing w:before="100" w:beforeAutospacing="1" w:after="100" w:afterAutospacing="1"/>
             </w:pPr>
             <w:r>
-              <w:t xml:space="preserve">can we insert into view </w:t>
-            </w:r>
-            <w:r>
-              <w:t xml:space="preserve">Yes, if the view is updatable/insertable. Generally, a simple view based on a single table can be inserted into. </w:t>
+              <w:t xml:space="preserve">can we insert into view Yes, if the view is updatable/insertable. Generally, a simple view based on a single table can be inserted into. </w:t>
             </w:r>
           </w:p>
           <w:p>
@@ -26402,6 +30270,7 @@
           <w:p>
             <w:pPr>
               <w:pStyle w:val="Heading3"/>
+              <w:outlineLvl w:val="2"/>
             </w:pPr>
             <w:r>
               <w:t xml:space="preserve">1. </w:t>
@@ -26518,6 +30387,7 @@
           <w:p>
             <w:pPr>
               <w:pStyle w:val="Heading3"/>
+              <w:outlineLvl w:val="2"/>
             </w:pPr>
             <w:r>
               <w:t>2. Aggregate functions</w:t>
@@ -26647,6 +30517,7 @@
           <w:p>
             <w:pPr>
               <w:pStyle w:val="Heading3"/>
+              <w:outlineLvl w:val="2"/>
               <w:rPr>
                 <w:color w:val="auto"/>
                 <w:sz w:val="27"/>
@@ -26811,6 +30682,7 @@
           <w:p>
             <w:pPr>
               <w:pStyle w:val="Heading3"/>
+              <w:outlineLvl w:val="2"/>
             </w:pPr>
             <w:r>
               <w:t>4. Set operators</w:t>
@@ -26942,6 +30814,7 @@
           <w:p>
             <w:pPr>
               <w:pStyle w:val="Heading3"/>
+              <w:outlineLvl w:val="2"/>
               <w:rPr>
                 <w:color w:val="auto"/>
                 <w:sz w:val="27"/>
@@ -27322,9 +31195,454 @@
           <w:rFonts w:ascii="Gill Sans MT Ext Condensed Bold" w:hAnsi="Gill Sans MT Ext Condensed Bold"/>
           <w:color w:val="7030A0"/>
         </w:rPr>
-        <w:lastRenderedPageBreak/>
         <w:t>Interview questions</w:t>
       </w:r>
+    </w:p>
+    <w:tbl>
+      <w:tblPr>
+        <w:tblStyle w:val="TableGrid"/>
+        <w:tblW w:w="0" w:type="auto"/>
+        <w:tblLook w:val="04A0" w:firstRow="1" w:lastRow="0" w:firstColumn="1" w:lastColumn="0" w:noHBand="0" w:noVBand="1"/>
+      </w:tblPr>
+      <w:tblGrid>
+        <w:gridCol w:w="11515"/>
+        <w:gridCol w:w="11515"/>
+      </w:tblGrid>
+      <w:tr>
+        <w:tc>
+          <w:tcPr>
+            <w:tcW w:w="11515" w:type="dxa"/>
+          </w:tcPr>
+          <w:p>
+            <w:pPr>
+              <w:rPr>
+                <w:rFonts w:ascii="Times New Roman" w:eastAsia="Times New Roman" w:hAnsi="Times New Roman" w:cs="Times New Roman"/>
+                <w:color w:val="auto"/>
+                <w:szCs w:val="24"/>
+                <w:lang w:eastAsia="en-IN"/>
+              </w:rPr>
+            </w:pPr>
+            <w:r>
+              <w:rPr>
+                <w:rFonts w:ascii="Times New Roman" w:eastAsia="Times New Roman" w:hAnsi="Symbol" w:cs="Times New Roman"/>
+                <w:color w:val="auto"/>
+                <w:szCs w:val="24"/>
+                <w:lang w:eastAsia="en-IN"/>
+              </w:rPr>
+              <w:t></w:t>
+            </w:r>
+            <w:r>
+              <w:rPr>
+                <w:rFonts w:ascii="Times New Roman" w:eastAsia="Times New Roman" w:hAnsi="Times New Roman" w:cs="Times New Roman"/>
+                <w:color w:val="auto"/>
+                <w:szCs w:val="24"/>
+                <w:lang w:eastAsia="en-IN"/>
+              </w:rPr>
+              <w:t xml:space="preserve">  SQL queries </w:t>
+            </w:r>
+          </w:p>
+          <w:p>
+            <w:pPr>
+              <w:rPr>
+                <w:rFonts w:ascii="Times New Roman" w:eastAsia="Times New Roman" w:hAnsi="Times New Roman" w:cs="Times New Roman"/>
+                <w:color w:val="auto"/>
+                <w:szCs w:val="24"/>
+                <w:lang w:eastAsia="en-IN"/>
+              </w:rPr>
+            </w:pPr>
+            <w:r>
+              <w:rPr>
+                <w:rFonts w:ascii="Times New Roman" w:eastAsia="Times New Roman" w:hAnsi="Symbol" w:cs="Times New Roman"/>
+                <w:color w:val="auto"/>
+                <w:szCs w:val="24"/>
+                <w:lang w:eastAsia="en-IN"/>
+              </w:rPr>
+              <w:t></w:t>
+            </w:r>
+            <w:r>
+              <w:rPr>
+                <w:rFonts w:ascii="Times New Roman" w:eastAsia="Times New Roman" w:hAnsi="Times New Roman" w:cs="Times New Roman"/>
+                <w:color w:val="auto"/>
+                <w:szCs w:val="24"/>
+                <w:lang w:eastAsia="en-IN"/>
+              </w:rPr>
+              <w:t xml:space="preserve">  INNER, LEFT, RIGHT joins </w:t>
+            </w:r>
+          </w:p>
+          <w:p>
+            <w:pPr>
+              <w:rPr>
+                <w:rFonts w:ascii="Times New Roman" w:eastAsia="Times New Roman" w:hAnsi="Times New Roman" w:cs="Times New Roman"/>
+                <w:color w:val="auto"/>
+                <w:szCs w:val="24"/>
+                <w:lang w:eastAsia="en-IN"/>
+              </w:rPr>
+            </w:pPr>
+            <w:r>
+              <w:rPr>
+                <w:rFonts w:ascii="Times New Roman" w:eastAsia="Times New Roman" w:hAnsi="Symbol" w:cs="Times New Roman"/>
+                <w:color w:val="auto"/>
+                <w:szCs w:val="24"/>
+                <w:lang w:eastAsia="en-IN"/>
+              </w:rPr>
+              <w:t></w:t>
+            </w:r>
+            <w:r>
+              <w:rPr>
+                <w:rFonts w:ascii="Times New Roman" w:eastAsia="Times New Roman" w:hAnsi="Times New Roman" w:cs="Times New Roman"/>
+                <w:color w:val="auto"/>
+                <w:szCs w:val="24"/>
+                <w:lang w:eastAsia="en-IN"/>
+              </w:rPr>
+              <w:t xml:space="preserve">  GROUP BY, HAVING </w:t>
+            </w:r>
+          </w:p>
+          <w:p>
+            <w:pPr>
+              <w:rPr>
+                <w:rFonts w:ascii="Times New Roman" w:eastAsia="Times New Roman" w:hAnsi="Times New Roman" w:cs="Times New Roman"/>
+                <w:color w:val="auto"/>
+                <w:szCs w:val="24"/>
+                <w:lang w:eastAsia="en-IN"/>
+              </w:rPr>
+            </w:pPr>
+            <w:r>
+              <w:rPr>
+                <w:rFonts w:ascii="Times New Roman" w:eastAsia="Times New Roman" w:hAnsi="Symbol" w:cs="Times New Roman"/>
+                <w:color w:val="auto"/>
+                <w:szCs w:val="24"/>
+                <w:lang w:eastAsia="en-IN"/>
+              </w:rPr>
+              <w:t></w:t>
+            </w:r>
+            <w:r>
+              <w:rPr>
+                <w:rFonts w:ascii="Times New Roman" w:eastAsia="Times New Roman" w:hAnsi="Times New Roman" w:cs="Times New Roman"/>
+                <w:color w:val="auto"/>
+                <w:szCs w:val="24"/>
+                <w:lang w:eastAsia="en-IN"/>
+              </w:rPr>
+              <w:t xml:space="preserve">  Subqueries </w:t>
+            </w:r>
+          </w:p>
+          <w:p>
+            <w:pPr>
+              <w:rPr>
+                <w:rFonts w:ascii="Times New Roman" w:eastAsia="Times New Roman" w:hAnsi="Times New Roman" w:cs="Times New Roman"/>
+                <w:color w:val="auto"/>
+                <w:szCs w:val="24"/>
+                <w:lang w:eastAsia="en-IN"/>
+              </w:rPr>
+            </w:pPr>
+            <w:r>
+              <w:rPr>
+                <w:rFonts w:ascii="Times New Roman" w:eastAsia="Times New Roman" w:hAnsi="Symbol" w:cs="Times New Roman"/>
+                <w:color w:val="auto"/>
+                <w:szCs w:val="24"/>
+                <w:lang w:eastAsia="en-IN"/>
+              </w:rPr>
+              <w:t></w:t>
+            </w:r>
+            <w:r>
+              <w:rPr>
+                <w:rFonts w:ascii="Times New Roman" w:eastAsia="Times New Roman" w:hAnsi="Times New Roman" w:cs="Times New Roman"/>
+                <w:color w:val="auto"/>
+                <w:szCs w:val="24"/>
+                <w:lang w:eastAsia="en-IN"/>
+              </w:rPr>
+              <w:t xml:space="preserve">  Window functions (</w:t>
+            </w:r>
+            <w:r>
+              <w:rPr>
+                <w:rFonts w:ascii="Courier New" w:eastAsia="Times New Roman" w:hAnsi="Courier New"/>
+                <w:color w:val="auto"/>
+                <w:sz w:val="20"/>
+                <w:lang w:eastAsia="en-IN"/>
+              </w:rPr>
+              <w:t>ROW_NUMBER</w:t>
+            </w:r>
+            <w:r>
+              <w:rPr>
+                <w:rFonts w:ascii="Times New Roman" w:eastAsia="Times New Roman" w:hAnsi="Times New Roman" w:cs="Times New Roman"/>
+                <w:color w:val="auto"/>
+                <w:szCs w:val="24"/>
+                <w:lang w:eastAsia="en-IN"/>
+              </w:rPr>
+              <w:t xml:space="preserve">, </w:t>
+            </w:r>
+            <w:r>
+              <w:rPr>
+                <w:rFonts w:ascii="Courier New" w:eastAsia="Times New Roman" w:hAnsi="Courier New"/>
+                <w:color w:val="auto"/>
+                <w:sz w:val="20"/>
+                <w:lang w:eastAsia="en-IN"/>
+              </w:rPr>
+              <w:t>RANK</w:t>
+            </w:r>
+            <w:r>
+              <w:rPr>
+                <w:rFonts w:ascii="Times New Roman" w:eastAsia="Times New Roman" w:hAnsi="Times New Roman" w:cs="Times New Roman"/>
+                <w:color w:val="auto"/>
+                <w:szCs w:val="24"/>
+                <w:lang w:eastAsia="en-IN"/>
+              </w:rPr>
+              <w:t xml:space="preserve">, </w:t>
+            </w:r>
+            <w:r>
+              <w:rPr>
+                <w:rFonts w:ascii="Courier New" w:eastAsia="Times New Roman" w:hAnsi="Courier New"/>
+                <w:color w:val="auto"/>
+                <w:sz w:val="20"/>
+                <w:lang w:eastAsia="en-IN"/>
+              </w:rPr>
+              <w:t>DENSE_RANK</w:t>
+            </w:r>
+            <w:r>
+              <w:rPr>
+                <w:rFonts w:ascii="Times New Roman" w:eastAsia="Times New Roman" w:hAnsi="Times New Roman" w:cs="Times New Roman"/>
+                <w:color w:val="auto"/>
+                <w:szCs w:val="24"/>
+                <w:lang w:eastAsia="en-IN"/>
+              </w:rPr>
+              <w:t xml:space="preserve">) </w:t>
+            </w:r>
+          </w:p>
+          <w:p>
+            <w:pPr>
+              <w:rPr>
+                <w:rFonts w:ascii="Times New Roman" w:eastAsia="Times New Roman" w:hAnsi="Times New Roman" w:cs="Times New Roman"/>
+                <w:color w:val="auto"/>
+                <w:szCs w:val="24"/>
+                <w:lang w:eastAsia="en-IN"/>
+              </w:rPr>
+            </w:pPr>
+            <w:r>
+              <w:rPr>
+                <w:rFonts w:ascii="Times New Roman" w:eastAsia="Times New Roman" w:hAnsi="Symbol" w:cs="Times New Roman"/>
+                <w:color w:val="auto"/>
+                <w:szCs w:val="24"/>
+                <w:lang w:eastAsia="en-IN"/>
+              </w:rPr>
+              <w:t></w:t>
+            </w:r>
+            <w:r>
+              <w:rPr>
+                <w:rFonts w:ascii="Times New Roman" w:eastAsia="Times New Roman" w:hAnsi="Times New Roman" w:cs="Times New Roman"/>
+                <w:color w:val="auto"/>
+                <w:szCs w:val="24"/>
+                <w:lang w:eastAsia="en-IN"/>
+              </w:rPr>
+              <w:t xml:space="preserve">  Indexes (clustered/non-clustered concepts) </w:t>
+            </w:r>
+          </w:p>
+          <w:p>
+            <w:pPr>
+              <w:rPr>
+                <w:rFonts w:ascii="Times New Roman" w:eastAsia="Times New Roman" w:hAnsi="Times New Roman" w:cs="Times New Roman"/>
+                <w:color w:val="auto"/>
+                <w:szCs w:val="24"/>
+                <w:lang w:eastAsia="en-IN"/>
+              </w:rPr>
+            </w:pPr>
+            <w:r>
+              <w:rPr>
+                <w:rFonts w:ascii="Times New Roman" w:eastAsia="Times New Roman" w:hAnsi="Symbol" w:cs="Times New Roman"/>
+                <w:color w:val="auto"/>
+                <w:szCs w:val="24"/>
+                <w:lang w:eastAsia="en-IN"/>
+              </w:rPr>
+              <w:t></w:t>
+            </w:r>
+            <w:r>
+              <w:rPr>
+                <w:rFonts w:ascii="Times New Roman" w:eastAsia="Times New Roman" w:hAnsi="Times New Roman" w:cs="Times New Roman"/>
+                <w:color w:val="auto"/>
+                <w:szCs w:val="24"/>
+                <w:lang w:eastAsia="en-IN"/>
+              </w:rPr>
+              <w:t xml:space="preserve">  ACID properties </w:t>
+            </w:r>
+          </w:p>
+          <w:p>
+            <w:pPr>
+              <w:rPr>
+                <w:rFonts w:ascii="Times New Roman" w:eastAsia="Times New Roman" w:hAnsi="Times New Roman" w:cs="Times New Roman"/>
+                <w:color w:val="auto"/>
+                <w:szCs w:val="24"/>
+                <w:lang w:eastAsia="en-IN"/>
+              </w:rPr>
+            </w:pPr>
+            <w:r>
+              <w:rPr>
+                <w:rFonts w:ascii="Times New Roman" w:eastAsia="Times New Roman" w:hAnsi="Symbol" w:cs="Times New Roman"/>
+                <w:color w:val="auto"/>
+                <w:szCs w:val="24"/>
+                <w:lang w:eastAsia="en-IN"/>
+              </w:rPr>
+              <w:t></w:t>
+            </w:r>
+            <w:r>
+              <w:rPr>
+                <w:rFonts w:ascii="Times New Roman" w:eastAsia="Times New Roman" w:hAnsi="Times New Roman" w:cs="Times New Roman"/>
+                <w:color w:val="auto"/>
+                <w:szCs w:val="24"/>
+                <w:lang w:eastAsia="en-IN"/>
+              </w:rPr>
+              <w:t xml:space="preserve">  Isolation levels </w:t>
+            </w:r>
+          </w:p>
+          <w:p>
+            <w:pPr>
+              <w:rPr>
+                <w:rFonts w:ascii="Times New Roman" w:eastAsia="Times New Roman" w:hAnsi="Times New Roman" w:cs="Times New Roman"/>
+                <w:color w:val="auto"/>
+                <w:szCs w:val="24"/>
+                <w:lang w:eastAsia="en-IN"/>
+              </w:rPr>
+            </w:pPr>
+            <w:r>
+              <w:rPr>
+                <w:rFonts w:ascii="Times New Roman" w:eastAsia="Times New Roman" w:hAnsi="Symbol" w:cs="Times New Roman"/>
+                <w:color w:val="auto"/>
+                <w:szCs w:val="24"/>
+                <w:lang w:eastAsia="en-IN"/>
+              </w:rPr>
+              <w:t></w:t>
+            </w:r>
+            <w:r>
+              <w:rPr>
+                <w:rFonts w:ascii="Times New Roman" w:eastAsia="Times New Roman" w:hAnsi="Times New Roman" w:cs="Times New Roman"/>
+                <w:color w:val="auto"/>
+                <w:szCs w:val="24"/>
+                <w:lang w:eastAsia="en-IN"/>
+              </w:rPr>
+              <w:t xml:space="preserve">  Transactions </w:t>
+            </w:r>
+          </w:p>
+          <w:p>
+            <w:pPr>
+              <w:rPr>
+                <w:rFonts w:ascii="Times New Roman" w:eastAsia="Times New Roman" w:hAnsi="Times New Roman" w:cs="Times New Roman"/>
+                <w:color w:val="auto"/>
+                <w:szCs w:val="24"/>
+                <w:lang w:eastAsia="en-IN"/>
+              </w:rPr>
+            </w:pPr>
+            <w:r>
+              <w:rPr>
+                <w:rFonts w:ascii="Times New Roman" w:eastAsia="Times New Roman" w:hAnsi="Symbol" w:cs="Times New Roman"/>
+                <w:color w:val="auto"/>
+                <w:szCs w:val="24"/>
+                <w:lang w:eastAsia="en-IN"/>
+              </w:rPr>
+              <w:t></w:t>
+            </w:r>
+            <w:r>
+              <w:rPr>
+                <w:rFonts w:ascii="Times New Roman" w:eastAsia="Times New Roman" w:hAnsi="Times New Roman" w:cs="Times New Roman"/>
+                <w:color w:val="auto"/>
+                <w:szCs w:val="24"/>
+                <w:lang w:eastAsia="en-IN"/>
+              </w:rPr>
+              <w:t xml:space="preserve">  Normalization (1NF–3NF, BCNF basics) </w:t>
+            </w:r>
+          </w:p>
+          <w:p>
+            <w:pPr>
+              <w:rPr>
+                <w:rFonts w:ascii="Times New Roman" w:eastAsia="Times New Roman" w:hAnsi="Times New Roman" w:cs="Times New Roman"/>
+                <w:color w:val="auto"/>
+                <w:szCs w:val="24"/>
+                <w:lang w:eastAsia="en-IN"/>
+              </w:rPr>
+            </w:pPr>
+            <w:r>
+              <w:rPr>
+                <w:rFonts w:ascii="Times New Roman" w:eastAsia="Times New Roman" w:hAnsi="Symbol" w:cs="Times New Roman"/>
+                <w:color w:val="auto"/>
+                <w:szCs w:val="24"/>
+                <w:lang w:eastAsia="en-IN"/>
+              </w:rPr>
+              <w:t></w:t>
+            </w:r>
+            <w:r>
+              <w:rPr>
+                <w:rFonts w:ascii="Times New Roman" w:eastAsia="Times New Roman" w:hAnsi="Times New Roman" w:cs="Times New Roman"/>
+                <w:color w:val="auto"/>
+                <w:szCs w:val="24"/>
+                <w:lang w:eastAsia="en-IN"/>
+              </w:rPr>
+              <w:t xml:space="preserve">  Optimizing slow queries using </w:t>
+            </w:r>
+            <w:r>
+              <w:rPr>
+                <w:rFonts w:ascii="Courier New" w:eastAsia="Times New Roman" w:hAnsi="Courier New"/>
+                <w:color w:val="auto"/>
+                <w:sz w:val="20"/>
+                <w:lang w:eastAsia="en-IN"/>
+              </w:rPr>
+              <w:t>EXPLAIN</w:t>
+            </w:r>
+            <w:r>
+              <w:rPr>
+                <w:rFonts w:ascii="Times New Roman" w:eastAsia="Times New Roman" w:hAnsi="Times New Roman" w:cs="Times New Roman"/>
+                <w:color w:val="auto"/>
+                <w:szCs w:val="24"/>
+                <w:lang w:eastAsia="en-IN"/>
+              </w:rPr>
+              <w:t xml:space="preserve"> </w:t>
+            </w:r>
+          </w:p>
+          <w:p>
+            <w:pPr>
+              <w:pStyle w:val="2pink"/>
+              <w:shd w:val="clear" w:color="auto" w:fill="auto"/>
+            </w:pPr>
+            <w:r>
+              <w:rPr>
+                <w:rFonts w:ascii="Times New Roman" w:hAnsi="Symbol" w:cs="Times New Roman"/>
+                <w:color w:val="auto"/>
+                <w:szCs w:val="24"/>
+                <w14:textFill>
+                  <w14:solidFill>
+                    <w14:srgbClr w14:val="000000"/>
+                  </w14:solidFill>
+                </w14:textFill>
+              </w:rPr>
+              <w:t></w:t>
+            </w:r>
+            <w:r>
+              <w:rPr>
+                <w:rFonts w:ascii="Times New Roman" w:hAnsi="Times New Roman" w:cs="Times New Roman"/>
+                <w:color w:val="auto"/>
+                <w:szCs w:val="24"/>
+                <w14:textFill>
+                  <w14:solidFill>
+                    <w14:srgbClr w14:val="000000"/>
+                  </w14:solidFill>
+                </w14:textFill>
+              </w:rPr>
+              <w:t xml:space="preserve">  Stored procedures and triggers (especially for Oracle)</w:t>
+            </w:r>
+          </w:p>
+        </w:tc>
+        <w:tc>
+          <w:tcPr>
+            <w:tcW w:w="11515" w:type="dxa"/>
+          </w:tcPr>
+          <w:p>
+            <w:pPr>
+              <w:pStyle w:val="2pink"/>
+              <w:shd w:val="clear" w:color="auto" w:fill="auto"/>
+            </w:pPr>
+          </w:p>
+        </w:tc>
+      </w:tr>
+    </w:tbl>
+    <w:p>
+      <w:pPr>
+        <w:pStyle w:val="2pink"/>
+      </w:pPr>
     </w:p>
     <w:tbl>
       <w:tblPr>
@@ -27346,13 +31664,70 @@
             <w:pPr>
               <w:pStyle w:val="Heading1"/>
               <w:outlineLvl w:val="0"/>
-              <w:rPr>
-                <w:color w:val="auto"/>
-                <w:sz w:val="48"/>
-              </w:rPr>
-            </w:pPr>
-            <w:r>
+            </w:pPr>
+            <w:r>
+              <w:lastRenderedPageBreak/>
               <w:t>How to get the 2nd Highest Salary?</w:t>
+            </w:r>
+            <w:r>
+              <w:t xml:space="preserve"> </w:t>
+            </w:r>
+          </w:p>
+          <w:p>
+            <w:pPr>
+              <w:pStyle w:val="2orange"/>
+            </w:pPr>
+            <w:r>
+              <w:t>way-1 using DEN</w:t>
+            </w:r>
+            <w:bookmarkStart w:id="0" w:name="_GoBack"/>
+            <w:bookmarkEnd w:id="0"/>
+            <w:r>
+              <w:t>SE_RANK</w:t>
+            </w:r>
+            <w:r>
+              <w:t>()</w:t>
+            </w:r>
+          </w:p>
+          <w:p>
+            <w:r>
+              <w:t>SELECT *</w:t>
+            </w:r>
+          </w:p>
+          <w:p>
+            <w:r>
+              <w:t>FROM (</w:t>
+            </w:r>
+          </w:p>
+          <w:p>
+            <w:r>
+              <w:t xml:space="preserve">    SELECT e.*,</w:t>
+            </w:r>
+          </w:p>
+          <w:p>
+            <w:r>
+              <w:t xml:space="preserve">           DENSE_RANK() OVER (ORDER BY sal DESC) AS rnk</w:t>
+            </w:r>
+          </w:p>
+          <w:p>
+            <w:r>
+              <w:t xml:space="preserve">    FROM SCOTT.emp e</w:t>
+            </w:r>
+          </w:p>
+          <w:p>
+            <w:r>
+              <w:t>)</w:t>
+            </w:r>
+          </w:p>
+          <w:p>
+            <w:r>
+              <w:t>WHERE rnk = 2;</w:t>
+            </w:r>
+          </w:p>
+          <w:p/>
+          <w:p>
+            <w:r>
+              <w:t>way-2 old way using offset keyword</w:t>
             </w:r>
           </w:p>
           <w:p>
@@ -27947,6 +32322,7 @@
                 <w:szCs w:val="18"/>
                 <w:lang w:eastAsia="en-IN"/>
               </w:rPr>
+              <w:lastRenderedPageBreak/>
               <w:t>select</w:t>
             </w:r>
             <w:r>
@@ -28266,6 +32642,7 @@
               <w:pStyle w:val="2orange"/>
             </w:pPr>
             <w:r>
+              <w:lastRenderedPageBreak/>
               <w:t>1)which one will exec 1</w:t>
             </w:r>
             <w:r>
@@ -28314,12 +32691,1367 @@
             <w:r>
               <w:t xml:space="preserve"> are not allowed, like both emp , department tables should not hold the foreign key refe of each other – so designing such tables is wrong</w:t>
             </w:r>
+          </w:p>
+          <w:p>
+            <w:pPr>
+              <w:pStyle w:val="blue"/>
+            </w:pPr>
+          </w:p>
+          <w:p>
+            <w:pPr>
+              <w:pStyle w:val="blue"/>
+            </w:pPr>
+            <w:r>
+              <w:t>what is save point</w:t>
+            </w:r>
+          </w:p>
+          <w:p>
+            <w:pPr>
+              <w:pStyle w:val="pdq2pgselectionanchorcontainer"/>
+            </w:pPr>
+            <w:r>
+              <w:t xml:space="preserve">In a database transaction, a </w:t>
+            </w:r>
+            <w:r>
+              <w:rPr>
+                <w:rStyle w:val="Strong"/>
+              </w:rPr>
+              <w:t>SAVEPOINT</w:t>
+            </w:r>
+            <w:r>
+              <w:t xml:space="preserve"> is a point inside a transaction </w:t>
+            </w:r>
+            <w:r>
+              <w:t>up</w:t>
+            </w:r>
+            <w:r>
+              <w:t xml:space="preserve">to which you can </w:t>
+            </w:r>
+            <w:r>
+              <w:rPr>
+                <w:rStyle w:val="Strong"/>
+              </w:rPr>
+              <w:t>partially roll back</w:t>
+            </w:r>
+            <w:r>
+              <w:t xml:space="preserve"> without rolling back the entire transaction.</w:t>
+            </w:r>
+          </w:p>
+          <w:p>
+            <w:pPr>
+              <w:pStyle w:val="Heading3"/>
+              <w:outlineLvl w:val="2"/>
+            </w:pPr>
+            <w:r>
+              <w:t>Real-time example</w:t>
+            </w:r>
+          </w:p>
+          <w:p>
+            <w:pPr>
+              <w:pStyle w:val="NormalWeb"/>
+            </w:pPr>
+            <w:r>
+              <w:t>Suppose you're transferring money and doing multiple operations:</w:t>
+            </w:r>
+          </w:p>
+          <w:p>
+            <w:pPr>
+              <w:pStyle w:val="HTMLPreformatted"/>
+              <w:rPr>
+                <w:rStyle w:val="HTMLCode"/>
+              </w:rPr>
+            </w:pPr>
+            <w:r>
+              <w:rPr>
+                <w:rStyle w:val="g"/>
+                <w:rFonts w:eastAsiaTheme="majorEastAsia"/>
+              </w:rPr>
+              <w:t>BEGIN</w:t>
+            </w:r>
+            <w:r>
+              <w:rPr>
+                <w:rStyle w:val="HTMLCode"/>
+              </w:rPr>
+              <w:t>;</w:t>
+            </w:r>
+          </w:p>
+          <w:p>
+            <w:pPr>
+              <w:pStyle w:val="HTMLPreformatted"/>
+              <w:rPr>
+                <w:rStyle w:val="HTMLCode"/>
+              </w:rPr>
+            </w:pPr>
+          </w:p>
+          <w:p>
+            <w:pPr>
+              <w:pStyle w:val="HTMLPreformatted"/>
+              <w:rPr>
+                <w:rStyle w:val="HTMLCode"/>
+              </w:rPr>
+            </w:pPr>
+            <w:r>
+              <w:rPr>
+                <w:rStyle w:val="g"/>
+                <w:rFonts w:eastAsiaTheme="majorEastAsia"/>
+              </w:rPr>
+              <w:t>UPDATE</w:t>
+            </w:r>
+            <w:r>
+              <w:rPr>
+                <w:rStyle w:val="HTMLCode"/>
+              </w:rPr>
+              <w:t xml:space="preserve"> account</w:t>
+            </w:r>
+          </w:p>
+          <w:p>
+            <w:pPr>
+              <w:pStyle w:val="HTMLPreformatted"/>
+              <w:rPr>
+                <w:rStyle w:val="HTMLCode"/>
+              </w:rPr>
+            </w:pPr>
+            <w:r>
+              <w:rPr>
+                <w:rStyle w:val="g"/>
+                <w:rFonts w:eastAsiaTheme="majorEastAsia"/>
+              </w:rPr>
+              <w:t>SET</w:t>
+            </w:r>
+            <w:r>
+              <w:rPr>
+                <w:rStyle w:val="HTMLCode"/>
+              </w:rPr>
+              <w:t xml:space="preserve"> balance </w:t>
+            </w:r>
+            <w:r>
+              <w:rPr>
+                <w:rStyle w:val="g"/>
+                <w:rFonts w:eastAsiaTheme="majorEastAsia"/>
+              </w:rPr>
+              <w:t>=</w:t>
+            </w:r>
+            <w:r>
+              <w:rPr>
+                <w:rStyle w:val="HTMLCode"/>
+              </w:rPr>
+              <w:t xml:space="preserve"> balance </w:t>
+            </w:r>
+            <w:r>
+              <w:rPr>
+                <w:rStyle w:val="g"/>
+                <w:rFonts w:eastAsiaTheme="majorEastAsia"/>
+              </w:rPr>
+              <w:t>-</w:t>
+            </w:r>
+            <w:r>
+              <w:rPr>
+                <w:rStyle w:val="HTMLCode"/>
+              </w:rPr>
+              <w:t xml:space="preserve"> </w:t>
+            </w:r>
+            <w:r>
+              <w:rPr>
+                <w:rStyle w:val="j"/>
+              </w:rPr>
+              <w:t>1000</w:t>
+            </w:r>
+          </w:p>
+          <w:p>
+            <w:pPr>
+              <w:pStyle w:val="HTMLPreformatted"/>
+              <w:rPr>
+                <w:rStyle w:val="HTMLCode"/>
+              </w:rPr>
+            </w:pPr>
+            <w:r>
+              <w:rPr>
+                <w:rStyle w:val="g"/>
+                <w:rFonts w:eastAsiaTheme="majorEastAsia"/>
+              </w:rPr>
+              <w:t>WHERE</w:t>
+            </w:r>
+            <w:r>
+              <w:rPr>
+                <w:rStyle w:val="HTMLCode"/>
+              </w:rPr>
+              <w:t xml:space="preserve"> account_id </w:t>
+            </w:r>
+            <w:r>
+              <w:rPr>
+                <w:rStyle w:val="g"/>
+                <w:rFonts w:eastAsiaTheme="majorEastAsia"/>
+              </w:rPr>
+              <w:t>=</w:t>
+            </w:r>
+            <w:r>
+              <w:rPr>
+                <w:rStyle w:val="HTMLCode"/>
+              </w:rPr>
+              <w:t xml:space="preserve"> </w:t>
+            </w:r>
+            <w:r>
+              <w:rPr>
+                <w:rStyle w:val="j"/>
+              </w:rPr>
+              <w:t>101</w:t>
+            </w:r>
+            <w:r>
+              <w:rPr>
+                <w:rStyle w:val="HTMLCode"/>
+              </w:rPr>
+              <w:t>;</w:t>
+            </w:r>
+          </w:p>
+          <w:p>
+            <w:pPr>
+              <w:pStyle w:val="HTMLPreformatted"/>
+              <w:rPr>
+                <w:rStyle w:val="HTMLCode"/>
+              </w:rPr>
+            </w:pPr>
+          </w:p>
+          <w:p>
+            <w:pPr>
+              <w:pStyle w:val="HTMLPreformatted"/>
+              <w:rPr>
+                <w:rStyle w:val="HTMLCode"/>
+              </w:rPr>
+            </w:pPr>
+            <w:r>
+              <w:rPr>
+                <w:rStyle w:val="g"/>
+                <w:rFonts w:eastAsiaTheme="majorEastAsia"/>
+              </w:rPr>
+              <w:t>SAVEPOINT</w:t>
+            </w:r>
+            <w:r>
+              <w:rPr>
+                <w:rStyle w:val="HTMLCode"/>
+              </w:rPr>
+              <w:t xml:space="preserve"> after_transfer;</w:t>
+            </w:r>
+          </w:p>
+          <w:p>
+            <w:pPr>
+              <w:pStyle w:val="HTMLPreformatted"/>
+              <w:rPr>
+                <w:rStyle w:val="HTMLCode"/>
+              </w:rPr>
+            </w:pPr>
+          </w:p>
+          <w:p>
+            <w:pPr>
+              <w:pStyle w:val="HTMLPreformatted"/>
+              <w:rPr>
+                <w:rStyle w:val="HTMLCode"/>
+              </w:rPr>
+            </w:pPr>
+            <w:r>
+              <w:rPr>
+                <w:rStyle w:val="g"/>
+                <w:rFonts w:eastAsiaTheme="majorEastAsia"/>
+              </w:rPr>
+              <w:t>UPDATE</w:t>
+            </w:r>
+            <w:r>
+              <w:rPr>
+                <w:rStyle w:val="HTMLCode"/>
+              </w:rPr>
+              <w:t xml:space="preserve"> account</w:t>
+            </w:r>
+          </w:p>
+          <w:p>
+            <w:pPr>
+              <w:pStyle w:val="HTMLPreformatted"/>
+              <w:rPr>
+                <w:rStyle w:val="HTMLCode"/>
+              </w:rPr>
+            </w:pPr>
+            <w:r>
+              <w:rPr>
+                <w:rStyle w:val="g"/>
+                <w:rFonts w:eastAsiaTheme="majorEastAsia"/>
+              </w:rPr>
+              <w:t>SET</w:t>
+            </w:r>
+            <w:r>
+              <w:rPr>
+                <w:rStyle w:val="HTMLCode"/>
+              </w:rPr>
+              <w:t xml:space="preserve"> balance </w:t>
+            </w:r>
+            <w:r>
+              <w:rPr>
+                <w:rStyle w:val="g"/>
+                <w:rFonts w:eastAsiaTheme="majorEastAsia"/>
+              </w:rPr>
+              <w:t>=</w:t>
+            </w:r>
+            <w:r>
+              <w:rPr>
+                <w:rStyle w:val="HTMLCode"/>
+              </w:rPr>
+              <w:t xml:space="preserve"> balance </w:t>
+            </w:r>
+            <w:r>
+              <w:rPr>
+                <w:rStyle w:val="g"/>
+                <w:rFonts w:eastAsiaTheme="majorEastAsia"/>
+              </w:rPr>
+              <w:t>-</w:t>
+            </w:r>
+            <w:r>
+              <w:rPr>
+                <w:rStyle w:val="HTMLCode"/>
+              </w:rPr>
+              <w:t xml:space="preserve"> </w:t>
+            </w:r>
+            <w:r>
+              <w:rPr>
+                <w:rStyle w:val="j"/>
+              </w:rPr>
+              <w:t>500</w:t>
+            </w:r>
+          </w:p>
+          <w:p>
+            <w:pPr>
+              <w:pStyle w:val="HTMLPreformatted"/>
+              <w:rPr>
+                <w:rStyle w:val="HTMLCode"/>
+              </w:rPr>
+            </w:pPr>
+            <w:r>
+              <w:rPr>
+                <w:rStyle w:val="g"/>
+                <w:rFonts w:eastAsiaTheme="majorEastAsia"/>
+              </w:rPr>
+              <w:t>WHERE</w:t>
+            </w:r>
+            <w:r>
+              <w:rPr>
+                <w:rStyle w:val="HTMLCode"/>
+              </w:rPr>
+              <w:t xml:space="preserve"> account_id </w:t>
+            </w:r>
+            <w:r>
+              <w:rPr>
+                <w:rStyle w:val="g"/>
+                <w:rFonts w:eastAsiaTheme="majorEastAsia"/>
+              </w:rPr>
+              <w:t>=</w:t>
+            </w:r>
+            <w:r>
+              <w:rPr>
+                <w:rStyle w:val="HTMLCode"/>
+              </w:rPr>
+              <w:t xml:space="preserve"> </w:t>
+            </w:r>
+            <w:r>
+              <w:rPr>
+                <w:rStyle w:val="j"/>
+              </w:rPr>
+              <w:t>102</w:t>
+            </w:r>
+            <w:r>
+              <w:rPr>
+                <w:rStyle w:val="HTMLCode"/>
+              </w:rPr>
+              <w:t>;</w:t>
+            </w:r>
+          </w:p>
+          <w:p>
+            <w:pPr>
+              <w:pStyle w:val="HTMLPreformatted"/>
+              <w:rPr>
+                <w:rStyle w:val="HTMLCode"/>
+              </w:rPr>
+            </w:pPr>
+          </w:p>
+          <w:p>
+            <w:pPr>
+              <w:pStyle w:val="HTMLPreformatted"/>
+              <w:rPr>
+                <w:rStyle w:val="HTMLCode"/>
+              </w:rPr>
+            </w:pPr>
+            <w:r>
+              <w:rPr>
+                <w:rStyle w:val="e"/>
+              </w:rPr>
+              <w:t>-- Something goes wrong here</w:t>
+            </w:r>
+          </w:p>
+          <w:p>
+            <w:pPr>
+              <w:pStyle w:val="HTMLPreformatted"/>
+              <w:rPr>
+                <w:rStyle w:val="HTMLCode"/>
+              </w:rPr>
+            </w:pPr>
+          </w:p>
+          <w:p>
+            <w:pPr>
+              <w:pStyle w:val="HTMLPreformatted"/>
+              <w:rPr>
+                <w:rStyle w:val="HTMLCode"/>
+              </w:rPr>
+            </w:pPr>
+            <w:r>
+              <w:rPr>
+                <w:rStyle w:val="g"/>
+                <w:rFonts w:eastAsiaTheme="majorEastAsia"/>
+              </w:rPr>
+              <w:t>ROLLBACK</w:t>
+            </w:r>
+            <w:r>
+              <w:rPr>
+                <w:rStyle w:val="HTMLCode"/>
+              </w:rPr>
+              <w:t xml:space="preserve"> </w:t>
+            </w:r>
+            <w:r>
+              <w:rPr>
+                <w:rStyle w:val="g"/>
+                <w:rFonts w:eastAsiaTheme="majorEastAsia"/>
+              </w:rPr>
+              <w:t>TO</w:t>
+            </w:r>
+            <w:r>
+              <w:rPr>
+                <w:rStyle w:val="HTMLCode"/>
+              </w:rPr>
+              <w:t xml:space="preserve"> after_transfer;</w:t>
+            </w:r>
+          </w:p>
+          <w:p>
+            <w:pPr>
+              <w:pStyle w:val="HTMLPreformatted"/>
+              <w:rPr>
+                <w:rStyle w:val="HTMLCode"/>
+              </w:rPr>
+            </w:pPr>
+          </w:p>
+          <w:p>
+            <w:pPr>
+              <w:pStyle w:val="HTMLPreformatted"/>
+            </w:pPr>
+            <w:r>
+              <w:rPr>
+                <w:rStyle w:val="g"/>
+                <w:rFonts w:eastAsiaTheme="majorEastAsia"/>
+              </w:rPr>
+              <w:t>COMMIT</w:t>
+            </w:r>
+            <w:r>
+              <w:rPr>
+                <w:rStyle w:val="HTMLCode"/>
+              </w:rPr>
+              <w:t>;</w:t>
+            </w:r>
+          </w:p>
+          <w:p>
+            <w:pPr>
+              <w:pStyle w:val="blue"/>
+            </w:pPr>
           </w:p>
         </w:tc>
         <w:tc>
           <w:tcPr>
             <w:tcW w:w="7677" w:type="dxa"/>
           </w:tcPr>
+          <w:p>
+            <w:pPr>
+              <w:spacing w:before="100" w:beforeAutospacing="1" w:after="100" w:afterAutospacing="1"/>
+              <w:rPr>
+                <w:rFonts w:ascii="Times New Roman" w:eastAsia="Times New Roman" w:hAnsi="Times New Roman" w:cs="Times New Roman"/>
+                <w:color w:val="auto"/>
+                <w:szCs w:val="24"/>
+                <w:lang w:eastAsia="en-IN"/>
+              </w:rPr>
+            </w:pPr>
+            <w:r>
+              <w:rPr>
+                <w:rFonts w:ascii="Times New Roman" w:eastAsia="Times New Roman" w:hAnsi="Times New Roman" w:cs="Times New Roman"/>
+                <w:color w:val="auto"/>
+                <w:szCs w:val="24"/>
+                <w:lang w:eastAsia="en-IN"/>
+              </w:rPr>
+              <w:t>What happens</w:t>
+            </w:r>
+            <w:r>
+              <w:rPr>
+                <w:rFonts w:ascii="Times New Roman" w:eastAsia="Times New Roman" w:hAnsi="Times New Roman" w:cs="Times New Roman"/>
+                <w:color w:val="auto"/>
+                <w:szCs w:val="24"/>
+                <w:lang w:eastAsia="en-IN"/>
+              </w:rPr>
+              <w:t xml:space="preserve"> with save point</w:t>
+            </w:r>
+            <w:r>
+              <w:rPr>
+                <w:rFonts w:ascii="Times New Roman" w:eastAsia="Times New Roman" w:hAnsi="Times New Roman" w:cs="Times New Roman"/>
+                <w:color w:val="auto"/>
+                <w:szCs w:val="24"/>
+                <w:lang w:eastAsia="en-IN"/>
+              </w:rPr>
+              <w:t>?</w:t>
+            </w:r>
+          </w:p>
+          <w:p>
+            <w:pPr>
+              <w:tabs>
+                <w:tab w:val="left" w:pos="916"/>
+                <w:tab w:val="left" w:pos="1832"/>
+                <w:tab w:val="left" w:pos="2748"/>
+                <w:tab w:val="left" w:pos="3664"/>
+                <w:tab w:val="left" w:pos="4580"/>
+                <w:tab w:val="left" w:pos="5496"/>
+                <w:tab w:val="left" w:pos="6412"/>
+                <w:tab w:val="left" w:pos="7328"/>
+                <w:tab w:val="left" w:pos="8244"/>
+                <w:tab w:val="left" w:pos="9160"/>
+                <w:tab w:val="left" w:pos="10076"/>
+                <w:tab w:val="left" w:pos="10992"/>
+                <w:tab w:val="left" w:pos="11908"/>
+                <w:tab w:val="left" w:pos="12824"/>
+                <w:tab w:val="left" w:pos="13740"/>
+                <w:tab w:val="left" w:pos="14656"/>
+              </w:tabs>
+              <w:rPr>
+                <w:rFonts w:ascii="Courier New" w:eastAsia="Times New Roman" w:hAnsi="Courier New"/>
+                <w:color w:val="auto"/>
+                <w:sz w:val="20"/>
+                <w:lang w:eastAsia="en-IN"/>
+              </w:rPr>
+            </w:pPr>
+            <w:r>
+              <w:rPr>
+                <w:rFonts w:ascii="Courier New" w:eastAsia="Times New Roman" w:hAnsi="Courier New"/>
+                <w:color w:val="auto"/>
+                <w:sz w:val="20"/>
+                <w:lang w:eastAsia="en-IN"/>
+              </w:rPr>
+              <w:t>Transaction starts</w:t>
+            </w:r>
+          </w:p>
+          <w:p>
+            <w:pPr>
+              <w:tabs>
+                <w:tab w:val="left" w:pos="916"/>
+                <w:tab w:val="left" w:pos="1832"/>
+                <w:tab w:val="left" w:pos="2748"/>
+                <w:tab w:val="left" w:pos="3664"/>
+                <w:tab w:val="left" w:pos="4580"/>
+                <w:tab w:val="left" w:pos="5496"/>
+                <w:tab w:val="left" w:pos="6412"/>
+                <w:tab w:val="left" w:pos="7328"/>
+                <w:tab w:val="left" w:pos="8244"/>
+                <w:tab w:val="left" w:pos="9160"/>
+                <w:tab w:val="left" w:pos="10076"/>
+                <w:tab w:val="left" w:pos="10992"/>
+                <w:tab w:val="left" w:pos="11908"/>
+                <w:tab w:val="left" w:pos="12824"/>
+                <w:tab w:val="left" w:pos="13740"/>
+                <w:tab w:val="left" w:pos="14656"/>
+              </w:tabs>
+              <w:rPr>
+                <w:rFonts w:ascii="Courier New" w:eastAsia="Times New Roman" w:hAnsi="Courier New"/>
+                <w:color w:val="auto"/>
+                <w:sz w:val="20"/>
+                <w:lang w:eastAsia="en-IN"/>
+              </w:rPr>
+            </w:pPr>
+            <w:r>
+              <w:rPr>
+                <w:rFonts w:ascii="Courier New" w:eastAsia="Times New Roman" w:hAnsi="Courier New"/>
+                <w:color w:val="auto"/>
+                <w:sz w:val="20"/>
+                <w:lang w:eastAsia="en-IN"/>
+              </w:rPr>
+              <w:t xml:space="preserve">      ↓</w:t>
+            </w:r>
+          </w:p>
+          <w:p>
+            <w:pPr>
+              <w:tabs>
+                <w:tab w:val="left" w:pos="916"/>
+                <w:tab w:val="left" w:pos="1832"/>
+                <w:tab w:val="left" w:pos="2748"/>
+                <w:tab w:val="left" w:pos="3664"/>
+                <w:tab w:val="left" w:pos="4580"/>
+                <w:tab w:val="left" w:pos="5496"/>
+                <w:tab w:val="left" w:pos="6412"/>
+                <w:tab w:val="left" w:pos="7328"/>
+                <w:tab w:val="left" w:pos="8244"/>
+                <w:tab w:val="left" w:pos="9160"/>
+                <w:tab w:val="left" w:pos="10076"/>
+                <w:tab w:val="left" w:pos="10992"/>
+                <w:tab w:val="left" w:pos="11908"/>
+                <w:tab w:val="left" w:pos="12824"/>
+                <w:tab w:val="left" w:pos="13740"/>
+                <w:tab w:val="left" w:pos="14656"/>
+              </w:tabs>
+              <w:rPr>
+                <w:rFonts w:ascii="Courier New" w:eastAsia="Times New Roman" w:hAnsi="Courier New"/>
+                <w:color w:val="auto"/>
+                <w:sz w:val="20"/>
+                <w:lang w:eastAsia="en-IN"/>
+              </w:rPr>
+            </w:pPr>
+            <w:r>
+              <w:rPr>
+                <w:rFonts w:ascii="Courier New" w:eastAsia="Times New Roman" w:hAnsi="Courier New"/>
+                <w:color w:val="auto"/>
+                <w:sz w:val="20"/>
+                <w:lang w:eastAsia="en-IN"/>
+              </w:rPr>
+              <w:t>Deduct ₹1,000 from Account 101</w:t>
+            </w:r>
+          </w:p>
+          <w:p>
+            <w:pPr>
+              <w:tabs>
+                <w:tab w:val="left" w:pos="916"/>
+                <w:tab w:val="left" w:pos="1832"/>
+                <w:tab w:val="left" w:pos="2748"/>
+                <w:tab w:val="left" w:pos="3664"/>
+                <w:tab w:val="left" w:pos="4580"/>
+                <w:tab w:val="left" w:pos="5496"/>
+                <w:tab w:val="left" w:pos="6412"/>
+                <w:tab w:val="left" w:pos="7328"/>
+                <w:tab w:val="left" w:pos="8244"/>
+                <w:tab w:val="left" w:pos="9160"/>
+                <w:tab w:val="left" w:pos="10076"/>
+                <w:tab w:val="left" w:pos="10992"/>
+                <w:tab w:val="left" w:pos="11908"/>
+                <w:tab w:val="left" w:pos="12824"/>
+                <w:tab w:val="left" w:pos="13740"/>
+                <w:tab w:val="left" w:pos="14656"/>
+              </w:tabs>
+              <w:rPr>
+                <w:rFonts w:ascii="Courier New" w:eastAsia="Times New Roman" w:hAnsi="Courier New"/>
+                <w:color w:val="auto"/>
+                <w:sz w:val="20"/>
+                <w:lang w:eastAsia="en-IN"/>
+              </w:rPr>
+            </w:pPr>
+            <w:r>
+              <w:rPr>
+                <w:rFonts w:ascii="Courier New" w:eastAsia="Times New Roman" w:hAnsi="Courier New"/>
+                <w:color w:val="auto"/>
+                <w:sz w:val="20"/>
+                <w:lang w:eastAsia="en-IN"/>
+              </w:rPr>
+              <w:t xml:space="preserve">      ↓</w:t>
+            </w:r>
+          </w:p>
+          <w:p>
+            <w:pPr>
+              <w:tabs>
+                <w:tab w:val="left" w:pos="916"/>
+                <w:tab w:val="left" w:pos="1832"/>
+                <w:tab w:val="left" w:pos="2748"/>
+                <w:tab w:val="left" w:pos="3664"/>
+                <w:tab w:val="left" w:pos="4580"/>
+                <w:tab w:val="left" w:pos="5496"/>
+                <w:tab w:val="left" w:pos="6412"/>
+                <w:tab w:val="left" w:pos="7328"/>
+                <w:tab w:val="left" w:pos="8244"/>
+                <w:tab w:val="left" w:pos="9160"/>
+                <w:tab w:val="left" w:pos="10076"/>
+                <w:tab w:val="left" w:pos="10992"/>
+                <w:tab w:val="left" w:pos="11908"/>
+                <w:tab w:val="left" w:pos="12824"/>
+                <w:tab w:val="left" w:pos="13740"/>
+                <w:tab w:val="left" w:pos="14656"/>
+              </w:tabs>
+              <w:rPr>
+                <w:rFonts w:ascii="Courier New" w:eastAsia="Times New Roman" w:hAnsi="Courier New"/>
+                <w:color w:val="auto"/>
+                <w:sz w:val="20"/>
+                <w:lang w:eastAsia="en-IN"/>
+              </w:rPr>
+            </w:pPr>
+            <w:r>
+              <w:rPr>
+                <w:rFonts w:ascii="Courier New" w:eastAsia="Times New Roman" w:hAnsi="Courier New"/>
+                <w:color w:val="auto"/>
+                <w:sz w:val="20"/>
+                <w:lang w:eastAsia="en-IN"/>
+              </w:rPr>
+              <w:t>SAVEPOINT after_transfer  ← checkpoint</w:t>
+            </w:r>
+          </w:p>
+          <w:p>
+            <w:pPr>
+              <w:tabs>
+                <w:tab w:val="left" w:pos="916"/>
+                <w:tab w:val="left" w:pos="1832"/>
+                <w:tab w:val="left" w:pos="2748"/>
+                <w:tab w:val="left" w:pos="3664"/>
+                <w:tab w:val="left" w:pos="4580"/>
+                <w:tab w:val="left" w:pos="5496"/>
+                <w:tab w:val="left" w:pos="6412"/>
+                <w:tab w:val="left" w:pos="7328"/>
+                <w:tab w:val="left" w:pos="8244"/>
+                <w:tab w:val="left" w:pos="9160"/>
+                <w:tab w:val="left" w:pos="10076"/>
+                <w:tab w:val="left" w:pos="10992"/>
+                <w:tab w:val="left" w:pos="11908"/>
+                <w:tab w:val="left" w:pos="12824"/>
+                <w:tab w:val="left" w:pos="13740"/>
+                <w:tab w:val="left" w:pos="14656"/>
+              </w:tabs>
+              <w:rPr>
+                <w:rFonts w:ascii="Courier New" w:eastAsia="Times New Roman" w:hAnsi="Courier New"/>
+                <w:color w:val="auto"/>
+                <w:sz w:val="20"/>
+                <w:lang w:eastAsia="en-IN"/>
+              </w:rPr>
+            </w:pPr>
+            <w:r>
+              <w:rPr>
+                <w:rFonts w:ascii="Courier New" w:eastAsia="Times New Roman" w:hAnsi="Courier New"/>
+                <w:color w:val="auto"/>
+                <w:sz w:val="20"/>
+                <w:lang w:eastAsia="en-IN"/>
+              </w:rPr>
+              <w:t xml:space="preserve">      ↓</w:t>
+            </w:r>
+          </w:p>
+          <w:p>
+            <w:pPr>
+              <w:tabs>
+                <w:tab w:val="left" w:pos="916"/>
+                <w:tab w:val="left" w:pos="1832"/>
+                <w:tab w:val="left" w:pos="2748"/>
+                <w:tab w:val="left" w:pos="3664"/>
+                <w:tab w:val="left" w:pos="4580"/>
+                <w:tab w:val="left" w:pos="5496"/>
+                <w:tab w:val="left" w:pos="6412"/>
+                <w:tab w:val="left" w:pos="7328"/>
+                <w:tab w:val="left" w:pos="8244"/>
+                <w:tab w:val="left" w:pos="9160"/>
+                <w:tab w:val="left" w:pos="10076"/>
+                <w:tab w:val="left" w:pos="10992"/>
+                <w:tab w:val="left" w:pos="11908"/>
+                <w:tab w:val="left" w:pos="12824"/>
+                <w:tab w:val="left" w:pos="13740"/>
+                <w:tab w:val="left" w:pos="14656"/>
+              </w:tabs>
+              <w:rPr>
+                <w:rFonts w:ascii="Courier New" w:eastAsia="Times New Roman" w:hAnsi="Courier New"/>
+                <w:color w:val="auto"/>
+                <w:sz w:val="20"/>
+                <w:lang w:eastAsia="en-IN"/>
+              </w:rPr>
+            </w:pPr>
+            <w:r>
+              <w:rPr>
+                <w:rFonts w:ascii="Courier New" w:eastAsia="Times New Roman" w:hAnsi="Courier New"/>
+                <w:color w:val="auto"/>
+                <w:sz w:val="20"/>
+                <w:lang w:eastAsia="en-IN"/>
+              </w:rPr>
+              <w:t>Deduct ₹500 from Account 102</w:t>
+            </w:r>
+          </w:p>
+          <w:p>
+            <w:pPr>
+              <w:tabs>
+                <w:tab w:val="left" w:pos="916"/>
+                <w:tab w:val="left" w:pos="1832"/>
+                <w:tab w:val="left" w:pos="2748"/>
+                <w:tab w:val="left" w:pos="3664"/>
+                <w:tab w:val="left" w:pos="4580"/>
+                <w:tab w:val="left" w:pos="5496"/>
+                <w:tab w:val="left" w:pos="6412"/>
+                <w:tab w:val="left" w:pos="7328"/>
+                <w:tab w:val="left" w:pos="8244"/>
+                <w:tab w:val="left" w:pos="9160"/>
+                <w:tab w:val="left" w:pos="10076"/>
+                <w:tab w:val="left" w:pos="10992"/>
+                <w:tab w:val="left" w:pos="11908"/>
+                <w:tab w:val="left" w:pos="12824"/>
+                <w:tab w:val="left" w:pos="13740"/>
+                <w:tab w:val="left" w:pos="14656"/>
+              </w:tabs>
+              <w:rPr>
+                <w:rFonts w:ascii="Courier New" w:eastAsia="Times New Roman" w:hAnsi="Courier New"/>
+                <w:color w:val="auto"/>
+                <w:sz w:val="20"/>
+                <w:lang w:eastAsia="en-IN"/>
+              </w:rPr>
+            </w:pPr>
+            <w:r>
+              <w:rPr>
+                <w:rFonts w:ascii="Courier New" w:eastAsia="Times New Roman" w:hAnsi="Courier New"/>
+                <w:color w:val="auto"/>
+                <w:sz w:val="20"/>
+                <w:lang w:eastAsia="en-IN"/>
+              </w:rPr>
+              <w:t xml:space="preserve">      ↓</w:t>
+            </w:r>
+          </w:p>
+          <w:p>
+            <w:pPr>
+              <w:tabs>
+                <w:tab w:val="left" w:pos="916"/>
+                <w:tab w:val="left" w:pos="1832"/>
+                <w:tab w:val="left" w:pos="2748"/>
+                <w:tab w:val="left" w:pos="3664"/>
+                <w:tab w:val="left" w:pos="4580"/>
+                <w:tab w:val="left" w:pos="5496"/>
+                <w:tab w:val="left" w:pos="6412"/>
+                <w:tab w:val="left" w:pos="7328"/>
+                <w:tab w:val="left" w:pos="8244"/>
+                <w:tab w:val="left" w:pos="9160"/>
+                <w:tab w:val="left" w:pos="10076"/>
+                <w:tab w:val="left" w:pos="10992"/>
+                <w:tab w:val="left" w:pos="11908"/>
+                <w:tab w:val="left" w:pos="12824"/>
+                <w:tab w:val="left" w:pos="13740"/>
+                <w:tab w:val="left" w:pos="14656"/>
+              </w:tabs>
+              <w:rPr>
+                <w:rFonts w:ascii="Courier New" w:eastAsia="Times New Roman" w:hAnsi="Courier New"/>
+                <w:color w:val="auto"/>
+                <w:sz w:val="20"/>
+                <w:lang w:eastAsia="en-IN"/>
+              </w:rPr>
+            </w:pPr>
+            <w:r>
+              <w:rPr>
+                <w:rFonts w:ascii="Courier New" w:eastAsia="Times New Roman" w:hAnsi="Courier New"/>
+                <w:color w:val="auto"/>
+                <w:sz w:val="20"/>
+                <w:lang w:eastAsia="en-IN"/>
+              </w:rPr>
+              <w:t>Something goes wrong</w:t>
+            </w:r>
+          </w:p>
+          <w:p>
+            <w:pPr>
+              <w:tabs>
+                <w:tab w:val="left" w:pos="916"/>
+                <w:tab w:val="left" w:pos="1832"/>
+                <w:tab w:val="left" w:pos="2748"/>
+                <w:tab w:val="left" w:pos="3664"/>
+                <w:tab w:val="left" w:pos="4580"/>
+                <w:tab w:val="left" w:pos="5496"/>
+                <w:tab w:val="left" w:pos="6412"/>
+                <w:tab w:val="left" w:pos="7328"/>
+                <w:tab w:val="left" w:pos="8244"/>
+                <w:tab w:val="left" w:pos="9160"/>
+                <w:tab w:val="left" w:pos="10076"/>
+                <w:tab w:val="left" w:pos="10992"/>
+                <w:tab w:val="left" w:pos="11908"/>
+                <w:tab w:val="left" w:pos="12824"/>
+                <w:tab w:val="left" w:pos="13740"/>
+                <w:tab w:val="left" w:pos="14656"/>
+              </w:tabs>
+              <w:rPr>
+                <w:rFonts w:ascii="Courier New" w:eastAsia="Times New Roman" w:hAnsi="Courier New"/>
+                <w:color w:val="auto"/>
+                <w:sz w:val="20"/>
+                <w:lang w:eastAsia="en-IN"/>
+              </w:rPr>
+            </w:pPr>
+            <w:r>
+              <w:rPr>
+                <w:rFonts w:ascii="Courier New" w:eastAsia="Times New Roman" w:hAnsi="Courier New"/>
+                <w:color w:val="auto"/>
+                <w:sz w:val="20"/>
+                <w:lang w:eastAsia="en-IN"/>
+              </w:rPr>
+              <w:t xml:space="preserve">      ↓</w:t>
+            </w:r>
+          </w:p>
+          <w:p>
+            <w:pPr>
+              <w:tabs>
+                <w:tab w:val="left" w:pos="916"/>
+                <w:tab w:val="left" w:pos="1832"/>
+                <w:tab w:val="left" w:pos="2748"/>
+                <w:tab w:val="left" w:pos="3664"/>
+                <w:tab w:val="left" w:pos="4580"/>
+                <w:tab w:val="left" w:pos="5496"/>
+                <w:tab w:val="left" w:pos="6412"/>
+                <w:tab w:val="left" w:pos="7328"/>
+                <w:tab w:val="left" w:pos="8244"/>
+                <w:tab w:val="left" w:pos="9160"/>
+                <w:tab w:val="left" w:pos="10076"/>
+                <w:tab w:val="left" w:pos="10992"/>
+                <w:tab w:val="left" w:pos="11908"/>
+                <w:tab w:val="left" w:pos="12824"/>
+                <w:tab w:val="left" w:pos="13740"/>
+                <w:tab w:val="left" w:pos="14656"/>
+              </w:tabs>
+              <w:rPr>
+                <w:rFonts w:ascii="Courier New" w:eastAsia="Times New Roman" w:hAnsi="Courier New"/>
+                <w:color w:val="auto"/>
+                <w:sz w:val="20"/>
+                <w:lang w:eastAsia="en-IN"/>
+              </w:rPr>
+            </w:pPr>
+            <w:r>
+              <w:rPr>
+                <w:rFonts w:ascii="Courier New" w:eastAsia="Times New Roman" w:hAnsi="Courier New"/>
+                <w:color w:val="auto"/>
+                <w:sz w:val="20"/>
+                <w:lang w:eastAsia="en-IN"/>
+              </w:rPr>
+              <w:t>ROLLBACK TO after_transfer</w:t>
+            </w:r>
+          </w:p>
+          <w:p>
+            <w:pPr>
+              <w:tabs>
+                <w:tab w:val="left" w:pos="916"/>
+                <w:tab w:val="left" w:pos="1832"/>
+                <w:tab w:val="left" w:pos="2748"/>
+                <w:tab w:val="left" w:pos="3664"/>
+                <w:tab w:val="left" w:pos="4580"/>
+                <w:tab w:val="left" w:pos="5496"/>
+                <w:tab w:val="left" w:pos="6412"/>
+                <w:tab w:val="left" w:pos="7328"/>
+                <w:tab w:val="left" w:pos="8244"/>
+                <w:tab w:val="left" w:pos="9160"/>
+                <w:tab w:val="left" w:pos="10076"/>
+                <w:tab w:val="left" w:pos="10992"/>
+                <w:tab w:val="left" w:pos="11908"/>
+                <w:tab w:val="left" w:pos="12824"/>
+                <w:tab w:val="left" w:pos="13740"/>
+                <w:tab w:val="left" w:pos="14656"/>
+              </w:tabs>
+              <w:rPr>
+                <w:rFonts w:ascii="Courier New" w:eastAsia="Times New Roman" w:hAnsi="Courier New"/>
+                <w:color w:val="auto"/>
+                <w:sz w:val="20"/>
+                <w:lang w:eastAsia="en-IN"/>
+              </w:rPr>
+            </w:pPr>
+            <w:r>
+              <w:rPr>
+                <w:rFonts w:ascii="Courier New" w:eastAsia="Times New Roman" w:hAnsi="Courier New"/>
+                <w:color w:val="auto"/>
+                <w:sz w:val="20"/>
+                <w:lang w:eastAsia="en-IN"/>
+              </w:rPr>
+              <w:t xml:space="preserve">      ↓</w:t>
+            </w:r>
+          </w:p>
+          <w:p>
+            <w:pPr>
+              <w:tabs>
+                <w:tab w:val="left" w:pos="916"/>
+                <w:tab w:val="left" w:pos="1832"/>
+                <w:tab w:val="left" w:pos="2748"/>
+                <w:tab w:val="left" w:pos="3664"/>
+                <w:tab w:val="left" w:pos="4580"/>
+                <w:tab w:val="left" w:pos="5496"/>
+                <w:tab w:val="left" w:pos="6412"/>
+                <w:tab w:val="left" w:pos="7328"/>
+                <w:tab w:val="left" w:pos="8244"/>
+                <w:tab w:val="left" w:pos="9160"/>
+                <w:tab w:val="left" w:pos="10076"/>
+                <w:tab w:val="left" w:pos="10992"/>
+                <w:tab w:val="left" w:pos="11908"/>
+                <w:tab w:val="left" w:pos="12824"/>
+                <w:tab w:val="left" w:pos="13740"/>
+                <w:tab w:val="left" w:pos="14656"/>
+              </w:tabs>
+              <w:rPr>
+                <w:rFonts w:ascii="Courier New" w:eastAsia="Times New Roman" w:hAnsi="Courier New"/>
+                <w:color w:val="auto"/>
+                <w:sz w:val="20"/>
+                <w:lang w:eastAsia="en-IN"/>
+              </w:rPr>
+            </w:pPr>
+            <w:r>
+              <w:rPr>
+                <w:rFonts w:ascii="Courier New" w:eastAsia="Times New Roman" w:hAnsi="Courier New"/>
+                <w:color w:val="auto"/>
+                <w:sz w:val="20"/>
+                <w:lang w:eastAsia="en-IN"/>
+              </w:rPr>
+              <w:t>₹500 deduction is undone</w:t>
+            </w:r>
+          </w:p>
+          <w:p>
+            <w:pPr>
+              <w:tabs>
+                <w:tab w:val="left" w:pos="916"/>
+                <w:tab w:val="left" w:pos="1832"/>
+                <w:tab w:val="left" w:pos="2748"/>
+                <w:tab w:val="left" w:pos="3664"/>
+                <w:tab w:val="left" w:pos="4580"/>
+                <w:tab w:val="left" w:pos="5496"/>
+                <w:tab w:val="left" w:pos="6412"/>
+                <w:tab w:val="left" w:pos="7328"/>
+                <w:tab w:val="left" w:pos="8244"/>
+                <w:tab w:val="left" w:pos="9160"/>
+                <w:tab w:val="left" w:pos="10076"/>
+                <w:tab w:val="left" w:pos="10992"/>
+                <w:tab w:val="left" w:pos="11908"/>
+                <w:tab w:val="left" w:pos="12824"/>
+                <w:tab w:val="left" w:pos="13740"/>
+                <w:tab w:val="left" w:pos="14656"/>
+              </w:tabs>
+              <w:rPr>
+                <w:rFonts w:ascii="Courier New" w:eastAsia="Times New Roman" w:hAnsi="Courier New"/>
+                <w:color w:val="auto"/>
+                <w:sz w:val="20"/>
+                <w:lang w:eastAsia="en-IN"/>
+              </w:rPr>
+            </w:pPr>
+            <w:r>
+              <w:rPr>
+                <w:rFonts w:ascii="Courier New" w:eastAsia="Times New Roman" w:hAnsi="Courier New"/>
+                <w:color w:val="auto"/>
+                <w:sz w:val="20"/>
+                <w:lang w:eastAsia="en-IN"/>
+              </w:rPr>
+              <w:t xml:space="preserve">      ↓</w:t>
+            </w:r>
+          </w:p>
+          <w:p>
+            <w:pPr>
+              <w:tabs>
+                <w:tab w:val="left" w:pos="916"/>
+                <w:tab w:val="left" w:pos="1832"/>
+                <w:tab w:val="left" w:pos="2748"/>
+                <w:tab w:val="left" w:pos="3664"/>
+                <w:tab w:val="left" w:pos="4580"/>
+                <w:tab w:val="left" w:pos="5496"/>
+                <w:tab w:val="left" w:pos="6412"/>
+                <w:tab w:val="left" w:pos="7328"/>
+                <w:tab w:val="left" w:pos="8244"/>
+                <w:tab w:val="left" w:pos="9160"/>
+                <w:tab w:val="left" w:pos="10076"/>
+                <w:tab w:val="left" w:pos="10992"/>
+                <w:tab w:val="left" w:pos="11908"/>
+                <w:tab w:val="left" w:pos="12824"/>
+                <w:tab w:val="left" w:pos="13740"/>
+                <w:tab w:val="left" w:pos="14656"/>
+              </w:tabs>
+              <w:rPr>
+                <w:rFonts w:ascii="Courier New" w:eastAsia="Times New Roman" w:hAnsi="Courier New"/>
+                <w:color w:val="auto"/>
+                <w:sz w:val="20"/>
+                <w:lang w:eastAsia="en-IN"/>
+              </w:rPr>
+            </w:pPr>
+            <w:r>
+              <w:rPr>
+                <w:rFonts w:ascii="Courier New" w:eastAsia="Times New Roman" w:hAnsi="Courier New"/>
+                <w:color w:val="auto"/>
+                <w:sz w:val="20"/>
+                <w:lang w:eastAsia="en-IN"/>
+              </w:rPr>
+              <w:t>₹1,000 deduction remains</w:t>
+            </w:r>
+          </w:p>
+          <w:p>
+            <w:pPr>
+              <w:tabs>
+                <w:tab w:val="left" w:pos="916"/>
+                <w:tab w:val="left" w:pos="1832"/>
+                <w:tab w:val="left" w:pos="2748"/>
+                <w:tab w:val="left" w:pos="3664"/>
+                <w:tab w:val="left" w:pos="4580"/>
+                <w:tab w:val="left" w:pos="5496"/>
+                <w:tab w:val="left" w:pos="6412"/>
+                <w:tab w:val="left" w:pos="7328"/>
+                <w:tab w:val="left" w:pos="8244"/>
+                <w:tab w:val="left" w:pos="9160"/>
+                <w:tab w:val="left" w:pos="10076"/>
+                <w:tab w:val="left" w:pos="10992"/>
+                <w:tab w:val="left" w:pos="11908"/>
+                <w:tab w:val="left" w:pos="12824"/>
+                <w:tab w:val="left" w:pos="13740"/>
+                <w:tab w:val="left" w:pos="14656"/>
+              </w:tabs>
+              <w:rPr>
+                <w:rFonts w:ascii="Courier New" w:eastAsia="Times New Roman" w:hAnsi="Courier New"/>
+                <w:color w:val="auto"/>
+                <w:sz w:val="20"/>
+                <w:lang w:eastAsia="en-IN"/>
+              </w:rPr>
+            </w:pPr>
+            <w:r>
+              <w:rPr>
+                <w:rFonts w:ascii="Courier New" w:eastAsia="Times New Roman" w:hAnsi="Courier New"/>
+                <w:color w:val="auto"/>
+                <w:sz w:val="20"/>
+                <w:lang w:eastAsia="en-IN"/>
+              </w:rPr>
+              <w:t xml:space="preserve">      ↓</w:t>
+            </w:r>
+          </w:p>
+          <w:p>
+            <w:pPr>
+              <w:tabs>
+                <w:tab w:val="left" w:pos="916"/>
+                <w:tab w:val="left" w:pos="1832"/>
+                <w:tab w:val="left" w:pos="2748"/>
+                <w:tab w:val="left" w:pos="3664"/>
+                <w:tab w:val="left" w:pos="4580"/>
+                <w:tab w:val="left" w:pos="5496"/>
+                <w:tab w:val="left" w:pos="6412"/>
+                <w:tab w:val="left" w:pos="7328"/>
+                <w:tab w:val="left" w:pos="8244"/>
+                <w:tab w:val="left" w:pos="9160"/>
+                <w:tab w:val="left" w:pos="10076"/>
+                <w:tab w:val="left" w:pos="10992"/>
+                <w:tab w:val="left" w:pos="11908"/>
+                <w:tab w:val="left" w:pos="12824"/>
+                <w:tab w:val="left" w:pos="13740"/>
+                <w:tab w:val="left" w:pos="14656"/>
+              </w:tabs>
+              <w:rPr>
+                <w:rFonts w:ascii="Courier New" w:eastAsia="Times New Roman" w:hAnsi="Courier New"/>
+                <w:color w:val="auto"/>
+                <w:sz w:val="20"/>
+                <w:lang w:eastAsia="en-IN"/>
+              </w:rPr>
+            </w:pPr>
+            <w:r>
+              <w:rPr>
+                <w:rFonts w:ascii="Courier New" w:eastAsia="Times New Roman" w:hAnsi="Courier New"/>
+                <w:color w:val="auto"/>
+                <w:sz w:val="20"/>
+                <w:lang w:eastAsia="en-IN"/>
+              </w:rPr>
+              <w:t>COMMIT</w:t>
+            </w:r>
+          </w:p>
+          <w:p>
+            <w:pPr>
+              <w:spacing w:before="100" w:beforeAutospacing="1" w:after="100" w:afterAutospacing="1"/>
+              <w:rPr>
+                <w:rFonts w:ascii="Times New Roman" w:eastAsia="Times New Roman" w:hAnsi="Times New Roman" w:cs="Times New Roman"/>
+                <w:color w:val="auto"/>
+                <w:szCs w:val="24"/>
+                <w:lang w:eastAsia="en-IN"/>
+              </w:rPr>
+            </w:pPr>
+            <w:r>
+              <w:rPr>
+                <w:rFonts w:ascii="Times New Roman" w:eastAsia="Times New Roman" w:hAnsi="Times New Roman" w:cs="Times New Roman"/>
+                <w:color w:val="auto"/>
+                <w:szCs w:val="24"/>
+                <w:lang w:eastAsia="en-IN"/>
+              </w:rPr>
+              <w:t xml:space="preserve">So after </w:t>
+            </w:r>
+            <w:r>
+              <w:rPr>
+                <w:rFonts w:ascii="Courier New" w:eastAsia="Times New Roman" w:hAnsi="Courier New"/>
+                <w:color w:val="auto"/>
+                <w:sz w:val="20"/>
+                <w:lang w:eastAsia="en-IN"/>
+              </w:rPr>
+              <w:t>ROLLBACK TO after_transfer</w:t>
+            </w:r>
+            <w:r>
+              <w:rPr>
+                <w:rFonts w:ascii="Times New Roman" w:eastAsia="Times New Roman" w:hAnsi="Times New Roman" w:cs="Times New Roman"/>
+                <w:color w:val="auto"/>
+                <w:szCs w:val="24"/>
+                <w:lang w:eastAsia="en-IN"/>
+              </w:rPr>
+              <w:t>:</w:t>
+            </w:r>
+          </w:p>
+          <w:p>
+            <w:pPr>
+              <w:numPr>
+                <w:ilvl w:val="0"/>
+                <w:numId w:val="30"/>
+              </w:numPr>
+              <w:spacing w:before="100" w:beforeAutospacing="1" w:after="100" w:afterAutospacing="1"/>
+              <w:rPr>
+                <w:rFonts w:ascii="Times New Roman" w:eastAsia="Times New Roman" w:hAnsi="Times New Roman" w:cs="Times New Roman"/>
+                <w:color w:val="auto"/>
+                <w:szCs w:val="24"/>
+                <w:lang w:eastAsia="en-IN"/>
+              </w:rPr>
+            </w:pPr>
+            <w:r>
+              <w:rPr>
+                <w:rFonts w:ascii="Times New Roman" w:eastAsia="Times New Roman" w:hAnsi="Times New Roman" w:cs="Times New Roman"/>
+                <w:color w:val="auto"/>
+                <w:szCs w:val="24"/>
+                <w:lang w:eastAsia="en-IN"/>
+              </w:rPr>
+              <w:t xml:space="preserve">Account 101's ₹1,000 deduction </w:t>
+            </w:r>
+            <w:r>
+              <w:rPr>
+                <w:rFonts w:ascii="Times New Roman" w:eastAsia="Times New Roman" w:hAnsi="Times New Roman" w:cs="Times New Roman"/>
+                <w:b/>
+                <w:bCs/>
+                <w:color w:val="auto"/>
+                <w:szCs w:val="24"/>
+                <w:lang w:eastAsia="en-IN"/>
+              </w:rPr>
+              <w:t>remains</w:t>
+            </w:r>
+            <w:r>
+              <w:rPr>
+                <w:rFonts w:ascii="Times New Roman" w:eastAsia="Times New Roman" w:hAnsi="Times New Roman" w:cs="Times New Roman"/>
+                <w:color w:val="auto"/>
+                <w:szCs w:val="24"/>
+                <w:lang w:eastAsia="en-IN"/>
+              </w:rPr>
+              <w:t xml:space="preserve"> </w:t>
+            </w:r>
+          </w:p>
+          <w:p>
+            <w:pPr>
+              <w:numPr>
+                <w:ilvl w:val="0"/>
+                <w:numId w:val="30"/>
+              </w:numPr>
+              <w:spacing w:before="100" w:beforeAutospacing="1" w:after="100" w:afterAutospacing="1"/>
+              <w:rPr>
+                <w:rFonts w:ascii="Times New Roman" w:eastAsia="Times New Roman" w:hAnsi="Times New Roman" w:cs="Times New Roman"/>
+                <w:color w:val="auto"/>
+                <w:szCs w:val="24"/>
+                <w:lang w:eastAsia="en-IN"/>
+              </w:rPr>
+            </w:pPr>
+            <w:r>
+              <w:rPr>
+                <w:rFonts w:ascii="Times New Roman" w:eastAsia="Times New Roman" w:hAnsi="Times New Roman" w:cs="Times New Roman"/>
+                <w:color w:val="auto"/>
+                <w:szCs w:val="24"/>
+                <w:lang w:eastAsia="en-IN"/>
+              </w:rPr>
+              <w:t xml:space="preserve">Account 102's ₹500 deduction </w:t>
+            </w:r>
+            <w:r>
+              <w:rPr>
+                <w:rFonts w:ascii="Times New Roman" w:eastAsia="Times New Roman" w:hAnsi="Times New Roman" w:cs="Times New Roman"/>
+                <w:b/>
+                <w:bCs/>
+                <w:color w:val="auto"/>
+                <w:szCs w:val="24"/>
+                <w:lang w:eastAsia="en-IN"/>
+              </w:rPr>
+              <w:t>is undone</w:t>
+            </w:r>
+          </w:p>
+          <w:p>
+            <w:pPr>
+              <w:pStyle w:val="Heading3"/>
+              <w:outlineLvl w:val="2"/>
+              <w:rPr>
+                <w:color w:val="auto"/>
+                <w:sz w:val="27"/>
+              </w:rPr>
+            </w:pPr>
+            <w:r>
+              <w:t>SAVEPOINT vs ROLLBACK</w:t>
+            </w:r>
+          </w:p>
+          <w:p>
+            <w:pPr>
+              <w:pStyle w:val="HTMLPreformatted"/>
+            </w:pPr>
+            <w:r>
+              <w:rPr>
+                <w:rStyle w:val="g"/>
+              </w:rPr>
+              <w:t>ROLLBACK</w:t>
+            </w:r>
+            <w:r>
+              <w:rPr>
+                <w:rStyle w:val="HTMLCode"/>
+                <w:rFonts w:eastAsiaTheme="majorEastAsia"/>
+              </w:rPr>
+              <w:t>;</w:t>
+            </w:r>
+          </w:p>
+          <w:p>
+            <w:pPr>
+              <w:pStyle w:val="NormalWeb"/>
+            </w:pPr>
+            <w:r>
+              <w:rPr>
+                <w:rFonts w:ascii="Segoe UI Symbol" w:hAnsi="Segoe UI Symbol" w:cs="Segoe UI Symbol"/>
+              </w:rPr>
+              <w:t>➡️</w:t>
+            </w:r>
+            <w:r>
+              <w:t xml:space="preserve"> Rolls back the </w:t>
+            </w:r>
+            <w:r>
+              <w:rPr>
+                <w:rStyle w:val="Strong"/>
+              </w:rPr>
+              <w:t>entire transaction</w:t>
+            </w:r>
+            <w:r>
+              <w:t>.</w:t>
+            </w:r>
+          </w:p>
+          <w:p>
+            <w:pPr>
+              <w:pStyle w:val="HTMLPreformatted"/>
+            </w:pPr>
+            <w:r>
+              <w:rPr>
+                <w:rStyle w:val="g"/>
+              </w:rPr>
+              <w:t>ROLLBACK</w:t>
+            </w:r>
+            <w:r>
+              <w:rPr>
+                <w:rStyle w:val="HTMLCode"/>
+                <w:rFonts w:eastAsiaTheme="majorEastAsia"/>
+              </w:rPr>
+              <w:t xml:space="preserve"> </w:t>
+            </w:r>
+            <w:r>
+              <w:rPr>
+                <w:rStyle w:val="g"/>
+              </w:rPr>
+              <w:t>TO</w:t>
+            </w:r>
+            <w:r>
+              <w:rPr>
+                <w:rStyle w:val="HTMLCode"/>
+                <w:rFonts w:eastAsiaTheme="majorEastAsia"/>
+              </w:rPr>
+              <w:t xml:space="preserve"> after_transfer;</w:t>
+            </w:r>
+          </w:p>
+          <w:p>
+            <w:pPr>
+              <w:pStyle w:val="NormalWeb"/>
+            </w:pPr>
+            <w:r>
+              <w:rPr>
+                <w:rFonts w:ascii="Segoe UI Symbol" w:hAnsi="Segoe UI Symbol" w:cs="Segoe UI Symbol"/>
+              </w:rPr>
+              <w:t>➡</w:t>
+            </w:r>
+            <w:r>
+              <w:t xml:space="preserve">️ Rolls back only the changes </w:t>
+            </w:r>
+            <w:r>
+              <w:rPr>
+                <w:rStyle w:val="Strong"/>
+              </w:rPr>
+              <w:t>after that savepoint</w:t>
+            </w:r>
+            <w:r>
+              <w:t>.</w:t>
+            </w:r>
+          </w:p>
           <w:p>
             <w:pPr>
               <w:pStyle w:val="blue"/>
@@ -30111,6 +35843,119 @@
     </w:lvl>
   </w:abstractNum>
   <w:abstractNum w:abstractNumId="13">
+    <w:nsid w:val="46A144E9"/>
+    <w:multiLevelType w:val="multilevel"/>
+    <w:tmpl w:val="A7700176"/>
+    <w:lvl w:ilvl="0">
+      <w:start w:val="1"/>
+      <w:numFmt w:val="decimal"/>
+      <w:lvlText w:val="%1."/>
+      <w:lvlJc w:val="left"/>
+      <w:pPr>
+        <w:tabs>
+          <w:tab w:val="num" w:pos="720"/>
+        </w:tabs>
+        <w:ind w:left="720" w:hanging="360"/>
+      </w:pPr>
+    </w:lvl>
+    <w:lvl w:ilvl="1" w:tentative="1">
+      <w:start w:val="1"/>
+      <w:numFmt w:val="decimal"/>
+      <w:lvlText w:val="%2."/>
+      <w:lvlJc w:val="left"/>
+      <w:pPr>
+        <w:tabs>
+          <w:tab w:val="num" w:pos="1440"/>
+        </w:tabs>
+        <w:ind w:left="1440" w:hanging="360"/>
+      </w:pPr>
+    </w:lvl>
+    <w:lvl w:ilvl="2" w:tentative="1">
+      <w:start w:val="1"/>
+      <w:numFmt w:val="decimal"/>
+      <w:lvlText w:val="%3."/>
+      <w:lvlJc w:val="left"/>
+      <w:pPr>
+        <w:tabs>
+          <w:tab w:val="num" w:pos="2160"/>
+        </w:tabs>
+        <w:ind w:left="2160" w:hanging="360"/>
+      </w:pPr>
+    </w:lvl>
+    <w:lvl w:ilvl="3" w:tentative="1">
+      <w:start w:val="1"/>
+      <w:numFmt w:val="decimal"/>
+      <w:lvlText w:val="%4."/>
+      <w:lvlJc w:val="left"/>
+      <w:pPr>
+        <w:tabs>
+          <w:tab w:val="num" w:pos="2880"/>
+        </w:tabs>
+        <w:ind w:left="2880" w:hanging="360"/>
+      </w:pPr>
+    </w:lvl>
+    <w:lvl w:ilvl="4" w:tentative="1">
+      <w:start w:val="1"/>
+      <w:numFmt w:val="decimal"/>
+      <w:lvlText w:val="%5."/>
+      <w:lvlJc w:val="left"/>
+      <w:pPr>
+        <w:tabs>
+          <w:tab w:val="num" w:pos="3600"/>
+        </w:tabs>
+        <w:ind w:left="3600" w:hanging="360"/>
+      </w:pPr>
+    </w:lvl>
+    <w:lvl w:ilvl="5" w:tentative="1">
+      <w:start w:val="1"/>
+      <w:numFmt w:val="decimal"/>
+      <w:lvlText w:val="%6."/>
+      <w:lvlJc w:val="left"/>
+      <w:pPr>
+        <w:tabs>
+          <w:tab w:val="num" w:pos="4320"/>
+        </w:tabs>
+        <w:ind w:left="4320" w:hanging="360"/>
+      </w:pPr>
+    </w:lvl>
+    <w:lvl w:ilvl="6" w:tentative="1">
+      <w:start w:val="1"/>
+      <w:numFmt w:val="decimal"/>
+      <w:lvlText w:val="%7."/>
+      <w:lvlJc w:val="left"/>
+      <w:pPr>
+        <w:tabs>
+          <w:tab w:val="num" w:pos="5040"/>
+        </w:tabs>
+        <w:ind w:left="5040" w:hanging="360"/>
+      </w:pPr>
+    </w:lvl>
+    <w:lvl w:ilvl="7" w:tentative="1">
+      <w:start w:val="1"/>
+      <w:numFmt w:val="decimal"/>
+      <w:lvlText w:val="%8."/>
+      <w:lvlJc w:val="left"/>
+      <w:pPr>
+        <w:tabs>
+          <w:tab w:val="num" w:pos="5760"/>
+        </w:tabs>
+        <w:ind w:left="5760" w:hanging="360"/>
+      </w:pPr>
+    </w:lvl>
+    <w:lvl w:ilvl="8" w:tentative="1">
+      <w:start w:val="1"/>
+      <w:numFmt w:val="decimal"/>
+      <w:lvlText w:val="%9."/>
+      <w:lvlJc w:val="left"/>
+      <w:pPr>
+        <w:tabs>
+          <w:tab w:val="num" w:pos="6480"/>
+        </w:tabs>
+        <w:ind w:left="6480" w:hanging="360"/>
+      </w:pPr>
+    </w:lvl>
+  </w:abstractNum>
+  <w:abstractNum w:abstractNumId="14">
     <w:nsid w:val="47F30992"/>
     <w:multiLevelType w:val="multilevel"/>
     <w:tmpl w:val="4BAA301A"/>
@@ -30255,7 +36100,7 @@
       </w:rPr>
     </w:lvl>
   </w:abstractNum>
-  <w:abstractNum w:abstractNumId="14">
+  <w:abstractNum w:abstractNumId="15">
     <w:nsid w:val="481C1E7E"/>
     <w:multiLevelType w:val="multilevel"/>
     <w:tmpl w:val="19E238BC"/>
@@ -30404,7 +36249,7 @@
       </w:rPr>
     </w:lvl>
   </w:abstractNum>
-  <w:abstractNum w:abstractNumId="15">
+  <w:abstractNum w:abstractNumId="16">
     <w:nsid w:val="499760EE"/>
     <w:multiLevelType w:val="multilevel"/>
     <w:tmpl w:val="AC5E1228"/>
@@ -30553,7 +36398,7 @@
       </w:rPr>
     </w:lvl>
   </w:abstractNum>
-  <w:abstractNum w:abstractNumId="16">
+  <w:abstractNum w:abstractNumId="17">
     <w:nsid w:val="4A6F4872"/>
     <w:multiLevelType w:val="multilevel"/>
     <w:tmpl w:val="03E6CEC0"/>
@@ -30702,7 +36547,7 @@
       </w:rPr>
     </w:lvl>
   </w:abstractNum>
-  <w:abstractNum w:abstractNumId="17">
+  <w:abstractNum w:abstractNumId="18">
     <w:nsid w:val="4A9B6D69"/>
     <w:multiLevelType w:val="multilevel"/>
     <w:tmpl w:val="6724481A"/>
@@ -30851,7 +36696,7 @@
       </w:rPr>
     </w:lvl>
   </w:abstractNum>
-  <w:abstractNum w:abstractNumId="18">
+  <w:abstractNum w:abstractNumId="19">
     <w:nsid w:val="4EE44D35"/>
     <w:multiLevelType w:val="multilevel"/>
     <w:tmpl w:val="760C2980"/>
@@ -31000,7 +36845,7 @@
       </w:rPr>
     </w:lvl>
   </w:abstractNum>
-  <w:abstractNum w:abstractNumId="19">
+  <w:abstractNum w:abstractNumId="20">
     <w:nsid w:val="54CC56B0"/>
     <w:multiLevelType w:val="multilevel"/>
     <w:tmpl w:val="B63EDD28"/>
@@ -31149,7 +36994,7 @@
       </w:rPr>
     </w:lvl>
   </w:abstractNum>
-  <w:abstractNum w:abstractNumId="20">
+  <w:abstractNum w:abstractNumId="21">
     <w:nsid w:val="5714602F"/>
     <w:multiLevelType w:val="multilevel"/>
     <w:tmpl w:val="67743250"/>
@@ -31298,7 +37143,7 @@
       </w:rPr>
     </w:lvl>
   </w:abstractNum>
-  <w:abstractNum w:abstractNumId="21">
+  <w:abstractNum w:abstractNumId="22">
     <w:nsid w:val="57341E97"/>
     <w:multiLevelType w:val="multilevel"/>
     <w:tmpl w:val="73FAB51E"/>
@@ -31411,7 +37256,156 @@
       </w:pPr>
     </w:lvl>
   </w:abstractNum>
-  <w:abstractNum w:abstractNumId="22">
+  <w:abstractNum w:abstractNumId="23">
+    <w:nsid w:val="5FFB7310"/>
+    <w:multiLevelType w:val="multilevel"/>
+    <w:tmpl w:val="DBF85694"/>
+    <w:lvl w:ilvl="0">
+      <w:start w:val="1"/>
+      <w:numFmt w:val="bullet"/>
+      <w:lvlText w:val=""/>
+      <w:lvlJc w:val="left"/>
+      <w:pPr>
+        <w:tabs>
+          <w:tab w:val="num" w:pos="720"/>
+        </w:tabs>
+        <w:ind w:left="720" w:hanging="360"/>
+      </w:pPr>
+      <w:rPr>
+        <w:rFonts w:ascii="Symbol" w:hAnsi="Symbol" w:hint="default"/>
+        <w:sz w:val="20"/>
+      </w:rPr>
+    </w:lvl>
+    <w:lvl w:ilvl="1" w:tentative="1">
+      <w:start w:val="1"/>
+      <w:numFmt w:val="bullet"/>
+      <w:lvlText w:val="o"/>
+      <w:lvlJc w:val="left"/>
+      <w:pPr>
+        <w:tabs>
+          <w:tab w:val="num" w:pos="1440"/>
+        </w:tabs>
+        <w:ind w:left="1440" w:hanging="360"/>
+      </w:pPr>
+      <w:rPr>
+        <w:rFonts w:ascii="Courier New" w:hAnsi="Courier New" w:hint="default"/>
+        <w:sz w:val="20"/>
+      </w:rPr>
+    </w:lvl>
+    <w:lvl w:ilvl="2" w:tentative="1">
+      <w:start w:val="1"/>
+      <w:numFmt w:val="bullet"/>
+      <w:lvlText w:val=""/>
+      <w:lvlJc w:val="left"/>
+      <w:pPr>
+        <w:tabs>
+          <w:tab w:val="num" w:pos="2160"/>
+        </w:tabs>
+        <w:ind w:left="2160" w:hanging="360"/>
+      </w:pPr>
+      <w:rPr>
+        <w:rFonts w:ascii="Wingdings" w:hAnsi="Wingdings" w:hint="default"/>
+        <w:sz w:val="20"/>
+      </w:rPr>
+    </w:lvl>
+    <w:lvl w:ilvl="3" w:tentative="1">
+      <w:start w:val="1"/>
+      <w:numFmt w:val="bullet"/>
+      <w:lvlText w:val=""/>
+      <w:lvlJc w:val="left"/>
+      <w:pPr>
+        <w:tabs>
+          <w:tab w:val="num" w:pos="2880"/>
+        </w:tabs>
+        <w:ind w:left="2880" w:hanging="360"/>
+      </w:pPr>
+      <w:rPr>
+        <w:rFonts w:ascii="Wingdings" w:hAnsi="Wingdings" w:hint="default"/>
+        <w:sz w:val="20"/>
+      </w:rPr>
+    </w:lvl>
+    <w:lvl w:ilvl="4" w:tentative="1">
+      <w:start w:val="1"/>
+      <w:numFmt w:val="bullet"/>
+      <w:lvlText w:val=""/>
+      <w:lvlJc w:val="left"/>
+      <w:pPr>
+        <w:tabs>
+          <w:tab w:val="num" w:pos="3600"/>
+        </w:tabs>
+        <w:ind w:left="3600" w:hanging="360"/>
+      </w:pPr>
+      <w:rPr>
+        <w:rFonts w:ascii="Wingdings" w:hAnsi="Wingdings" w:hint="default"/>
+        <w:sz w:val="20"/>
+      </w:rPr>
+    </w:lvl>
+    <w:lvl w:ilvl="5" w:tentative="1">
+      <w:start w:val="1"/>
+      <w:numFmt w:val="bullet"/>
+      <w:lvlText w:val=""/>
+      <w:lvlJc w:val="left"/>
+      <w:pPr>
+        <w:tabs>
+          <w:tab w:val="num" w:pos="4320"/>
+        </w:tabs>
+        <w:ind w:left="4320" w:hanging="360"/>
+      </w:pPr>
+      <w:rPr>
+        <w:rFonts w:ascii="Wingdings" w:hAnsi="Wingdings" w:hint="default"/>
+        <w:sz w:val="20"/>
+      </w:rPr>
+    </w:lvl>
+    <w:lvl w:ilvl="6" w:tentative="1">
+      <w:start w:val="1"/>
+      <w:numFmt w:val="bullet"/>
+      <w:lvlText w:val=""/>
+      <w:lvlJc w:val="left"/>
+      <w:pPr>
+        <w:tabs>
+          <w:tab w:val="num" w:pos="5040"/>
+        </w:tabs>
+        <w:ind w:left="5040" w:hanging="360"/>
+      </w:pPr>
+      <w:rPr>
+        <w:rFonts w:ascii="Wingdings" w:hAnsi="Wingdings" w:hint="default"/>
+        <w:sz w:val="20"/>
+      </w:rPr>
+    </w:lvl>
+    <w:lvl w:ilvl="7" w:tentative="1">
+      <w:start w:val="1"/>
+      <w:numFmt w:val="bullet"/>
+      <w:lvlText w:val=""/>
+      <w:lvlJc w:val="left"/>
+      <w:pPr>
+        <w:tabs>
+          <w:tab w:val="num" w:pos="5760"/>
+        </w:tabs>
+        <w:ind w:left="5760" w:hanging="360"/>
+      </w:pPr>
+      <w:rPr>
+        <w:rFonts w:ascii="Wingdings" w:hAnsi="Wingdings" w:hint="default"/>
+        <w:sz w:val="20"/>
+      </w:rPr>
+    </w:lvl>
+    <w:lvl w:ilvl="8" w:tentative="1">
+      <w:start w:val="1"/>
+      <w:numFmt w:val="bullet"/>
+      <w:lvlText w:val=""/>
+      <w:lvlJc w:val="left"/>
+      <w:pPr>
+        <w:tabs>
+          <w:tab w:val="num" w:pos="6480"/>
+        </w:tabs>
+        <w:ind w:left="6480" w:hanging="360"/>
+      </w:pPr>
+      <w:rPr>
+        <w:rFonts w:ascii="Wingdings" w:hAnsi="Wingdings" w:hint="default"/>
+        <w:sz w:val="20"/>
+      </w:rPr>
+    </w:lvl>
+  </w:abstractNum>
+  <w:abstractNum w:abstractNumId="24">
     <w:nsid w:val="6DD71F69"/>
     <w:multiLevelType w:val="multilevel"/>
     <w:tmpl w:val="8D4ADD8A"/>
@@ -31560,7 +37554,156 @@
       </w:rPr>
     </w:lvl>
   </w:abstractNum>
-  <w:abstractNum w:abstractNumId="23">
+  <w:abstractNum w:abstractNumId="25">
+    <w:nsid w:val="72963A24"/>
+    <w:multiLevelType w:val="multilevel"/>
+    <w:tmpl w:val="4F9CA84C"/>
+    <w:lvl w:ilvl="0">
+      <w:start w:val="1"/>
+      <w:numFmt w:val="bullet"/>
+      <w:lvlText w:val=""/>
+      <w:lvlJc w:val="left"/>
+      <w:pPr>
+        <w:tabs>
+          <w:tab w:val="num" w:pos="720"/>
+        </w:tabs>
+        <w:ind w:left="720" w:hanging="360"/>
+      </w:pPr>
+      <w:rPr>
+        <w:rFonts w:ascii="Symbol" w:hAnsi="Symbol" w:hint="default"/>
+        <w:sz w:val="20"/>
+      </w:rPr>
+    </w:lvl>
+    <w:lvl w:ilvl="1" w:tentative="1">
+      <w:start w:val="1"/>
+      <w:numFmt w:val="bullet"/>
+      <w:lvlText w:val="o"/>
+      <w:lvlJc w:val="left"/>
+      <w:pPr>
+        <w:tabs>
+          <w:tab w:val="num" w:pos="1440"/>
+        </w:tabs>
+        <w:ind w:left="1440" w:hanging="360"/>
+      </w:pPr>
+      <w:rPr>
+        <w:rFonts w:ascii="Courier New" w:hAnsi="Courier New" w:hint="default"/>
+        <w:sz w:val="20"/>
+      </w:rPr>
+    </w:lvl>
+    <w:lvl w:ilvl="2" w:tentative="1">
+      <w:start w:val="1"/>
+      <w:numFmt w:val="bullet"/>
+      <w:lvlText w:val=""/>
+      <w:lvlJc w:val="left"/>
+      <w:pPr>
+        <w:tabs>
+          <w:tab w:val="num" w:pos="2160"/>
+        </w:tabs>
+        <w:ind w:left="2160" w:hanging="360"/>
+      </w:pPr>
+      <w:rPr>
+        <w:rFonts w:ascii="Wingdings" w:hAnsi="Wingdings" w:hint="default"/>
+        <w:sz w:val="20"/>
+      </w:rPr>
+    </w:lvl>
+    <w:lvl w:ilvl="3" w:tentative="1">
+      <w:start w:val="1"/>
+      <w:numFmt w:val="bullet"/>
+      <w:lvlText w:val=""/>
+      <w:lvlJc w:val="left"/>
+      <w:pPr>
+        <w:tabs>
+          <w:tab w:val="num" w:pos="2880"/>
+        </w:tabs>
+        <w:ind w:left="2880" w:hanging="360"/>
+      </w:pPr>
+      <w:rPr>
+        <w:rFonts w:ascii="Wingdings" w:hAnsi="Wingdings" w:hint="default"/>
+        <w:sz w:val="20"/>
+      </w:rPr>
+    </w:lvl>
+    <w:lvl w:ilvl="4" w:tentative="1">
+      <w:start w:val="1"/>
+      <w:numFmt w:val="bullet"/>
+      <w:lvlText w:val=""/>
+      <w:lvlJc w:val="left"/>
+      <w:pPr>
+        <w:tabs>
+          <w:tab w:val="num" w:pos="3600"/>
+        </w:tabs>
+        <w:ind w:left="3600" w:hanging="360"/>
+      </w:pPr>
+      <w:rPr>
+        <w:rFonts w:ascii="Wingdings" w:hAnsi="Wingdings" w:hint="default"/>
+        <w:sz w:val="20"/>
+      </w:rPr>
+    </w:lvl>
+    <w:lvl w:ilvl="5" w:tentative="1">
+      <w:start w:val="1"/>
+      <w:numFmt w:val="bullet"/>
+      <w:lvlText w:val=""/>
+      <w:lvlJc w:val="left"/>
+      <w:pPr>
+        <w:tabs>
+          <w:tab w:val="num" w:pos="4320"/>
+        </w:tabs>
+        <w:ind w:left="4320" w:hanging="360"/>
+      </w:pPr>
+      <w:rPr>
+        <w:rFonts w:ascii="Wingdings" w:hAnsi="Wingdings" w:hint="default"/>
+        <w:sz w:val="20"/>
+      </w:rPr>
+    </w:lvl>
+    <w:lvl w:ilvl="6" w:tentative="1">
+      <w:start w:val="1"/>
+      <w:numFmt w:val="bullet"/>
+      <w:lvlText w:val=""/>
+      <w:lvlJc w:val="left"/>
+      <w:pPr>
+        <w:tabs>
+          <w:tab w:val="num" w:pos="5040"/>
+        </w:tabs>
+        <w:ind w:left="5040" w:hanging="360"/>
+      </w:pPr>
+      <w:rPr>
+        <w:rFonts w:ascii="Wingdings" w:hAnsi="Wingdings" w:hint="default"/>
+        <w:sz w:val="20"/>
+      </w:rPr>
+    </w:lvl>
+    <w:lvl w:ilvl="7" w:tentative="1">
+      <w:start w:val="1"/>
+      <w:numFmt w:val="bullet"/>
+      <w:lvlText w:val=""/>
+      <w:lvlJc w:val="left"/>
+      <w:pPr>
+        <w:tabs>
+          <w:tab w:val="num" w:pos="5760"/>
+        </w:tabs>
+        <w:ind w:left="5760" w:hanging="360"/>
+      </w:pPr>
+      <w:rPr>
+        <w:rFonts w:ascii="Wingdings" w:hAnsi="Wingdings" w:hint="default"/>
+        <w:sz w:val="20"/>
+      </w:rPr>
+    </w:lvl>
+    <w:lvl w:ilvl="8" w:tentative="1">
+      <w:start w:val="1"/>
+      <w:numFmt w:val="bullet"/>
+      <w:lvlText w:val=""/>
+      <w:lvlJc w:val="left"/>
+      <w:pPr>
+        <w:tabs>
+          <w:tab w:val="num" w:pos="6480"/>
+        </w:tabs>
+        <w:ind w:left="6480" w:hanging="360"/>
+      </w:pPr>
+      <w:rPr>
+        <w:rFonts w:ascii="Wingdings" w:hAnsi="Wingdings" w:hint="default"/>
+        <w:sz w:val="20"/>
+      </w:rPr>
+    </w:lvl>
+  </w:abstractNum>
+  <w:abstractNum w:abstractNumId="26">
     <w:nsid w:val="73A27118"/>
     <w:multiLevelType w:val="multilevel"/>
     <w:tmpl w:val="DA46320E"/>
@@ -31709,7 +37852,156 @@
       </w:rPr>
     </w:lvl>
   </w:abstractNum>
-  <w:abstractNum w:abstractNumId="24">
+  <w:abstractNum w:abstractNumId="27">
+    <w:nsid w:val="768C178C"/>
+    <w:multiLevelType w:val="multilevel"/>
+    <w:tmpl w:val="F1304BCC"/>
+    <w:lvl w:ilvl="0">
+      <w:start w:val="1"/>
+      <w:numFmt w:val="bullet"/>
+      <w:lvlText w:val=""/>
+      <w:lvlJc w:val="left"/>
+      <w:pPr>
+        <w:tabs>
+          <w:tab w:val="num" w:pos="720"/>
+        </w:tabs>
+        <w:ind w:left="720" w:hanging="360"/>
+      </w:pPr>
+      <w:rPr>
+        <w:rFonts w:ascii="Symbol" w:hAnsi="Symbol" w:hint="default"/>
+        <w:sz w:val="20"/>
+      </w:rPr>
+    </w:lvl>
+    <w:lvl w:ilvl="1" w:tentative="1">
+      <w:start w:val="1"/>
+      <w:numFmt w:val="bullet"/>
+      <w:lvlText w:val="o"/>
+      <w:lvlJc w:val="left"/>
+      <w:pPr>
+        <w:tabs>
+          <w:tab w:val="num" w:pos="1440"/>
+        </w:tabs>
+        <w:ind w:left="1440" w:hanging="360"/>
+      </w:pPr>
+      <w:rPr>
+        <w:rFonts w:ascii="Courier New" w:hAnsi="Courier New" w:hint="default"/>
+        <w:sz w:val="20"/>
+      </w:rPr>
+    </w:lvl>
+    <w:lvl w:ilvl="2" w:tentative="1">
+      <w:start w:val="1"/>
+      <w:numFmt w:val="bullet"/>
+      <w:lvlText w:val=""/>
+      <w:lvlJc w:val="left"/>
+      <w:pPr>
+        <w:tabs>
+          <w:tab w:val="num" w:pos="2160"/>
+        </w:tabs>
+        <w:ind w:left="2160" w:hanging="360"/>
+      </w:pPr>
+      <w:rPr>
+        <w:rFonts w:ascii="Wingdings" w:hAnsi="Wingdings" w:hint="default"/>
+        <w:sz w:val="20"/>
+      </w:rPr>
+    </w:lvl>
+    <w:lvl w:ilvl="3" w:tentative="1">
+      <w:start w:val="1"/>
+      <w:numFmt w:val="bullet"/>
+      <w:lvlText w:val=""/>
+      <w:lvlJc w:val="left"/>
+      <w:pPr>
+        <w:tabs>
+          <w:tab w:val="num" w:pos="2880"/>
+        </w:tabs>
+        <w:ind w:left="2880" w:hanging="360"/>
+      </w:pPr>
+      <w:rPr>
+        <w:rFonts w:ascii="Wingdings" w:hAnsi="Wingdings" w:hint="default"/>
+        <w:sz w:val="20"/>
+      </w:rPr>
+    </w:lvl>
+    <w:lvl w:ilvl="4" w:tentative="1">
+      <w:start w:val="1"/>
+      <w:numFmt w:val="bullet"/>
+      <w:lvlText w:val=""/>
+      <w:lvlJc w:val="left"/>
+      <w:pPr>
+        <w:tabs>
+          <w:tab w:val="num" w:pos="3600"/>
+        </w:tabs>
+        <w:ind w:left="3600" w:hanging="360"/>
+      </w:pPr>
+      <w:rPr>
+        <w:rFonts w:ascii="Wingdings" w:hAnsi="Wingdings" w:hint="default"/>
+        <w:sz w:val="20"/>
+      </w:rPr>
+    </w:lvl>
+    <w:lvl w:ilvl="5" w:tentative="1">
+      <w:start w:val="1"/>
+      <w:numFmt w:val="bullet"/>
+      <w:lvlText w:val=""/>
+      <w:lvlJc w:val="left"/>
+      <w:pPr>
+        <w:tabs>
+          <w:tab w:val="num" w:pos="4320"/>
+        </w:tabs>
+        <w:ind w:left="4320" w:hanging="360"/>
+      </w:pPr>
+      <w:rPr>
+        <w:rFonts w:ascii="Wingdings" w:hAnsi="Wingdings" w:hint="default"/>
+        <w:sz w:val="20"/>
+      </w:rPr>
+    </w:lvl>
+    <w:lvl w:ilvl="6" w:tentative="1">
+      <w:start w:val="1"/>
+      <w:numFmt w:val="bullet"/>
+      <w:lvlText w:val=""/>
+      <w:lvlJc w:val="left"/>
+      <w:pPr>
+        <w:tabs>
+          <w:tab w:val="num" w:pos="5040"/>
+        </w:tabs>
+        <w:ind w:left="5040" w:hanging="360"/>
+      </w:pPr>
+      <w:rPr>
+        <w:rFonts w:ascii="Wingdings" w:hAnsi="Wingdings" w:hint="default"/>
+        <w:sz w:val="20"/>
+      </w:rPr>
+    </w:lvl>
+    <w:lvl w:ilvl="7" w:tentative="1">
+      <w:start w:val="1"/>
+      <w:numFmt w:val="bullet"/>
+      <w:lvlText w:val=""/>
+      <w:lvlJc w:val="left"/>
+      <w:pPr>
+        <w:tabs>
+          <w:tab w:val="num" w:pos="5760"/>
+        </w:tabs>
+        <w:ind w:left="5760" w:hanging="360"/>
+      </w:pPr>
+      <w:rPr>
+        <w:rFonts w:ascii="Wingdings" w:hAnsi="Wingdings" w:hint="default"/>
+        <w:sz w:val="20"/>
+      </w:rPr>
+    </w:lvl>
+    <w:lvl w:ilvl="8" w:tentative="1">
+      <w:start w:val="1"/>
+      <w:numFmt w:val="bullet"/>
+      <w:lvlText w:val=""/>
+      <w:lvlJc w:val="left"/>
+      <w:pPr>
+        <w:tabs>
+          <w:tab w:val="num" w:pos="6480"/>
+        </w:tabs>
+        <w:ind w:left="6480" w:hanging="360"/>
+      </w:pPr>
+      <w:rPr>
+        <w:rFonts w:ascii="Wingdings" w:hAnsi="Wingdings" w:hint="default"/>
+        <w:sz w:val="20"/>
+      </w:rPr>
+    </w:lvl>
+  </w:abstractNum>
+  <w:abstractNum w:abstractNumId="28">
     <w:nsid w:val="769E640E"/>
     <w:multiLevelType w:val="multilevel"/>
     <w:tmpl w:val="7E90F6CC"/>
@@ -31858,7 +38150,7 @@
       </w:rPr>
     </w:lvl>
   </w:abstractNum>
-  <w:abstractNum w:abstractNumId="25">
+  <w:abstractNum w:abstractNumId="29">
     <w:nsid w:val="776369FB"/>
     <w:multiLevelType w:val="multilevel"/>
     <w:tmpl w:val="0FD4B93C"/>
@@ -32007,7 +38299,7 @@
       </w:rPr>
     </w:lvl>
   </w:abstractNum>
-  <w:abstractNum w:abstractNumId="26">
+  <w:abstractNum w:abstractNumId="30">
     <w:nsid w:val="7AF60127"/>
     <w:multiLevelType w:val="multilevel"/>
     <w:tmpl w:val="C48EF70E"/>
@@ -32157,7 +38449,7 @@
     </w:lvl>
   </w:abstractNum>
   <w:num w:numId="1">
-    <w:abstractNumId w:val="18"/>
+    <w:abstractNumId w:val="19"/>
   </w:num>
   <w:num w:numId="2">
     <w:abstractNumId w:val="2"/>
@@ -32172,22 +38464,22 @@
     <w:abstractNumId w:val="1"/>
   </w:num>
   <w:num w:numId="6">
+    <w:abstractNumId w:val="28"/>
+  </w:num>
+  <w:num w:numId="7">
+    <w:abstractNumId w:val="18"/>
+  </w:num>
+  <w:num w:numId="8">
+    <w:abstractNumId w:val="30"/>
+  </w:num>
+  <w:num w:numId="9">
     <w:abstractNumId w:val="24"/>
   </w:num>
-  <w:num w:numId="7">
-    <w:abstractNumId w:val="17"/>
-  </w:num>
-  <w:num w:numId="8">
-    <w:abstractNumId w:val="26"/>
-  </w:num>
-  <w:num w:numId="9">
-    <w:abstractNumId w:val="22"/>
-  </w:num>
   <w:num w:numId="10">
-    <w:abstractNumId w:val="20"/>
+    <w:abstractNumId w:val="21"/>
   </w:num>
   <w:num w:numId="11">
-    <w:abstractNumId w:val="14"/>
+    <w:abstractNumId w:val="15"/>
   </w:num>
   <w:num w:numId="12">
     <w:abstractNumId w:val="7"/>
@@ -32199,16 +38491,16 @@
     <w:abstractNumId w:val="8"/>
   </w:num>
   <w:num w:numId="15">
-    <w:abstractNumId w:val="13"/>
+    <w:abstractNumId w:val="14"/>
   </w:num>
   <w:num w:numId="16">
-    <w:abstractNumId w:val="19"/>
+    <w:abstractNumId w:val="20"/>
   </w:num>
   <w:num w:numId="17">
-    <w:abstractNumId w:val="16"/>
+    <w:abstractNumId w:val="17"/>
   </w:num>
   <w:num w:numId="18">
-    <w:abstractNumId w:val="25"/>
+    <w:abstractNumId w:val="29"/>
   </w:num>
   <w:num w:numId="19">
     <w:abstractNumId w:val="3"/>
@@ -32220,10 +38512,10 @@
     <w:abstractNumId w:val="12"/>
   </w:num>
   <w:num w:numId="22">
-    <w:abstractNumId w:val="15"/>
+    <w:abstractNumId w:val="16"/>
   </w:num>
   <w:num w:numId="23">
-    <w:abstractNumId w:val="21"/>
+    <w:abstractNumId w:val="22"/>
   </w:num>
   <w:num w:numId="24">
     <w:abstractNumId w:val="5"/>
@@ -32235,7 +38527,19 @@
     <w:abstractNumId w:val="9"/>
   </w:num>
   <w:num w:numId="27">
+    <w:abstractNumId w:val="26"/>
+  </w:num>
+  <w:num w:numId="28">
     <w:abstractNumId w:val="23"/>
+  </w:num>
+  <w:num w:numId="29">
+    <w:abstractNumId w:val="13"/>
+  </w:num>
+  <w:num w:numId="30">
+    <w:abstractNumId w:val="27"/>
+  </w:num>
+  <w:num w:numId="31">
+    <w:abstractNumId w:val="25"/>
   </w:num>
   <w:numIdMacAtCleanup w:val="4"/>
 </w:numbering>
@@ -32749,6 +39053,7 @@
   <w:style w:type="character" w:default="1" w:styleId="DefaultParagraphFont">
     <w:name w:val="Default Paragraph Font"/>
     <w:uiPriority w:val="1"/>
+    <w:semiHidden/>
     <w:unhideWhenUsed/>
   </w:style>
   <w:style w:type="table" w:default="1" w:styleId="TableNormal">
@@ -35372,7 +41677,7 @@
 </file>
 
 <file path=customXml/itemProps1.xml><?xml version="1.0" encoding="utf-8"?>
-<ds:datastoreItem xmlns:ds="http://schemas.openxmlformats.org/officeDocument/2006/customXml" ds:itemID="{FA90E909-8570-4275-84AF-9FD19B2F3A1F}">
+<ds:datastoreItem xmlns:ds="http://schemas.openxmlformats.org/officeDocument/2006/customXml" ds:itemID="{5716D5A7-060A-4D9B-BD69-561302495626}">
   <ds:schemaRefs>
     <ds:schemaRef ds:uri="http://schemas.openxmlformats.org/officeDocument/2006/bibliography"/>
   </ds:schemaRefs>
